--- a/requirement-specification-document.docx
+++ b/requirement-specification-document.docx
@@ -43,7 +43,7 @@
                           <pic:cNvPicPr/>
                         </pic:nvPicPr>
                         <pic:blipFill>
-                          <a:blip r:embed="rId7"/>
+                          <a:blip r:embed="rId8"/>
                           <a:stretch>
                             <a:fillRect/>
                           </a:stretch>
@@ -64,7 +64,7 @@
                           <pic:cNvPicPr/>
                         </pic:nvPicPr>
                         <pic:blipFill>
-                          <a:blip r:embed="rId8">
+                          <a:blip r:embed="rId9">
                             <a:extLst>
                               <a:ext uri="{28A0092B-C50C-407E-A947-70E740481C1C}">
                                 <a14:useLocalDpi xmlns:a14="http://schemas.microsoft.com/office/drawing/2010/main" val="0"/>
@@ -113,10 +113,10 @@
                   <o:lock v:ext="edit" aspectratio="t"/>
                 </v:shapetype>
                 <v:shape id="Picture 7" o:spid="_x0000_s1027" type="#_x0000_t75" style="position:absolute;width:16199;height:10799;visibility:visible;mso-wrap-style:square" o:gfxdata="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">
-                  <v:imagedata r:id="rId9" o:title=""/>
+                  <v:imagedata r:id="rId10" o:title=""/>
                 </v:shape>
                 <v:shape id="Picture 9" o:spid="_x0000_s1028" type="#_x0000_t75" style="position:absolute;left:17605;top:1207;width:9741;height:9000;visibility:visible;mso-wrap-style:square" o:gfxdata="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">
-                  <v:imagedata r:id="rId10" o:title=""/>
+                  <v:imagedata r:id="rId11" o:title=""/>
                 </v:shape>
                 <w10:anchorlock/>
               </v:group>
@@ -713,14 +713,46 @@
           <w:rFonts w:asciiTheme="majorBidi" w:hAnsiTheme="majorBidi" w:cstheme="majorBidi"/>
           <w:sz w:val="29"/>
         </w:rPr>
-        <w:t>Supervised by: Dr.</w:t>
-      </w:r>
+        <w:t xml:space="preserve">Supervised by: </w:t>
+      </w:r>
+      <w:proofErr w:type="spellStart"/>
       <w:r>
         <w:rPr>
           <w:rFonts w:asciiTheme="majorBidi" w:hAnsiTheme="majorBidi" w:cstheme="majorBidi"/>
           <w:sz w:val="29"/>
         </w:rPr>
-        <w:t xml:space="preserve">Reem kadry </w:t>
+        <w:t>Dr.</w:t>
+      </w:r>
+      <w:r>
+        <w:rPr>
+          <w:rFonts w:asciiTheme="majorBidi" w:hAnsiTheme="majorBidi" w:cstheme="majorBidi"/>
+          <w:sz w:val="29"/>
+        </w:rPr>
+        <w:t>Reem</w:t>
+      </w:r>
+      <w:proofErr w:type="spellEnd"/>
+      <w:r>
+        <w:rPr>
+          <w:rFonts w:asciiTheme="majorBidi" w:hAnsiTheme="majorBidi" w:cstheme="majorBidi"/>
+          <w:sz w:val="29"/>
+        </w:rPr>
+        <w:t xml:space="preserve"> </w:t>
+      </w:r>
+      <w:proofErr w:type="spellStart"/>
+      <w:r>
+        <w:rPr>
+          <w:rFonts w:asciiTheme="majorBidi" w:hAnsiTheme="majorBidi" w:cstheme="majorBidi"/>
+          <w:sz w:val="29"/>
+        </w:rPr>
+        <w:t>kadry</w:t>
+      </w:r>
+      <w:proofErr w:type="spellEnd"/>
+      <w:r>
+        <w:rPr>
+          <w:rFonts w:asciiTheme="majorBidi" w:hAnsiTheme="majorBidi" w:cstheme="majorBidi"/>
+          <w:sz w:val="29"/>
+        </w:rPr>
+        <w:t xml:space="preserve"> </w:t>
       </w:r>
     </w:p>
     <w:p>
@@ -892,49 +924,21 @@
         <w:rPr>
           <w:rFonts w:asciiTheme="majorBidi" w:hAnsiTheme="majorBidi" w:cstheme="majorBidi"/>
         </w:rPr>
-        <w:t xml:space="preserve"> </w:t>
-      </w:r>
-      <w:r>
-        <w:rPr>
-          <w:rFonts w:asciiTheme="majorBidi" w:hAnsiTheme="majorBidi" w:cstheme="majorBidi"/>
-        </w:rPr>
-        <w:t xml:space="preserve">software engineering team </w:t>
-      </w:r>
+        <w:t xml:space="preserve"> software engineering team </w:t>
+      </w:r>
+      <w:proofErr w:type="gramStart"/>
       <w:r>
         <w:rPr>
           <w:rFonts w:asciiTheme="majorBidi" w:hAnsiTheme="majorBidi" w:cstheme="majorBidi"/>
         </w:rPr>
         <w:t>make</w:t>
       </w:r>
-      <w:r>
-        <w:rPr>
-          <w:rFonts w:asciiTheme="majorBidi" w:hAnsiTheme="majorBidi" w:cstheme="majorBidi"/>
-        </w:rPr>
-        <w:t xml:space="preserve"> meetings with the customer</w:t>
-      </w:r>
-      <w:r>
-        <w:rPr>
-          <w:rFonts w:asciiTheme="majorBidi" w:hAnsiTheme="majorBidi" w:cstheme="majorBidi"/>
-        </w:rPr>
-        <w:t xml:space="preserve"> (Tretto.eg for Clogs</w:t>
-      </w:r>
-      <w:r>
-        <w:rPr>
-          <w:rFonts w:asciiTheme="majorBidi" w:hAnsiTheme="majorBidi" w:cstheme="majorBidi"/>
-        </w:rPr>
-        <w:t xml:space="preserve">, Slippers &amp; Bags) to understand their exact business needs and requirements. During these sessions, the customer requested the development of a Retail Management System for both in-store and online sales. The requirements </w:t>
-      </w:r>
-      <w:r>
-        <w:rPr>
-          <w:rFonts w:asciiTheme="majorBidi" w:hAnsiTheme="majorBidi" w:cstheme="majorBidi"/>
-        </w:rPr>
-        <w:t>collected</w:t>
-      </w:r>
-      <w:r>
-        <w:rPr>
-          <w:rFonts w:asciiTheme="majorBidi" w:hAnsiTheme="majorBidi" w:cstheme="majorBidi"/>
-        </w:rPr>
-        <w:t xml:space="preserve"> from these meetings will be discussed and specified in detail in </w:t>
+      <w:proofErr w:type="gramEnd"/>
+      <w:r>
+        <w:rPr>
+          <w:rFonts w:asciiTheme="majorBidi" w:hAnsiTheme="majorBidi" w:cstheme="majorBidi"/>
+        </w:rPr>
+        <w:t xml:space="preserve"> meetings with the customer (Tretto.eg for Clogs, Slippers &amp; Bags) to understand their exact business needs and requirements. During these sessions, the customer requested the development of a Retail Management System for both in-store and online sales. The requirements collected from these meetings will be discussed and specified in detail in </w:t>
       </w:r>
       <w:r>
         <w:rPr>
@@ -1099,19 +1103,21 @@
         <w:rPr>
           <w:rFonts w:asciiTheme="majorBidi" w:hAnsiTheme="majorBidi" w:cstheme="majorBidi"/>
         </w:rPr>
-        <w:t xml:space="preserve">The product defined as a result of the requirements elicitation process is a Retail Management System developed for Clogs, Slippers &amp; Bags. The system is designed to manage both in-store sales through a Point of Sale (POS) system and online sales operations. It aims to improve customer </w:t>
-      </w:r>
-      <w:r>
-        <w:rPr>
-          <w:rFonts w:asciiTheme="majorBidi" w:hAnsiTheme="majorBidi" w:cstheme="majorBidi"/>
-        </w:rPr>
-        <w:t>experience and</w:t>
-      </w:r>
-      <w:r>
-        <w:rPr>
-          <w:rFonts w:asciiTheme="majorBidi" w:hAnsiTheme="majorBidi" w:cstheme="majorBidi"/>
-        </w:rPr>
-        <w:t xml:space="preserve"> provide management with better control over sales activities.</w:t>
+        <w:t xml:space="preserve">The product defined </w:t>
+      </w:r>
+      <w:proofErr w:type="gramStart"/>
+      <w:r>
+        <w:rPr>
+          <w:rFonts w:asciiTheme="majorBidi" w:hAnsiTheme="majorBidi" w:cstheme="majorBidi"/>
+        </w:rPr>
+        <w:t>as a result of</w:t>
+      </w:r>
+      <w:proofErr w:type="gramEnd"/>
+      <w:r>
+        <w:rPr>
+          <w:rFonts w:asciiTheme="majorBidi" w:hAnsiTheme="majorBidi" w:cstheme="majorBidi"/>
+        </w:rPr>
+        <w:t xml:space="preserve"> the requirements elicitation process is a Retail Management System developed for Clogs, Slippers &amp; Bags. The system is designed to manage both in-store sales through a Point of Sale (POS) system and online sales operations. It aims to improve customer experience and provide management with better control over sales activities.</w:t>
       </w:r>
     </w:p>
     <w:p>
@@ -1160,15 +1166,7 @@
           <w:b/>
           <w:bCs/>
         </w:rPr>
-        <w:t>TRETTO.</w:t>
-      </w:r>
-      <w:r>
-        <w:rPr>
-          <w:rFonts w:asciiTheme="majorBidi" w:hAnsiTheme="majorBidi" w:cstheme="majorBidi"/>
-          <w:b/>
-          <w:bCs/>
-        </w:rPr>
-        <w:t>EG</w:t>
+        <w:t>TRETTO.EG</w:t>
       </w:r>
       <w:r>
         <w:rPr>
@@ -1248,19 +1246,7 @@
         <w:rPr>
           <w:rFonts w:asciiTheme="majorBidi" w:hAnsiTheme="majorBidi" w:cstheme="majorBidi"/>
         </w:rPr>
-        <w:t xml:space="preserve">The Retail Management System provides many functions to support both customers and administrators of Clogs, Slippers &amp; Bags. The system allows users to browse and search for products, manage their shopping cart, complete purchases online, and track their orders. It also supports user authentication, product reviews, Wishlist, and personalized recommendations. On the administrative side, the system enables </w:t>
-      </w:r>
-      <w:r>
-        <w:rPr>
-          <w:rFonts w:asciiTheme="majorBidi" w:hAnsiTheme="majorBidi" w:cstheme="majorBidi"/>
-        </w:rPr>
-        <w:t>product</w:t>
-      </w:r>
-      <w:r>
-        <w:rPr>
-          <w:rFonts w:asciiTheme="majorBidi" w:hAnsiTheme="majorBidi" w:cstheme="majorBidi"/>
-        </w:rPr>
-        <w:t xml:space="preserve"> collections, store locations  and inventory management, order monitoring, and sales reporting. These functions will be discussed in further detail in Section 3.</w:t>
+        <w:t>The Retail Management System provides many functions to support both customers and administrators of Clogs, Slippers &amp; Bags. The system allows users to browse and search for products, manage their shopping cart, complete purchases online, and track their orders. It also supports user authentication, product reviews, Wishlist, and personalized recommendations. On the administrative side, the system enables product collections, store locations  and inventory management, order monitoring, and sales reporting. These functions will be discussed in further detail in Section 3.</w:t>
       </w:r>
     </w:p>
     <w:p>
@@ -1391,19 +1377,7 @@
         <w:rPr>
           <w:rFonts w:asciiTheme="majorBidi" w:hAnsiTheme="majorBidi" w:cstheme="majorBidi"/>
         </w:rPr>
-        <w:t xml:space="preserve">employees such as managers and sales staff who handle in-store POS operations with </w:t>
-      </w:r>
-      <w:r>
-        <w:rPr>
-          <w:rFonts w:asciiTheme="majorBidi" w:hAnsiTheme="majorBidi" w:cstheme="majorBidi"/>
-        </w:rPr>
-        <w:t>computers</w:t>
-      </w:r>
-      <w:r>
-        <w:rPr>
-          <w:rFonts w:asciiTheme="majorBidi" w:hAnsiTheme="majorBidi" w:cstheme="majorBidi"/>
-        </w:rPr>
-        <w:t>, and admin who manages the entire system and is expected to have moderate technical knowledge.</w:t>
+        <w:t>employees such as managers and sales staff who handle in-store POS operations with computers, and admin who manages the entire system and is expected to have moderate technical knowledge.</w:t>
       </w:r>
     </w:p>
     <w:p>
@@ -1524,19 +1498,7 @@
         <w:rPr>
           <w:rFonts w:asciiTheme="majorBidi" w:hAnsiTheme="majorBidi" w:cstheme="majorBidi"/>
         </w:rPr>
-        <w:t xml:space="preserve">expect the system to provide </w:t>
-      </w:r>
-      <w:r>
-        <w:rPr>
-          <w:rFonts w:asciiTheme="majorBidi" w:hAnsiTheme="majorBidi" w:cstheme="majorBidi"/>
-        </w:rPr>
-        <w:t>simple</w:t>
-      </w:r>
-      <w:r>
-        <w:rPr>
-          <w:rFonts w:asciiTheme="majorBidi" w:hAnsiTheme="majorBidi" w:cstheme="majorBidi"/>
-        </w:rPr>
-        <w:t xml:space="preserve"> online shopping experience, a reliable POS for in-store sales, and easy inventory and order management. The overall objective is to replace manual processes with an automated solution that supports the growth of TRETTO.EG.</w:t>
+        <w:t>expect the system to provide simple online shopping experience, a reliable POS for in-store sales, and easy inventory and order management. The overall objective is to replace manual processes with an automated solution that supports the growth of TRETTO.EG.</w:t>
       </w:r>
     </w:p>
     <w:p>
@@ -1771,15 +1733,7 @@
                 <w:sz w:val="20"/>
                 <w:szCs w:val="20"/>
               </w:rPr>
-              <w:t>system</w:t>
-            </w:r>
-            <w:r>
-              <w:rPr>
-                <w:rFonts w:asciiTheme="majorBidi" w:hAnsiTheme="majorBidi" w:cstheme="majorBidi"/>
-                <w:sz w:val="20"/>
-                <w:szCs w:val="20"/>
-              </w:rPr>
-              <w:t xml:space="preserve"> shall allow users to register, log in, and log out</w:t>
+              <w:t>system shall allow users to register, log in, and log out</w:t>
             </w:r>
             <w:r>
               <w:rPr>
@@ -1870,15 +1824,43 @@
                 <w:sz w:val="20"/>
                 <w:szCs w:val="20"/>
               </w:rPr>
-              <w:t xml:space="preserve"> because it</w:t>
-            </w:r>
-            <w:r>
-              <w:rPr>
-                <w:rFonts w:asciiTheme="majorBidi" w:hAnsiTheme="majorBidi" w:cstheme="majorBidi"/>
-                <w:sz w:val="20"/>
-                <w:szCs w:val="20"/>
-              </w:rPr>
-              <w:t xml:space="preserve"> essential requirement as all system features depend on user identification</w:t>
+              <w:t xml:space="preserve"> because </w:t>
+            </w:r>
+            <w:proofErr w:type="gramStart"/>
+            <w:r>
+              <w:rPr>
+                <w:rFonts w:asciiTheme="majorBidi" w:hAnsiTheme="majorBidi" w:cstheme="majorBidi"/>
+                <w:sz w:val="20"/>
+                <w:szCs w:val="20"/>
+              </w:rPr>
+              <w:t>it</w:t>
+            </w:r>
+            <w:proofErr w:type="gramEnd"/>
+            <w:r>
+              <w:rPr>
+                <w:rFonts w:asciiTheme="majorBidi" w:hAnsiTheme="majorBidi" w:cstheme="majorBidi"/>
+                <w:sz w:val="20"/>
+                <w:szCs w:val="20"/>
+              </w:rPr>
+              <w:t xml:space="preserve"> </w:t>
+            </w:r>
+            <w:proofErr w:type="gramStart"/>
+            <w:r>
+              <w:rPr>
+                <w:rFonts w:asciiTheme="majorBidi" w:hAnsiTheme="majorBidi" w:cstheme="majorBidi"/>
+                <w:sz w:val="20"/>
+                <w:szCs w:val="20"/>
+              </w:rPr>
+              <w:t>essential</w:t>
+            </w:r>
+            <w:proofErr w:type="gramEnd"/>
+            <w:r>
+              <w:rPr>
+                <w:rFonts w:asciiTheme="majorBidi" w:hAnsiTheme="majorBidi" w:cstheme="majorBidi"/>
+                <w:sz w:val="20"/>
+                <w:szCs w:val="20"/>
+              </w:rPr>
+              <w:t xml:space="preserve"> requirement as all system features depend on user identification</w:t>
             </w:r>
             <w:r>
               <w:rPr>
@@ -2028,15 +2010,7 @@
                 <w:sz w:val="20"/>
                 <w:szCs w:val="20"/>
               </w:rPr>
-              <w:t>can be implemented in the early stages of development</w:t>
-            </w:r>
-            <w:r>
-              <w:rPr>
-                <w:rFonts w:asciiTheme="majorBidi" w:hAnsiTheme="majorBidi" w:cstheme="majorBidi"/>
-                <w:sz w:val="20"/>
-                <w:szCs w:val="20"/>
-              </w:rPr>
-              <w:t>.</w:t>
+              <w:t>can be implemented in the early stages of development.</w:t>
             </w:r>
           </w:p>
         </w:tc>
@@ -2103,15 +2077,7 @@
                 <w:sz w:val="20"/>
                 <w:szCs w:val="20"/>
               </w:rPr>
-              <w:t>Email delivery failures may prevent password recovery</w:t>
-            </w:r>
-            <w:r>
-              <w:rPr>
-                <w:rFonts w:asciiTheme="majorBidi" w:hAnsiTheme="majorBidi" w:cstheme="majorBidi"/>
-                <w:sz w:val="20"/>
-                <w:szCs w:val="20"/>
-              </w:rPr>
-              <w:t>.</w:t>
+              <w:t>Email delivery failures may prevent password recovery.</w:t>
             </w:r>
           </w:p>
         </w:tc>
@@ -2141,13 +2107,41 @@
                 <w:szCs w:val="20"/>
               </w:rPr>
             </w:pPr>
-            <w:r>
-              <w:rPr>
-                <w:rFonts w:asciiTheme="majorBidi" w:hAnsiTheme="majorBidi" w:cstheme="majorBidi"/>
-                <w:sz w:val="20"/>
-                <w:szCs w:val="20"/>
-              </w:rPr>
-              <w:t>Dependencies with other requirements</w:t>
+            <w:proofErr w:type="gramStart"/>
+            <w:r>
+              <w:rPr>
+                <w:rFonts w:asciiTheme="majorBidi" w:hAnsiTheme="majorBidi" w:cstheme="majorBidi"/>
+                <w:sz w:val="20"/>
+                <w:szCs w:val="20"/>
+              </w:rPr>
+              <w:t>Dependencies</w:t>
+            </w:r>
+            <w:proofErr w:type="gramEnd"/>
+            <w:r>
+              <w:rPr>
+                <w:rFonts w:asciiTheme="majorBidi" w:hAnsiTheme="majorBidi" w:cstheme="majorBidi"/>
+                <w:sz w:val="20"/>
+                <w:szCs w:val="20"/>
+              </w:rPr>
+              <w:t xml:space="preserve"> </w:t>
+            </w:r>
+            <w:proofErr w:type="gramStart"/>
+            <w:r>
+              <w:rPr>
+                <w:rFonts w:asciiTheme="majorBidi" w:hAnsiTheme="majorBidi" w:cstheme="majorBidi"/>
+                <w:sz w:val="20"/>
+                <w:szCs w:val="20"/>
+              </w:rPr>
+              <w:t>with</w:t>
+            </w:r>
+            <w:proofErr w:type="gramEnd"/>
+            <w:r>
+              <w:rPr>
+                <w:rFonts w:asciiTheme="majorBidi" w:hAnsiTheme="majorBidi" w:cstheme="majorBidi"/>
+                <w:sz w:val="20"/>
+                <w:szCs w:val="20"/>
+              </w:rPr>
+              <w:t xml:space="preserve"> other requirements</w:t>
             </w:r>
           </w:p>
         </w:tc>
@@ -2376,15 +2370,7 @@
                 <w:sz w:val="20"/>
                 <w:szCs w:val="20"/>
               </w:rPr>
-              <w:t xml:space="preserve"> </w:t>
-            </w:r>
-            <w:r>
-              <w:rPr>
-                <w:rFonts w:asciiTheme="majorBidi" w:hAnsiTheme="majorBidi" w:cstheme="majorBidi"/>
-                <w:sz w:val="20"/>
-                <w:szCs w:val="20"/>
-              </w:rPr>
-              <w:t>(</w:t>
+              <w:t xml:space="preserve"> (</w:t>
             </w:r>
             <w:r>
               <w:rPr>
@@ -2432,15 +2418,7 @@
                 <w:sz w:val="20"/>
                 <w:szCs w:val="20"/>
               </w:rPr>
-              <w:t>)</w:t>
-            </w:r>
-            <w:r>
-              <w:rPr>
-                <w:rFonts w:asciiTheme="majorBidi" w:hAnsiTheme="majorBidi" w:cstheme="majorBidi"/>
-                <w:sz w:val="20"/>
-                <w:szCs w:val="20"/>
-              </w:rPr>
-              <w:t>.</w:t>
+              <w:t>).</w:t>
             </w:r>
           </w:p>
         </w:tc>
@@ -2610,15 +2588,7 @@
                 <w:sz w:val="20"/>
                 <w:szCs w:val="20"/>
               </w:rPr>
-              <w:t>em</w:t>
-            </w:r>
-            <w:r>
-              <w:rPr>
-                <w:rFonts w:asciiTheme="majorBidi" w:hAnsiTheme="majorBidi" w:cstheme="majorBidi"/>
-                <w:sz w:val="20"/>
-                <w:szCs w:val="20"/>
-              </w:rPr>
-              <w:t xml:space="preserve"> shall allow users to view clogs, slippers, and bags with full details including price, description, available sizes, stock status, and multiple images.</w:t>
+              <w:t>em shall allow users to view clogs, slippers, and bags with full details including price, description, available sizes, stock status, and multiple images.</w:t>
             </w:r>
           </w:p>
         </w:tc>
@@ -2695,6 +2665,7 @@
               </w:rPr>
               <w:t xml:space="preserve"> </w:t>
             </w:r>
+            <w:proofErr w:type="gramStart"/>
             <w:r>
               <w:rPr>
                 <w:rFonts w:asciiTheme="majorBidi" w:hAnsiTheme="majorBidi" w:cstheme="majorBidi"/>
@@ -2703,21 +2674,14 @@
               </w:rPr>
               <w:t>because</w:t>
             </w:r>
-            <w:r>
-              <w:rPr>
-                <w:rFonts w:asciiTheme="majorBidi" w:hAnsiTheme="majorBidi" w:cstheme="majorBidi"/>
-                <w:sz w:val="20"/>
-                <w:szCs w:val="20"/>
-              </w:rPr>
-              <w:t xml:space="preserve"> </w:t>
-            </w:r>
-            <w:r>
-              <w:rPr>
-                <w:rFonts w:asciiTheme="majorBidi" w:hAnsiTheme="majorBidi" w:cstheme="majorBidi"/>
-                <w:sz w:val="20"/>
-                <w:szCs w:val="20"/>
-              </w:rPr>
-              <w:t>core requirement as customers need to view products before making any purchase decision.</w:t>
+            <w:proofErr w:type="gramEnd"/>
+            <w:r>
+              <w:rPr>
+                <w:rFonts w:asciiTheme="majorBidi" w:hAnsiTheme="majorBidi" w:cstheme="majorBidi"/>
+                <w:sz w:val="20"/>
+                <w:szCs w:val="20"/>
+              </w:rPr>
+              <w:t xml:space="preserve"> core requirement as customers need to view products before making any purchase decision.</w:t>
             </w:r>
           </w:p>
         </w:tc>
@@ -2851,7 +2815,16 @@
                 <w:sz w:val="20"/>
                 <w:szCs w:val="20"/>
               </w:rPr>
-              <w:t>requires product database setup and image storage management.</w:t>
+              <w:t xml:space="preserve">requires product database setup and image storage </w:t>
+            </w:r>
+            <w:proofErr w:type="gramStart"/>
+            <w:r>
+              <w:rPr>
+                <w:rFonts w:asciiTheme="majorBidi" w:hAnsiTheme="majorBidi" w:cstheme="majorBidi"/>
+                <w:sz w:val="20"/>
+                <w:szCs w:val="20"/>
+              </w:rPr>
+              <w:t>management.</w:t>
             </w:r>
             <w:r>
               <w:rPr>
@@ -2861,6 +2834,7 @@
               </w:rPr>
               <w:t>.</w:t>
             </w:r>
+            <w:proofErr w:type="gramEnd"/>
           </w:p>
         </w:tc>
       </w:tr>
@@ -2964,13 +2938,41 @@
                 <w:szCs w:val="20"/>
               </w:rPr>
             </w:pPr>
-            <w:r>
-              <w:rPr>
-                <w:rFonts w:asciiTheme="majorBidi" w:hAnsiTheme="majorBidi" w:cstheme="majorBidi"/>
-                <w:sz w:val="20"/>
-                <w:szCs w:val="20"/>
-              </w:rPr>
-              <w:t>Dependencies with other requirements</w:t>
+            <w:proofErr w:type="gramStart"/>
+            <w:r>
+              <w:rPr>
+                <w:rFonts w:asciiTheme="majorBidi" w:hAnsiTheme="majorBidi" w:cstheme="majorBidi"/>
+                <w:sz w:val="20"/>
+                <w:szCs w:val="20"/>
+              </w:rPr>
+              <w:t>Dependencies</w:t>
+            </w:r>
+            <w:proofErr w:type="gramEnd"/>
+            <w:r>
+              <w:rPr>
+                <w:rFonts w:asciiTheme="majorBidi" w:hAnsiTheme="majorBidi" w:cstheme="majorBidi"/>
+                <w:sz w:val="20"/>
+                <w:szCs w:val="20"/>
+              </w:rPr>
+              <w:t xml:space="preserve"> </w:t>
+            </w:r>
+            <w:proofErr w:type="gramStart"/>
+            <w:r>
+              <w:rPr>
+                <w:rFonts w:asciiTheme="majorBidi" w:hAnsiTheme="majorBidi" w:cstheme="majorBidi"/>
+                <w:sz w:val="20"/>
+                <w:szCs w:val="20"/>
+              </w:rPr>
+              <w:t>with</w:t>
+            </w:r>
+            <w:proofErr w:type="gramEnd"/>
+            <w:r>
+              <w:rPr>
+                <w:rFonts w:asciiTheme="majorBidi" w:hAnsiTheme="majorBidi" w:cstheme="majorBidi"/>
+                <w:sz w:val="20"/>
+                <w:szCs w:val="20"/>
+              </w:rPr>
+              <w:t xml:space="preserve"> other requirements</w:t>
             </w:r>
           </w:p>
         </w:tc>
@@ -3713,13 +3715,41 @@
                 <w:szCs w:val="20"/>
               </w:rPr>
             </w:pPr>
-            <w:r>
-              <w:rPr>
-                <w:rFonts w:asciiTheme="majorBidi" w:hAnsiTheme="majorBidi" w:cstheme="majorBidi"/>
-                <w:sz w:val="20"/>
-                <w:szCs w:val="20"/>
-              </w:rPr>
-              <w:t>Dependencies with other requirements</w:t>
+            <w:proofErr w:type="gramStart"/>
+            <w:r>
+              <w:rPr>
+                <w:rFonts w:asciiTheme="majorBidi" w:hAnsiTheme="majorBidi" w:cstheme="majorBidi"/>
+                <w:sz w:val="20"/>
+                <w:szCs w:val="20"/>
+              </w:rPr>
+              <w:t>Dependencies</w:t>
+            </w:r>
+            <w:proofErr w:type="gramEnd"/>
+            <w:r>
+              <w:rPr>
+                <w:rFonts w:asciiTheme="majorBidi" w:hAnsiTheme="majorBidi" w:cstheme="majorBidi"/>
+                <w:sz w:val="20"/>
+                <w:szCs w:val="20"/>
+              </w:rPr>
+              <w:t xml:space="preserve"> </w:t>
+            </w:r>
+            <w:proofErr w:type="gramStart"/>
+            <w:r>
+              <w:rPr>
+                <w:rFonts w:asciiTheme="majorBidi" w:hAnsiTheme="majorBidi" w:cstheme="majorBidi"/>
+                <w:sz w:val="20"/>
+                <w:szCs w:val="20"/>
+              </w:rPr>
+              <w:t>with</w:t>
+            </w:r>
+            <w:proofErr w:type="gramEnd"/>
+            <w:r>
+              <w:rPr>
+                <w:rFonts w:asciiTheme="majorBidi" w:hAnsiTheme="majorBidi" w:cstheme="majorBidi"/>
+                <w:sz w:val="20"/>
+                <w:szCs w:val="20"/>
+              </w:rPr>
+              <w:t xml:space="preserve"> other requirements</w:t>
             </w:r>
           </w:p>
         </w:tc>
@@ -3750,7 +3780,25 @@
                 <w:sz w:val="20"/>
                 <w:szCs w:val="20"/>
               </w:rPr>
-              <w:t>(View Products &amp; Availability) search and filter results depend on available product data.</w:t>
+              <w:t xml:space="preserve">(View Products &amp; Availability) search and filter results </w:t>
+            </w:r>
+            <w:proofErr w:type="gramStart"/>
+            <w:r>
+              <w:rPr>
+                <w:rFonts w:asciiTheme="majorBidi" w:hAnsiTheme="majorBidi" w:cstheme="majorBidi"/>
+                <w:sz w:val="20"/>
+                <w:szCs w:val="20"/>
+              </w:rPr>
+              <w:t>depend</w:t>
+            </w:r>
+            <w:proofErr w:type="gramEnd"/>
+            <w:r>
+              <w:rPr>
+                <w:rFonts w:asciiTheme="majorBidi" w:hAnsiTheme="majorBidi" w:cstheme="majorBidi"/>
+                <w:sz w:val="20"/>
+                <w:szCs w:val="20"/>
+              </w:rPr>
+              <w:t xml:space="preserve"> on available product data.</w:t>
             </w:r>
           </w:p>
         </w:tc>
@@ -4128,23 +4176,7 @@
                 <w:sz w:val="20"/>
                 <w:szCs w:val="20"/>
               </w:rPr>
-              <w:t xml:space="preserve">shopping </w:t>
-            </w:r>
-            <w:r>
-              <w:rPr>
-                <w:rFonts w:asciiTheme="majorBidi" w:hAnsiTheme="majorBidi" w:cstheme="majorBidi"/>
-                <w:sz w:val="20"/>
-                <w:szCs w:val="20"/>
-              </w:rPr>
-              <w:t>carts are</w:t>
-            </w:r>
-            <w:r>
-              <w:rPr>
-                <w:rFonts w:asciiTheme="majorBidi" w:hAnsiTheme="majorBidi" w:cstheme="majorBidi"/>
-                <w:sz w:val="20"/>
-                <w:szCs w:val="20"/>
-              </w:rPr>
-              <w:t xml:space="preserve"> a core feature that directly enables the purchasing process.</w:t>
+              <w:t>shopping carts are a core feature that directly enables the purchasing process.</w:t>
             </w:r>
           </w:p>
         </w:tc>
@@ -4375,13 +4407,41 @@
                 <w:szCs w:val="20"/>
               </w:rPr>
             </w:pPr>
-            <w:r>
-              <w:rPr>
-                <w:rFonts w:asciiTheme="majorBidi" w:hAnsiTheme="majorBidi" w:cstheme="majorBidi"/>
-                <w:sz w:val="20"/>
-                <w:szCs w:val="20"/>
-              </w:rPr>
-              <w:t>Dependencies with other requirements</w:t>
+            <w:proofErr w:type="gramStart"/>
+            <w:r>
+              <w:rPr>
+                <w:rFonts w:asciiTheme="majorBidi" w:hAnsiTheme="majorBidi" w:cstheme="majorBidi"/>
+                <w:sz w:val="20"/>
+                <w:szCs w:val="20"/>
+              </w:rPr>
+              <w:t>Dependencies</w:t>
+            </w:r>
+            <w:proofErr w:type="gramEnd"/>
+            <w:r>
+              <w:rPr>
+                <w:rFonts w:asciiTheme="majorBidi" w:hAnsiTheme="majorBidi" w:cstheme="majorBidi"/>
+                <w:sz w:val="20"/>
+                <w:szCs w:val="20"/>
+              </w:rPr>
+              <w:t xml:space="preserve"> </w:t>
+            </w:r>
+            <w:proofErr w:type="gramStart"/>
+            <w:r>
+              <w:rPr>
+                <w:rFonts w:asciiTheme="majorBidi" w:hAnsiTheme="majorBidi" w:cstheme="majorBidi"/>
+                <w:sz w:val="20"/>
+                <w:szCs w:val="20"/>
+              </w:rPr>
+              <w:t>with</w:t>
+            </w:r>
+            <w:proofErr w:type="gramEnd"/>
+            <w:r>
+              <w:rPr>
+                <w:rFonts w:asciiTheme="majorBidi" w:hAnsiTheme="majorBidi" w:cstheme="majorBidi"/>
+                <w:sz w:val="20"/>
+                <w:szCs w:val="20"/>
+              </w:rPr>
+              <w:t xml:space="preserve"> other requirements</w:t>
             </w:r>
           </w:p>
         </w:tc>
@@ -4606,23 +4666,7 @@
                 <w:sz w:val="20"/>
                 <w:szCs w:val="20"/>
               </w:rPr>
-              <w:t xml:space="preserve">selected product is added to the </w:t>
-            </w:r>
-            <w:r>
-              <w:rPr>
-                <w:rFonts w:asciiTheme="majorBidi" w:hAnsiTheme="majorBidi" w:cstheme="majorBidi"/>
-                <w:sz w:val="20"/>
-                <w:szCs w:val="20"/>
-              </w:rPr>
-              <w:t>cart,</w:t>
-            </w:r>
-            <w:r>
-              <w:rPr>
-                <w:rFonts w:asciiTheme="majorBidi" w:hAnsiTheme="majorBidi" w:cstheme="majorBidi"/>
-                <w:sz w:val="20"/>
-                <w:szCs w:val="20"/>
-              </w:rPr>
-              <w:t xml:space="preserve"> and the total price is updated automatically.</w:t>
+              <w:t>selected product is added to the cart, and the total price is updated automatically.</w:t>
             </w:r>
           </w:p>
         </w:tc>
@@ -4789,15 +4833,7 @@
                 <w:sz w:val="20"/>
                 <w:szCs w:val="20"/>
               </w:rPr>
-              <w:t>system</w:t>
-            </w:r>
-            <w:r>
-              <w:rPr>
-                <w:rFonts w:asciiTheme="majorBidi" w:hAnsiTheme="majorBidi" w:cstheme="majorBidi"/>
-                <w:sz w:val="20"/>
-                <w:szCs w:val="20"/>
-              </w:rPr>
-              <w:t xml:space="preserve"> allow users to enter shipping details, review their order, and complete payment. Supported payment options include Visa and Cash on Delivery.</w:t>
+              <w:t>system allow users to enter shipping details, review their order, and complete payment. Supported payment options include Visa and Cash on Delivery.</w:t>
             </w:r>
           </w:p>
         </w:tc>
@@ -4880,15 +4916,25 @@
                 <w:sz w:val="20"/>
                 <w:szCs w:val="20"/>
               </w:rPr>
-              <w:t>this</w:t>
-            </w:r>
-            <w:r>
-              <w:rPr>
-                <w:rFonts w:asciiTheme="majorBidi" w:hAnsiTheme="majorBidi" w:cstheme="majorBidi"/>
-                <w:sz w:val="20"/>
-                <w:szCs w:val="20"/>
-              </w:rPr>
-              <w:t xml:space="preserve"> a critical requirement as it directly handles the financial transaction and order completion process.</w:t>
+              <w:t xml:space="preserve">this </w:t>
+            </w:r>
+            <w:proofErr w:type="gramStart"/>
+            <w:r>
+              <w:rPr>
+                <w:rFonts w:asciiTheme="majorBidi" w:hAnsiTheme="majorBidi" w:cstheme="majorBidi"/>
+                <w:sz w:val="20"/>
+                <w:szCs w:val="20"/>
+              </w:rPr>
+              <w:t>a critical requirement</w:t>
+            </w:r>
+            <w:proofErr w:type="gramEnd"/>
+            <w:r>
+              <w:rPr>
+                <w:rFonts w:asciiTheme="majorBidi" w:hAnsiTheme="majorBidi" w:cstheme="majorBidi"/>
+                <w:sz w:val="20"/>
+                <w:szCs w:val="20"/>
+              </w:rPr>
+              <w:t xml:space="preserve"> as it directly handles the financial transaction and order completion process.</w:t>
             </w:r>
           </w:p>
         </w:tc>
@@ -5119,13 +5165,41 @@
                 <w:szCs w:val="20"/>
               </w:rPr>
             </w:pPr>
-            <w:r>
-              <w:rPr>
-                <w:rFonts w:asciiTheme="majorBidi" w:hAnsiTheme="majorBidi" w:cstheme="majorBidi"/>
-                <w:sz w:val="20"/>
-                <w:szCs w:val="20"/>
-              </w:rPr>
-              <w:t>Dependencies with other requirements</w:t>
+            <w:proofErr w:type="gramStart"/>
+            <w:r>
+              <w:rPr>
+                <w:rFonts w:asciiTheme="majorBidi" w:hAnsiTheme="majorBidi" w:cstheme="majorBidi"/>
+                <w:sz w:val="20"/>
+                <w:szCs w:val="20"/>
+              </w:rPr>
+              <w:t>Dependencies</w:t>
+            </w:r>
+            <w:proofErr w:type="gramEnd"/>
+            <w:r>
+              <w:rPr>
+                <w:rFonts w:asciiTheme="majorBidi" w:hAnsiTheme="majorBidi" w:cstheme="majorBidi"/>
+                <w:sz w:val="20"/>
+                <w:szCs w:val="20"/>
+              </w:rPr>
+              <w:t xml:space="preserve"> </w:t>
+            </w:r>
+            <w:proofErr w:type="gramStart"/>
+            <w:r>
+              <w:rPr>
+                <w:rFonts w:asciiTheme="majorBidi" w:hAnsiTheme="majorBidi" w:cstheme="majorBidi"/>
+                <w:sz w:val="20"/>
+                <w:szCs w:val="20"/>
+              </w:rPr>
+              <w:t>with</w:t>
+            </w:r>
+            <w:proofErr w:type="gramEnd"/>
+            <w:r>
+              <w:rPr>
+                <w:rFonts w:asciiTheme="majorBidi" w:hAnsiTheme="majorBidi" w:cstheme="majorBidi"/>
+                <w:sz w:val="20"/>
+                <w:szCs w:val="20"/>
+              </w:rPr>
+              <w:t xml:space="preserve"> other requirements</w:t>
             </w:r>
           </w:p>
         </w:tc>
@@ -5856,13 +5930,41 @@
                 <w:szCs w:val="20"/>
               </w:rPr>
             </w:pPr>
-            <w:r>
-              <w:rPr>
-                <w:rFonts w:asciiTheme="majorBidi" w:hAnsiTheme="majorBidi" w:cstheme="majorBidi"/>
-                <w:sz w:val="20"/>
-                <w:szCs w:val="20"/>
-              </w:rPr>
-              <w:t>Dependencies with other requirements</w:t>
+            <w:proofErr w:type="gramStart"/>
+            <w:r>
+              <w:rPr>
+                <w:rFonts w:asciiTheme="majorBidi" w:hAnsiTheme="majorBidi" w:cstheme="majorBidi"/>
+                <w:sz w:val="20"/>
+                <w:szCs w:val="20"/>
+              </w:rPr>
+              <w:t>Dependencies</w:t>
+            </w:r>
+            <w:proofErr w:type="gramEnd"/>
+            <w:r>
+              <w:rPr>
+                <w:rFonts w:asciiTheme="majorBidi" w:hAnsiTheme="majorBidi" w:cstheme="majorBidi"/>
+                <w:sz w:val="20"/>
+                <w:szCs w:val="20"/>
+              </w:rPr>
+              <w:t xml:space="preserve"> </w:t>
+            </w:r>
+            <w:proofErr w:type="gramStart"/>
+            <w:r>
+              <w:rPr>
+                <w:rFonts w:asciiTheme="majorBidi" w:hAnsiTheme="majorBidi" w:cstheme="majorBidi"/>
+                <w:sz w:val="20"/>
+                <w:szCs w:val="20"/>
+              </w:rPr>
+              <w:t>with</w:t>
+            </w:r>
+            <w:proofErr w:type="gramEnd"/>
+            <w:r>
+              <w:rPr>
+                <w:rFonts w:asciiTheme="majorBidi" w:hAnsiTheme="majorBidi" w:cstheme="majorBidi"/>
+                <w:sz w:val="20"/>
+                <w:szCs w:val="20"/>
+              </w:rPr>
+              <w:t xml:space="preserve"> other requirements</w:t>
             </w:r>
           </w:p>
         </w:tc>
@@ -6578,13 +6680,41 @@
                 <w:szCs w:val="20"/>
               </w:rPr>
             </w:pPr>
-            <w:r>
-              <w:rPr>
-                <w:rFonts w:asciiTheme="majorBidi" w:hAnsiTheme="majorBidi" w:cstheme="majorBidi"/>
-                <w:sz w:val="20"/>
-                <w:szCs w:val="20"/>
-              </w:rPr>
-              <w:t>Dependencies with other requirements</w:t>
+            <w:proofErr w:type="gramStart"/>
+            <w:r>
+              <w:rPr>
+                <w:rFonts w:asciiTheme="majorBidi" w:hAnsiTheme="majorBidi" w:cstheme="majorBidi"/>
+                <w:sz w:val="20"/>
+                <w:szCs w:val="20"/>
+              </w:rPr>
+              <w:t>Dependencies</w:t>
+            </w:r>
+            <w:proofErr w:type="gramEnd"/>
+            <w:r>
+              <w:rPr>
+                <w:rFonts w:asciiTheme="majorBidi" w:hAnsiTheme="majorBidi" w:cstheme="majorBidi"/>
+                <w:sz w:val="20"/>
+                <w:szCs w:val="20"/>
+              </w:rPr>
+              <w:t xml:space="preserve"> </w:t>
+            </w:r>
+            <w:proofErr w:type="gramStart"/>
+            <w:r>
+              <w:rPr>
+                <w:rFonts w:asciiTheme="majorBidi" w:hAnsiTheme="majorBidi" w:cstheme="majorBidi"/>
+                <w:sz w:val="20"/>
+                <w:szCs w:val="20"/>
+              </w:rPr>
+              <w:t>with</w:t>
+            </w:r>
+            <w:proofErr w:type="gramEnd"/>
+            <w:r>
+              <w:rPr>
+                <w:rFonts w:asciiTheme="majorBidi" w:hAnsiTheme="majorBidi" w:cstheme="majorBidi"/>
+                <w:sz w:val="20"/>
+                <w:szCs w:val="20"/>
+              </w:rPr>
+              <w:t xml:space="preserve"> other requirements</w:t>
             </w:r>
           </w:p>
         </w:tc>
@@ -7273,13 +7403,41 @@
                 <w:szCs w:val="20"/>
               </w:rPr>
             </w:pPr>
-            <w:r>
-              <w:rPr>
-                <w:rFonts w:asciiTheme="majorBidi" w:hAnsiTheme="majorBidi" w:cstheme="majorBidi"/>
-                <w:sz w:val="20"/>
-                <w:szCs w:val="20"/>
-              </w:rPr>
-              <w:t>Dependencies with other requirements</w:t>
+            <w:proofErr w:type="gramStart"/>
+            <w:r>
+              <w:rPr>
+                <w:rFonts w:asciiTheme="majorBidi" w:hAnsiTheme="majorBidi" w:cstheme="majorBidi"/>
+                <w:sz w:val="20"/>
+                <w:szCs w:val="20"/>
+              </w:rPr>
+              <w:t>Dependencies</w:t>
+            </w:r>
+            <w:proofErr w:type="gramEnd"/>
+            <w:r>
+              <w:rPr>
+                <w:rFonts w:asciiTheme="majorBidi" w:hAnsiTheme="majorBidi" w:cstheme="majorBidi"/>
+                <w:sz w:val="20"/>
+                <w:szCs w:val="20"/>
+              </w:rPr>
+              <w:t xml:space="preserve"> </w:t>
+            </w:r>
+            <w:proofErr w:type="gramStart"/>
+            <w:r>
+              <w:rPr>
+                <w:rFonts w:asciiTheme="majorBidi" w:hAnsiTheme="majorBidi" w:cstheme="majorBidi"/>
+                <w:sz w:val="20"/>
+                <w:szCs w:val="20"/>
+              </w:rPr>
+              <w:t>with</w:t>
+            </w:r>
+            <w:proofErr w:type="gramEnd"/>
+            <w:r>
+              <w:rPr>
+                <w:rFonts w:asciiTheme="majorBidi" w:hAnsiTheme="majorBidi" w:cstheme="majorBidi"/>
+                <w:sz w:val="20"/>
+                <w:szCs w:val="20"/>
+              </w:rPr>
+              <w:t xml:space="preserve"> other requirements</w:t>
             </w:r>
           </w:p>
         </w:tc>
@@ -7378,7 +7536,25 @@
                 <w:sz w:val="20"/>
                 <w:szCs w:val="20"/>
               </w:rPr>
-              <w:t>reviews depend on user login and completed purchases.</w:t>
+              <w:t xml:space="preserve">reviews depend on user login and </w:t>
+            </w:r>
+            <w:proofErr w:type="gramStart"/>
+            <w:r>
+              <w:rPr>
+                <w:rFonts w:asciiTheme="majorBidi" w:hAnsiTheme="majorBidi" w:cstheme="majorBidi"/>
+                <w:sz w:val="20"/>
+                <w:szCs w:val="20"/>
+              </w:rPr>
+              <w:t>completed</w:t>
+            </w:r>
+            <w:proofErr w:type="gramEnd"/>
+            <w:r>
+              <w:rPr>
+                <w:rFonts w:asciiTheme="majorBidi" w:hAnsiTheme="majorBidi" w:cstheme="majorBidi"/>
+                <w:sz w:val="20"/>
+                <w:szCs w:val="20"/>
+              </w:rPr>
+              <w:t xml:space="preserve"> purchases.</w:t>
             </w:r>
           </w:p>
         </w:tc>
@@ -7769,7 +7945,25 @@
                 <w:sz w:val="20"/>
                 <w:szCs w:val="20"/>
               </w:rPr>
-              <w:t xml:space="preserve"> experience by helping users discover relevant products and increases sales opportunities.</w:t>
+              <w:t xml:space="preserve"> experience by helping users discover relevant products and </w:t>
+            </w:r>
+            <w:proofErr w:type="gramStart"/>
+            <w:r>
+              <w:rPr>
+                <w:rFonts w:asciiTheme="majorBidi" w:hAnsiTheme="majorBidi" w:cstheme="majorBidi"/>
+                <w:sz w:val="20"/>
+                <w:szCs w:val="20"/>
+              </w:rPr>
+              <w:t>increases</w:t>
+            </w:r>
+            <w:proofErr w:type="gramEnd"/>
+            <w:r>
+              <w:rPr>
+                <w:rFonts w:asciiTheme="majorBidi" w:hAnsiTheme="majorBidi" w:cstheme="majorBidi"/>
+                <w:sz w:val="20"/>
+                <w:szCs w:val="20"/>
+              </w:rPr>
+              <w:t xml:space="preserve"> sales opportunities.</w:t>
             </w:r>
           </w:p>
         </w:tc>
@@ -8000,13 +8194,41 @@
                 <w:szCs w:val="20"/>
               </w:rPr>
             </w:pPr>
-            <w:r>
-              <w:rPr>
-                <w:rFonts w:asciiTheme="majorBidi" w:hAnsiTheme="majorBidi" w:cstheme="majorBidi"/>
-                <w:sz w:val="20"/>
-                <w:szCs w:val="20"/>
-              </w:rPr>
-              <w:t>Dependencies with other requirements</w:t>
+            <w:proofErr w:type="gramStart"/>
+            <w:r>
+              <w:rPr>
+                <w:rFonts w:asciiTheme="majorBidi" w:hAnsiTheme="majorBidi" w:cstheme="majorBidi"/>
+                <w:sz w:val="20"/>
+                <w:szCs w:val="20"/>
+              </w:rPr>
+              <w:t>Dependencies</w:t>
+            </w:r>
+            <w:proofErr w:type="gramEnd"/>
+            <w:r>
+              <w:rPr>
+                <w:rFonts w:asciiTheme="majorBidi" w:hAnsiTheme="majorBidi" w:cstheme="majorBidi"/>
+                <w:sz w:val="20"/>
+                <w:szCs w:val="20"/>
+              </w:rPr>
+              <w:t xml:space="preserve"> </w:t>
+            </w:r>
+            <w:proofErr w:type="gramStart"/>
+            <w:r>
+              <w:rPr>
+                <w:rFonts w:asciiTheme="majorBidi" w:hAnsiTheme="majorBidi" w:cstheme="majorBidi"/>
+                <w:sz w:val="20"/>
+                <w:szCs w:val="20"/>
+              </w:rPr>
+              <w:t>with</w:t>
+            </w:r>
+            <w:proofErr w:type="gramEnd"/>
+            <w:r>
+              <w:rPr>
+                <w:rFonts w:asciiTheme="majorBidi" w:hAnsiTheme="majorBidi" w:cstheme="majorBidi"/>
+                <w:sz w:val="20"/>
+                <w:szCs w:val="20"/>
+              </w:rPr>
+              <w:t xml:space="preserve"> other requirements</w:t>
             </w:r>
           </w:p>
         </w:tc>
@@ -8662,13 +8884,41 @@
                 <w:szCs w:val="20"/>
               </w:rPr>
             </w:pPr>
-            <w:r>
-              <w:rPr>
-                <w:rFonts w:asciiTheme="majorBidi" w:hAnsiTheme="majorBidi" w:cstheme="majorBidi"/>
-                <w:sz w:val="20"/>
-                <w:szCs w:val="20"/>
-              </w:rPr>
-              <w:t>Dependencies with other requirements</w:t>
+            <w:proofErr w:type="gramStart"/>
+            <w:r>
+              <w:rPr>
+                <w:rFonts w:asciiTheme="majorBidi" w:hAnsiTheme="majorBidi" w:cstheme="majorBidi"/>
+                <w:sz w:val="20"/>
+                <w:szCs w:val="20"/>
+              </w:rPr>
+              <w:t>Dependencies</w:t>
+            </w:r>
+            <w:proofErr w:type="gramEnd"/>
+            <w:r>
+              <w:rPr>
+                <w:rFonts w:asciiTheme="majorBidi" w:hAnsiTheme="majorBidi" w:cstheme="majorBidi"/>
+                <w:sz w:val="20"/>
+                <w:szCs w:val="20"/>
+              </w:rPr>
+              <w:t xml:space="preserve"> </w:t>
+            </w:r>
+            <w:proofErr w:type="gramStart"/>
+            <w:r>
+              <w:rPr>
+                <w:rFonts w:asciiTheme="majorBidi" w:hAnsiTheme="majorBidi" w:cstheme="majorBidi"/>
+                <w:sz w:val="20"/>
+                <w:szCs w:val="20"/>
+              </w:rPr>
+              <w:t>with</w:t>
+            </w:r>
+            <w:proofErr w:type="gramEnd"/>
+            <w:r>
+              <w:rPr>
+                <w:rFonts w:asciiTheme="majorBidi" w:hAnsiTheme="majorBidi" w:cstheme="majorBidi"/>
+                <w:sz w:val="20"/>
+                <w:szCs w:val="20"/>
+              </w:rPr>
+              <w:t xml:space="preserve"> other requirements</w:t>
             </w:r>
           </w:p>
         </w:tc>
@@ -9370,13 +9620,41 @@
                 <w:szCs w:val="20"/>
               </w:rPr>
             </w:pPr>
-            <w:r>
-              <w:rPr>
-                <w:rFonts w:asciiTheme="majorBidi" w:hAnsiTheme="majorBidi" w:cstheme="majorBidi"/>
-                <w:sz w:val="20"/>
-                <w:szCs w:val="20"/>
-              </w:rPr>
-              <w:t>Dependencies with other requirements</w:t>
+            <w:proofErr w:type="gramStart"/>
+            <w:r>
+              <w:rPr>
+                <w:rFonts w:asciiTheme="majorBidi" w:hAnsiTheme="majorBidi" w:cstheme="majorBidi"/>
+                <w:sz w:val="20"/>
+                <w:szCs w:val="20"/>
+              </w:rPr>
+              <w:t>Dependencies</w:t>
+            </w:r>
+            <w:proofErr w:type="gramEnd"/>
+            <w:r>
+              <w:rPr>
+                <w:rFonts w:asciiTheme="majorBidi" w:hAnsiTheme="majorBidi" w:cstheme="majorBidi"/>
+                <w:sz w:val="20"/>
+                <w:szCs w:val="20"/>
+              </w:rPr>
+              <w:t xml:space="preserve"> </w:t>
+            </w:r>
+            <w:proofErr w:type="gramStart"/>
+            <w:r>
+              <w:rPr>
+                <w:rFonts w:asciiTheme="majorBidi" w:hAnsiTheme="majorBidi" w:cstheme="majorBidi"/>
+                <w:sz w:val="20"/>
+                <w:szCs w:val="20"/>
+              </w:rPr>
+              <w:t>with</w:t>
+            </w:r>
+            <w:proofErr w:type="gramEnd"/>
+            <w:r>
+              <w:rPr>
+                <w:rFonts w:asciiTheme="majorBidi" w:hAnsiTheme="majorBidi" w:cstheme="majorBidi"/>
+                <w:sz w:val="20"/>
+                <w:szCs w:val="20"/>
+              </w:rPr>
+              <w:t xml:space="preserve"> other requirements</w:t>
             </w:r>
           </w:p>
         </w:tc>
@@ -10003,13 +10281,41 @@
                 <w:szCs w:val="20"/>
               </w:rPr>
             </w:pPr>
-            <w:r>
-              <w:rPr>
-                <w:rFonts w:asciiTheme="majorBidi" w:hAnsiTheme="majorBidi" w:cstheme="majorBidi"/>
-                <w:sz w:val="20"/>
-                <w:szCs w:val="20"/>
-              </w:rPr>
-              <w:t>Dependencies with other requirements</w:t>
+            <w:proofErr w:type="gramStart"/>
+            <w:r>
+              <w:rPr>
+                <w:rFonts w:asciiTheme="majorBidi" w:hAnsiTheme="majorBidi" w:cstheme="majorBidi"/>
+                <w:sz w:val="20"/>
+                <w:szCs w:val="20"/>
+              </w:rPr>
+              <w:t>Dependencies</w:t>
+            </w:r>
+            <w:proofErr w:type="gramEnd"/>
+            <w:r>
+              <w:rPr>
+                <w:rFonts w:asciiTheme="majorBidi" w:hAnsiTheme="majorBidi" w:cstheme="majorBidi"/>
+                <w:sz w:val="20"/>
+                <w:szCs w:val="20"/>
+              </w:rPr>
+              <w:t xml:space="preserve"> </w:t>
+            </w:r>
+            <w:proofErr w:type="gramStart"/>
+            <w:r>
+              <w:rPr>
+                <w:rFonts w:asciiTheme="majorBidi" w:hAnsiTheme="majorBidi" w:cstheme="majorBidi"/>
+                <w:sz w:val="20"/>
+                <w:szCs w:val="20"/>
+              </w:rPr>
+              <w:t>with</w:t>
+            </w:r>
+            <w:proofErr w:type="gramEnd"/>
+            <w:r>
+              <w:rPr>
+                <w:rFonts w:asciiTheme="majorBidi" w:hAnsiTheme="majorBidi" w:cstheme="majorBidi"/>
+                <w:sz w:val="20"/>
+                <w:szCs w:val="20"/>
+              </w:rPr>
+              <w:t xml:space="preserve"> other requirements</w:t>
             </w:r>
           </w:p>
         </w:tc>
@@ -10262,7 +10568,21 @@
         <w:rPr>
           <w:rFonts w:asciiTheme="majorBidi" w:hAnsiTheme="majorBidi" w:cstheme="majorBidi"/>
         </w:rPr>
-        <w:t>Use some software for primitive plan of your project. Describes how this product interfaces with the user.</w:t>
+        <w:t xml:space="preserve">Use some software for primitive </w:t>
+      </w:r>
+      <w:proofErr w:type="gramStart"/>
+      <w:r>
+        <w:rPr>
+          <w:rFonts w:asciiTheme="majorBidi" w:hAnsiTheme="majorBidi" w:cstheme="majorBidi"/>
+        </w:rPr>
+        <w:t>plan of</w:t>
+      </w:r>
+      <w:proofErr w:type="gramEnd"/>
+      <w:r>
+        <w:rPr>
+          <w:rFonts w:asciiTheme="majorBidi" w:hAnsiTheme="majorBidi" w:cstheme="majorBidi"/>
+        </w:rPr>
+        <w:t xml:space="preserve"> your project. Describes how this product interfaces with the user.</w:t>
       </w:r>
     </w:p>
     <w:p>
@@ -10301,11 +10621,19 @@
           <w:rFonts w:asciiTheme="majorBidi" w:hAnsiTheme="majorBidi" w:cstheme="majorBidi"/>
         </w:rPr>
       </w:pPr>
-      <w:r>
-        <w:rPr>
-          <w:rFonts w:asciiTheme="majorBidi" w:hAnsiTheme="majorBidi" w:cstheme="majorBidi"/>
-        </w:rPr>
-        <w:t>Describes the graphical user interface if present. This section should include a set of screen dumps or mock-ups to illustrate user interface features. If the system is menu-driven, a description of all menus and their components should be provided.</w:t>
+      <w:proofErr w:type="gramStart"/>
+      <w:r>
+        <w:rPr>
+          <w:rFonts w:asciiTheme="majorBidi" w:hAnsiTheme="majorBidi" w:cstheme="majorBidi"/>
+        </w:rPr>
+        <w:t>Describes</w:t>
+      </w:r>
+      <w:proofErr w:type="gramEnd"/>
+      <w:r>
+        <w:rPr>
+          <w:rFonts w:asciiTheme="majorBidi" w:hAnsiTheme="majorBidi" w:cstheme="majorBidi"/>
+        </w:rPr>
+        <w:t xml:space="preserve"> the graphical user interface if present. This section should include a set of screen dumps or mock-ups to illustrate user interface features. If the system is menu-driven, a description of all menus and their components should be provided.</w:t>
       </w:r>
     </w:p>
     <w:p>
@@ -10663,24 +10991,46 @@
         <w:jc w:val="left"/>
         <w:rPr>
           <w:rFonts w:asciiTheme="majorBidi" w:hAnsiTheme="majorBidi" w:cstheme="majorBidi"/>
-        </w:rPr>
-      </w:pPr>
-      <w:r>
-        <w:rPr>
-          <w:rFonts w:asciiTheme="majorBidi" w:hAnsiTheme="majorBidi" w:cstheme="majorBidi"/>
           <w:b/>
           <w:sz w:val="29"/>
-        </w:rPr>
-        <w:t>6.1</w:t>
-      </w:r>
+          <w:rtl/>
+        </w:rPr>
+      </w:pPr>
       <w:r>
         <w:rPr>
           <w:rFonts w:asciiTheme="majorBidi" w:hAnsiTheme="majorBidi" w:cstheme="majorBidi"/>
           <w:b/>
           <w:sz w:val="29"/>
         </w:rPr>
+        <w:t>6.1</w:t>
+      </w:r>
+      <w:r>
+        <w:rPr>
+          <w:rFonts w:asciiTheme="majorBidi" w:hAnsiTheme="majorBidi" w:cstheme="majorBidi"/>
+          <w:b/>
+          <w:sz w:val="29"/>
+        </w:rPr>
         <w:tab/>
         <w:t>Standards Compliance</w:t>
+      </w:r>
+    </w:p>
+    <w:p>
+      <w:pPr>
+        <w:tabs>
+          <w:tab w:val="center" w:pos="2429"/>
+        </w:tabs>
+        <w:spacing w:after="196" w:line="259" w:lineRule="auto"/>
+        <w:ind w:left="-15" w:firstLine="0"/>
+        <w:jc w:val="left"/>
+        <w:rPr>
+          <w:rFonts w:asciiTheme="majorBidi" w:hAnsiTheme="majorBidi" w:cstheme="majorBidi"/>
+        </w:rPr>
+      </w:pPr>
+      <w:r>
+        <w:rPr>
+          <w:rFonts w:asciiTheme="majorBidi" w:hAnsiTheme="majorBidi" w:cstheme="majorBidi"/>
+        </w:rPr>
+        <w:t>The system must resemble well-known systems and avoid any innovations to ensure ease of use for employees and managers. The database must maintain data integrity, and the code must be simple and clear.</w:t>
       </w:r>
     </w:p>
     <w:p>
@@ -10693,24 +11043,46 @@
         <w:jc w:val="left"/>
         <w:rPr>
           <w:rFonts w:asciiTheme="majorBidi" w:hAnsiTheme="majorBidi" w:cstheme="majorBidi"/>
-        </w:rPr>
-      </w:pPr>
-      <w:r>
-        <w:rPr>
-          <w:rFonts w:asciiTheme="majorBidi" w:hAnsiTheme="majorBidi" w:cstheme="majorBidi"/>
           <w:b/>
           <w:sz w:val="29"/>
-        </w:rPr>
-        <w:t>6.2</w:t>
-      </w:r>
+          <w:rtl/>
+        </w:rPr>
+      </w:pPr>
       <w:r>
         <w:rPr>
           <w:rFonts w:asciiTheme="majorBidi" w:hAnsiTheme="majorBidi" w:cstheme="majorBidi"/>
           <w:b/>
           <w:sz w:val="29"/>
         </w:rPr>
+        <w:t>6.2</w:t>
+      </w:r>
+      <w:r>
+        <w:rPr>
+          <w:rFonts w:asciiTheme="majorBidi" w:hAnsiTheme="majorBidi" w:cstheme="majorBidi"/>
+          <w:b/>
+          <w:sz w:val="29"/>
+        </w:rPr>
         <w:tab/>
         <w:t>Hardware Limitations</w:t>
+      </w:r>
+    </w:p>
+    <w:p>
+      <w:pPr>
+        <w:tabs>
+          <w:tab w:val="center" w:pos="2391"/>
+        </w:tabs>
+        <w:spacing w:after="196" w:line="259" w:lineRule="auto"/>
+        <w:ind w:left="-15" w:firstLine="0"/>
+        <w:jc w:val="left"/>
+        <w:rPr>
+          <w:rFonts w:asciiTheme="majorBidi" w:hAnsiTheme="majorBidi" w:cstheme="majorBidi"/>
+        </w:rPr>
+      </w:pPr>
+      <w:r>
+        <w:rPr>
+          <w:rFonts w:asciiTheme="majorBidi" w:hAnsiTheme="majorBidi" w:cstheme="majorBidi"/>
+        </w:rPr>
+        <w:t>The system must be designed to work on all mid-range and low-end devices; it doesn't need a powerful machine to run it, nor does it require a certain amount of RAM, processors, or anything like that, to allow all shops and employees to use it easily.</w:t>
       </w:r>
     </w:p>
     <w:p>
@@ -10723,24 +11095,58 @@
         <w:jc w:val="left"/>
         <w:rPr>
           <w:rFonts w:asciiTheme="majorBidi" w:hAnsiTheme="majorBidi" w:cstheme="majorBidi"/>
-        </w:rPr>
-      </w:pPr>
-      <w:r>
-        <w:rPr>
-          <w:rFonts w:asciiTheme="majorBidi" w:hAnsiTheme="majorBidi" w:cstheme="majorBidi"/>
           <w:b/>
           <w:sz w:val="29"/>
-        </w:rPr>
-        <w:t>6.3</w:t>
-      </w:r>
+          <w:rtl/>
+        </w:rPr>
+      </w:pPr>
       <w:r>
         <w:rPr>
           <w:rFonts w:asciiTheme="majorBidi" w:hAnsiTheme="majorBidi" w:cstheme="majorBidi"/>
           <w:b/>
           <w:sz w:val="29"/>
         </w:rPr>
+        <w:t>6.3</w:t>
+      </w:r>
+      <w:r>
+        <w:rPr>
+          <w:rFonts w:asciiTheme="majorBidi" w:hAnsiTheme="majorBidi" w:cstheme="majorBidi"/>
+          <w:b/>
+          <w:sz w:val="29"/>
+        </w:rPr>
         <w:tab/>
         <w:t>others as appropriate</w:t>
+      </w:r>
+    </w:p>
+    <w:p>
+      <w:pPr>
+        <w:tabs>
+          <w:tab w:val="center" w:pos="2349"/>
+        </w:tabs>
+        <w:spacing w:after="283" w:line="259" w:lineRule="auto"/>
+        <w:ind w:left="-15" w:firstLine="0"/>
+        <w:jc w:val="left"/>
+        <w:rPr>
+          <w:rFonts w:asciiTheme="majorBidi" w:hAnsiTheme="majorBidi" w:cstheme="majorBidi"/>
+        </w:rPr>
+      </w:pPr>
+      <w:r>
+        <w:rPr>
+          <w:rFonts w:asciiTheme="majorBidi" w:hAnsiTheme="majorBidi" w:cstheme="majorBidi"/>
+        </w:rPr>
+        <w:t xml:space="preserve">The system must be designed to work on all mid-range and low-end devices; it doesn't need a powerful machine to run it, nor does it require a certain amount of RAM, processors, or anything like that, </w:t>
+      </w:r>
+      <w:r>
+        <w:rPr>
+          <w:rFonts w:asciiTheme="majorBidi" w:hAnsiTheme="majorBidi" w:cstheme="majorBidi"/>
+        </w:rPr>
+        <w:t>to</w:t>
+      </w:r>
+      <w:r>
+        <w:rPr>
+          <w:rFonts w:asciiTheme="majorBidi" w:hAnsiTheme="majorBidi" w:cstheme="majorBidi"/>
+        </w:rPr>
+        <w:t xml:space="preserve"> allow all shops and employees to use it easily.</w:t>
       </w:r>
     </w:p>
     <w:p>
@@ -10779,7 +11185,19 @@
         <w:rPr>
           <w:rFonts w:asciiTheme="majorBidi" w:hAnsiTheme="majorBidi" w:cstheme="majorBidi"/>
         </w:rPr>
-        <w:t>Specifies any other particular non-functional attributes required by the system. Examples are provided below.</w:t>
+        <w:t xml:space="preserve">Specifies any other </w:t>
+      </w:r>
+      <w:r>
+        <w:rPr>
+          <w:rFonts w:asciiTheme="majorBidi" w:hAnsiTheme="majorBidi" w:cstheme="majorBidi"/>
+        </w:rPr>
+        <w:t>non-functional</w:t>
+      </w:r>
+      <w:r>
+        <w:rPr>
+          <w:rFonts w:asciiTheme="majorBidi" w:hAnsiTheme="majorBidi" w:cstheme="majorBidi"/>
+        </w:rPr>
+        <w:t xml:space="preserve"> attributes required by the system. Examples are provided below.</w:t>
       </w:r>
     </w:p>
     <w:p>
@@ -10792,24 +11210,46 @@
         <w:jc w:val="left"/>
         <w:rPr>
           <w:rFonts w:asciiTheme="majorBidi" w:hAnsiTheme="majorBidi" w:cstheme="majorBidi"/>
-        </w:rPr>
-      </w:pPr>
-      <w:r>
-        <w:rPr>
-          <w:rFonts w:asciiTheme="majorBidi" w:hAnsiTheme="majorBidi" w:cstheme="majorBidi"/>
           <w:b/>
           <w:sz w:val="29"/>
-        </w:rPr>
-        <w:t>7.1</w:t>
-      </w:r>
+          <w:rtl/>
+        </w:rPr>
+      </w:pPr>
       <w:r>
         <w:rPr>
           <w:rFonts w:asciiTheme="majorBidi" w:hAnsiTheme="majorBidi" w:cstheme="majorBidi"/>
           <w:b/>
           <w:sz w:val="29"/>
         </w:rPr>
+        <w:t>7.1</w:t>
+      </w:r>
+      <w:r>
+        <w:rPr>
+          <w:rFonts w:asciiTheme="majorBidi" w:hAnsiTheme="majorBidi" w:cstheme="majorBidi"/>
+          <w:b/>
+          <w:sz w:val="29"/>
+        </w:rPr>
         <w:tab/>
         <w:t>Security</w:t>
+      </w:r>
+    </w:p>
+    <w:p>
+      <w:pPr>
+        <w:tabs>
+          <w:tab w:val="center" w:pos="1314"/>
+        </w:tabs>
+        <w:spacing w:after="196" w:line="259" w:lineRule="auto"/>
+        <w:ind w:left="-15" w:firstLine="0"/>
+        <w:jc w:val="left"/>
+        <w:rPr>
+          <w:rFonts w:asciiTheme="majorBidi" w:hAnsiTheme="majorBidi" w:cstheme="majorBidi"/>
+        </w:rPr>
+      </w:pPr>
+      <w:r>
+        <w:rPr>
+          <w:rFonts w:asciiTheme="majorBidi" w:hAnsiTheme="majorBidi" w:cstheme="majorBidi"/>
+        </w:rPr>
+        <w:t>Only administrators, such as managers or senior staff, should be authorized to access and modify product data and information. It's important to note that even these individuals will be prohibited from viewing confidential customer data, which is often banking information related to payments.</w:t>
       </w:r>
     </w:p>
     <w:p>
@@ -10822,6 +11262,8 @@
         <w:jc w:val="left"/>
         <w:rPr>
           <w:rFonts w:asciiTheme="majorBidi" w:hAnsiTheme="majorBidi" w:cstheme="majorBidi"/>
+          <w:b/>
+          <w:sz w:val="29"/>
         </w:rPr>
       </w:pPr>
       <w:r>
@@ -10852,25 +11294,60 @@
         <w:jc w:val="left"/>
         <w:rPr>
           <w:rFonts w:asciiTheme="majorBidi" w:hAnsiTheme="majorBidi" w:cstheme="majorBidi"/>
-        </w:rPr>
-      </w:pPr>
-      <w:r>
-        <w:rPr>
-          <w:rFonts w:asciiTheme="majorBidi" w:hAnsiTheme="majorBidi" w:cstheme="majorBidi"/>
           <w:b/>
           <w:sz w:val="29"/>
-        </w:rPr>
-        <w:t>7.3</w:t>
-      </w:r>
+          <w:rtl/>
+        </w:rPr>
+      </w:pPr>
       <w:r>
         <w:rPr>
           <w:rFonts w:asciiTheme="majorBidi" w:hAnsiTheme="majorBidi" w:cstheme="majorBidi"/>
           <w:b/>
           <w:sz w:val="29"/>
         </w:rPr>
+        <w:t>7.3</w:t>
+      </w:r>
+      <w:r>
+        <w:rPr>
+          <w:rFonts w:asciiTheme="majorBidi" w:hAnsiTheme="majorBidi" w:cstheme="majorBidi"/>
+          <w:b/>
+          <w:sz w:val="29"/>
+        </w:rPr>
         <w:tab/>
         <w:t>Reliability</w:t>
       </w:r>
+    </w:p>
+    <w:p>
+      <w:pPr>
+        <w:tabs>
+          <w:tab w:val="center" w:pos="2243"/>
+        </w:tabs>
+        <w:spacing w:after="196" w:line="259" w:lineRule="auto"/>
+        <w:ind w:left="-15" w:firstLine="0"/>
+        <w:jc w:val="left"/>
+        <w:rPr>
+          <w:rFonts w:asciiTheme="majorBidi" w:hAnsiTheme="majorBidi" w:cstheme="majorBidi"/>
+        </w:rPr>
+      </w:pPr>
+      <w:r>
+        <w:rPr>
+          <w:rFonts w:asciiTheme="majorBidi" w:hAnsiTheme="majorBidi" w:cstheme="majorBidi"/>
+        </w:rPr>
+        <w:t>The system must be able to withstand the pressure on it without server crashes, for example, and it must be able to handle the large number of orders and the current number of people using it, without any malfunctions that disrupt sales, and it must constantly monitor the database and inventory.</w:t>
+      </w:r>
+    </w:p>
+    <w:p>
+      <w:pPr>
+        <w:tabs>
+          <w:tab w:val="center" w:pos="1465"/>
+        </w:tabs>
+        <w:spacing w:after="196" w:line="259" w:lineRule="auto"/>
+        <w:ind w:left="-15" w:firstLine="0"/>
+        <w:jc w:val="left"/>
+        <w:rPr>
+          <w:rFonts w:asciiTheme="majorBidi" w:hAnsiTheme="majorBidi" w:cstheme="majorBidi"/>
+        </w:rPr>
+      </w:pPr>
     </w:p>
     <w:p>
       <w:pPr>
@@ -10882,24 +11359,91 @@
         <w:jc w:val="left"/>
         <w:rPr>
           <w:rFonts w:asciiTheme="majorBidi" w:hAnsiTheme="majorBidi" w:cstheme="majorBidi"/>
-        </w:rPr>
-      </w:pPr>
-      <w:r>
-        <w:rPr>
-          <w:rFonts w:asciiTheme="majorBidi" w:hAnsiTheme="majorBidi" w:cstheme="majorBidi"/>
           <w:b/>
           <w:sz w:val="29"/>
-        </w:rPr>
-        <w:t>7.4</w:t>
-      </w:r>
-      <w:r>
+          <w:rtl/>
+        </w:rPr>
+      </w:pPr>
+    </w:p>
+    <w:p>
+      <w:pPr>
+        <w:tabs>
+          <w:tab w:val="center" w:pos="1819"/>
+        </w:tabs>
+        <w:spacing w:after="196" w:line="259" w:lineRule="auto"/>
+        <w:ind w:left="-15" w:firstLine="0"/>
+        <w:jc w:val="left"/>
         <w:rPr>
           <w:rFonts w:asciiTheme="majorBidi" w:hAnsiTheme="majorBidi" w:cstheme="majorBidi"/>
           <w:b/>
           <w:sz w:val="29"/>
+          <w:rtl/>
+        </w:rPr>
+      </w:pPr>
+    </w:p>
+    <w:p>
+      <w:pPr>
+        <w:tabs>
+          <w:tab w:val="center" w:pos="1819"/>
+        </w:tabs>
+        <w:spacing w:after="196" w:line="259" w:lineRule="auto"/>
+        <w:ind w:left="-15" w:firstLine="0"/>
+        <w:jc w:val="left"/>
+        <w:rPr>
+          <w:rFonts w:asciiTheme="majorBidi" w:hAnsiTheme="majorBidi" w:cstheme="majorBidi"/>
+          <w:b/>
+          <w:sz w:val="29"/>
+          <w:rtl/>
+        </w:rPr>
+      </w:pPr>
+      <w:r>
+        <w:rPr>
+          <w:rFonts w:asciiTheme="majorBidi" w:hAnsiTheme="majorBidi" w:cstheme="majorBidi"/>
+          <w:b/>
+          <w:sz w:val="29"/>
+        </w:rPr>
+        <w:lastRenderedPageBreak/>
+        <w:t>7.4</w:t>
+      </w:r>
+      <w:r>
+        <w:rPr>
+          <w:rFonts w:asciiTheme="majorBidi" w:hAnsiTheme="majorBidi" w:cstheme="majorBidi"/>
+          <w:b/>
+          <w:sz w:val="29"/>
         </w:rPr>
         <w:tab/>
         <w:t>Maintainability</w:t>
+      </w:r>
+    </w:p>
+    <w:p>
+      <w:pPr>
+        <w:tabs>
+          <w:tab w:val="center" w:pos="1819"/>
+        </w:tabs>
+        <w:spacing w:after="196" w:line="259" w:lineRule="auto"/>
+        <w:ind w:left="-15" w:firstLine="0"/>
+        <w:jc w:val="left"/>
+        <w:rPr>
+          <w:rFonts w:asciiTheme="majorBidi" w:hAnsiTheme="majorBidi" w:cstheme="majorBidi"/>
+        </w:rPr>
+      </w:pPr>
+      <w:r>
+        <w:rPr>
+          <w:rFonts w:asciiTheme="majorBidi" w:hAnsiTheme="majorBidi" w:cstheme="majorBidi"/>
+        </w:rPr>
+        <w:t xml:space="preserve">The system needs to be able to handle maintenance and updates continuously, and it shouldn't have to shut down completely, restructure the work from scratch, or damage anything within the system </w:t>
+      </w:r>
+      <w:r>
+        <w:rPr>
+          <w:rFonts w:asciiTheme="majorBidi" w:hAnsiTheme="majorBidi" w:cstheme="majorBidi"/>
+        </w:rPr>
+        <w:t>to</w:t>
+      </w:r>
+      <w:r>
+        <w:rPr>
+          <w:rFonts w:asciiTheme="majorBidi" w:hAnsiTheme="majorBidi" w:cstheme="majorBidi"/>
+        </w:rPr>
+        <w:t xml:space="preserve"> update it.</w:t>
       </w:r>
     </w:p>
     <w:p>
@@ -10912,22 +11456,25 @@
         <w:jc w:val="left"/>
         <w:rPr>
           <w:rFonts w:asciiTheme="majorBidi" w:hAnsiTheme="majorBidi" w:cstheme="majorBidi"/>
-        </w:rPr>
-      </w:pPr>
-      <w:r>
-        <w:rPr>
-          <w:rFonts w:asciiTheme="majorBidi" w:hAnsiTheme="majorBidi" w:cstheme="majorBidi"/>
           <w:b/>
           <w:sz w:val="29"/>
-        </w:rPr>
-        <w:t>7.5</w:t>
-      </w:r>
+          <w:rtl/>
+        </w:rPr>
+      </w:pPr>
       <w:r>
         <w:rPr>
           <w:rFonts w:asciiTheme="majorBidi" w:hAnsiTheme="majorBidi" w:cstheme="majorBidi"/>
           <w:b/>
           <w:sz w:val="29"/>
         </w:rPr>
+        <w:t>7.5</w:t>
+      </w:r>
+      <w:r>
+        <w:rPr>
+          <w:rFonts w:asciiTheme="majorBidi" w:hAnsiTheme="majorBidi" w:cstheme="majorBidi"/>
+          <w:b/>
+          <w:sz w:val="29"/>
+        </w:rPr>
         <w:tab/>
         <w:t>Portability</w:t>
       </w:r>
@@ -10935,7 +11482,7 @@
     <w:p>
       <w:pPr>
         <w:tabs>
-          <w:tab w:val="center" w:pos="1629"/>
+          <w:tab w:val="center" w:pos="1497"/>
         </w:tabs>
         <w:spacing w:after="196" w:line="259" w:lineRule="auto"/>
         <w:ind w:left="-15" w:firstLine="0"/>
@@ -10947,6 +11494,26 @@
       <w:r>
         <w:rPr>
           <w:rFonts w:asciiTheme="majorBidi" w:hAnsiTheme="majorBidi" w:cstheme="majorBidi"/>
+        </w:rPr>
+        <w:t>The system needs to be seamlessly switchable between devices, like mobile phones, home computers, and laptops, so that everyone can use it without needing major technological changes.</w:t>
+      </w:r>
+    </w:p>
+    <w:p>
+      <w:pPr>
+        <w:tabs>
+          <w:tab w:val="center" w:pos="1629"/>
+          <w:tab w:val="center" w:pos="4244"/>
+        </w:tabs>
+        <w:spacing w:after="196" w:line="259" w:lineRule="auto"/>
+        <w:ind w:left="-15" w:firstLine="0"/>
+        <w:jc w:val="left"/>
+        <w:rPr>
+          <w:rFonts w:asciiTheme="majorBidi" w:hAnsiTheme="majorBidi" w:cstheme="majorBidi"/>
+        </w:rPr>
+      </w:pPr>
+      <w:r>
+        <w:rPr>
+          <w:rFonts w:asciiTheme="majorBidi" w:hAnsiTheme="majorBidi" w:cstheme="majorBidi"/>
           <w:b/>
           <w:sz w:val="29"/>
         </w:rPr>
@@ -10960,6 +11527,14 @@
         </w:rPr>
         <w:tab/>
         <w:t>Extensibility</w:t>
+      </w:r>
+      <w:r>
+        <w:rPr>
+          <w:rFonts w:asciiTheme="majorBidi" w:hAnsiTheme="majorBidi" w:cstheme="majorBidi"/>
+          <w:b/>
+          <w:sz w:val="29"/>
+        </w:rPr>
+        <w:tab/>
       </w:r>
     </w:p>
     <w:p>
@@ -11166,7 +11741,6 @@
         <w:rPr>
           <w:rFonts w:asciiTheme="majorBidi" w:hAnsiTheme="majorBidi" w:cstheme="majorBidi"/>
         </w:rPr>
-        <w:lastRenderedPageBreak/>
         <w:t>8.1</w:t>
       </w:r>
       <w:r>
@@ -11179,23 +11753,7 @@
     </w:p>
     <w:p>
       <w:pPr>
-        <w:spacing w:after="0"/>
-        <w:ind w:left="-5"/>
-        <w:rPr>
-          <w:rFonts w:asciiTheme="majorBidi" w:hAnsiTheme="majorBidi" w:cstheme="majorBidi"/>
-        </w:rPr>
-      </w:pPr>
-      <w:r>
-        <w:rPr>
-          <w:rFonts w:asciiTheme="majorBidi" w:hAnsiTheme="majorBidi" w:cstheme="majorBidi"/>
-        </w:rPr>
-        <w:t>This section should contain a set of graphs that illustrate the primary inheritance hierarchy (is-kind-of) for the system. For example:</w:t>
-      </w:r>
-    </w:p>
-    <w:p>
-      <w:pPr>
         <w:spacing w:after="322" w:line="259" w:lineRule="auto"/>
-        <w:ind w:left="1276" w:firstLine="0"/>
         <w:jc w:val="left"/>
         <w:rPr>
           <w:rFonts w:asciiTheme="majorBidi" w:hAnsiTheme="majorBidi" w:cstheme="majorBidi"/>
@@ -11206,33 +11764,51 @@
           <w:rFonts w:asciiTheme="majorBidi" w:hAnsiTheme="majorBidi" w:cstheme="majorBidi"/>
           <w:noProof/>
         </w:rPr>
+        <w:t xml:space="preserve">                               </w:t>
+      </w:r>
+      <w:r>
+        <w:rPr>
+          <w:rFonts w:asciiTheme="majorBidi" w:hAnsiTheme="majorBidi" w:cstheme="majorBidi"/>
+          <w:noProof/>
+        </w:rPr>
         <w:drawing>
-          <wp:inline distT="0" distB="0" distL="0" distR="0" wp14:anchorId="303A90D3" wp14:editId="51D2B1C0">
-            <wp:extent cx="3780198" cy="1214246"/>
-            <wp:effectExtent l="0" t="0" r="0" b="0"/>
-            <wp:docPr id="264" name="Picture 264"/>
-            <wp:cNvGraphicFramePr/>
+          <wp:inline distT="0" distB="0" distL="0" distR="0" wp14:anchorId="556FF0C3" wp14:editId="116F912F">
+            <wp:extent cx="3024358" cy="2703044"/>
+            <wp:effectExtent l="0" t="0" r="5080" b="2540"/>
+            <wp:docPr id="836527877" name="Picture 1"/>
+            <wp:cNvGraphicFramePr>
+              <a:graphicFrameLocks xmlns:a="http://schemas.openxmlformats.org/drawingml/2006/main" noChangeAspect="1"/>
+            </wp:cNvGraphicFramePr>
             <a:graphic xmlns:a="http://schemas.openxmlformats.org/drawingml/2006/main">
               <a:graphicData uri="http://schemas.openxmlformats.org/drawingml/2006/picture">
                 <pic:pic xmlns:pic="http://schemas.openxmlformats.org/drawingml/2006/picture">
                   <pic:nvPicPr>
-                    <pic:cNvPr id="264" name="Picture 264"/>
+                    <pic:cNvPr id="836527877" name=""/>
                     <pic:cNvPicPr/>
                   </pic:nvPicPr>
-                  <pic:blipFill>
-                    <a:blip r:embed="rId11"/>
+                  <pic:blipFill rotWithShape="1">
+                    <a:blip r:embed="rId12"/>
+                    <a:srcRect l="8795" t="-217" r="35197" b="217"/>
                     <a:stretch>
                       <a:fillRect/>
                     </a:stretch>
                   </pic:blipFill>
-                  <pic:spPr>
+                  <pic:spPr bwMode="auto">
                     <a:xfrm>
                       <a:off x="0" y="0"/>
-                      <a:ext cx="3780198" cy="1214246"/>
+                      <a:ext cx="3024527" cy="2703195"/>
                     </a:xfrm>
                     <a:prstGeom prst="rect">
                       <a:avLst/>
                     </a:prstGeom>
+                    <a:ln>
+                      <a:noFill/>
+                    </a:ln>
+                    <a:extLst>
+                      <a:ext uri="{53640926-AAD7-44D8-BBD7-CCE9431645EC}">
+                        <a14:shadowObscured xmlns:a14="http://schemas.microsoft.com/office/drawing/2010/main"/>
+                      </a:ext>
+                    </a:extLst>
                   </pic:spPr>
                 </pic:pic>
               </a:graphicData>
@@ -11253,6 +11829,7 @@
         <w:rPr>
           <w:rFonts w:asciiTheme="majorBidi" w:hAnsiTheme="majorBidi" w:cstheme="majorBidi"/>
         </w:rPr>
+        <w:lastRenderedPageBreak/>
         <w:t>Figure 1: Inheritance Relations</w:t>
       </w:r>
     </w:p>
@@ -11364,23 +11941,7 @@
           <w:b/>
         </w:rPr>
         <w:tab/>
-        <w:t xml:space="preserve">List of </w:t>
-      </w:r>
-      <w:proofErr w:type="spellStart"/>
-      <w:r>
-        <w:rPr>
-          <w:rFonts w:asciiTheme="majorBidi" w:hAnsiTheme="majorBidi" w:cstheme="majorBidi"/>
-          <w:b/>
-        </w:rPr>
-        <w:t>Superclasses</w:t>
-      </w:r>
-      <w:proofErr w:type="spellEnd"/>
-      <w:r>
-        <w:rPr>
-          <w:rFonts w:asciiTheme="majorBidi" w:hAnsiTheme="majorBidi" w:cstheme="majorBidi"/>
-          <w:b/>
-        </w:rPr>
-        <w:t>:</w:t>
+        <w:t>List of Superclasses:</w:t>
       </w:r>
     </w:p>
     <w:p>
@@ -11538,7 +12099,21 @@
         <w:rPr>
           <w:rFonts w:asciiTheme="majorBidi" w:hAnsiTheme="majorBidi" w:cstheme="majorBidi"/>
         </w:rPr>
-        <w:t>Names each class with which this class must interact in order to accomplish its purpose, and how.</w:t>
+        <w:t xml:space="preserve">Names each class with which this class must interact </w:t>
+      </w:r>
+      <w:proofErr w:type="gramStart"/>
+      <w:r>
+        <w:rPr>
+          <w:rFonts w:asciiTheme="majorBidi" w:hAnsiTheme="majorBidi" w:cstheme="majorBidi"/>
+        </w:rPr>
+        <w:t>in order to</w:t>
+      </w:r>
+      <w:proofErr w:type="gramEnd"/>
+      <w:r>
+        <w:rPr>
+          <w:rFonts w:asciiTheme="majorBidi" w:hAnsiTheme="majorBidi" w:cstheme="majorBidi"/>
+        </w:rPr>
+        <w:t xml:space="preserve"> accomplish its purpose, and how.</w:t>
       </w:r>
     </w:p>
     <w:p>
@@ -11637,7 +12212,6 @@
         <w:rPr>
           <w:rFonts w:asciiTheme="majorBidi" w:hAnsiTheme="majorBidi" w:cstheme="majorBidi"/>
         </w:rPr>
-        <w:lastRenderedPageBreak/>
         <w:t>: Lists each operation that can be invoked upon instances of this class. For each operation, the arguments (and their type), the return value (and its type), and any side effects of the operation should be specified.</w:t>
       </w:r>
     </w:p>
@@ -11686,6 +12260,3835 @@
     </w:p>
     <w:p>
       <w:pPr>
+        <w:spacing w:after="539"/>
+        <w:ind w:left="-5"/>
+        <w:rPr>
+          <w:rFonts w:asciiTheme="majorBidi" w:hAnsiTheme="majorBidi" w:cstheme="majorBidi"/>
+        </w:rPr>
+      </w:pPr>
+    </w:p>
+    <w:p>
+      <w:pPr>
+        <w:spacing w:after="539"/>
+        <w:ind w:left="-5"/>
+        <w:rPr>
+          <w:rFonts w:asciiTheme="majorBidi" w:hAnsiTheme="majorBidi" w:cstheme="majorBidi"/>
+          <w:b/>
+          <w:bCs/>
+        </w:rPr>
+      </w:pPr>
+      <w:r>
+        <w:rPr>
+          <w:rFonts w:asciiTheme="majorBidi" w:hAnsiTheme="majorBidi" w:cstheme="majorBidi"/>
+          <w:b/>
+          <w:bCs/>
+        </w:rPr>
+        <w:lastRenderedPageBreak/>
+        <w:t>8.2.1 Class Name: User</w:t>
+      </w:r>
+    </w:p>
+    <w:p>
+      <w:pPr>
+        <w:numPr>
+          <w:ilvl w:val="0"/>
+          <w:numId w:val="2"/>
+        </w:numPr>
+        <w:spacing w:after="539"/>
+        <w:rPr>
+          <w:rFonts w:asciiTheme="majorBidi" w:hAnsiTheme="majorBidi" w:cstheme="majorBidi"/>
+        </w:rPr>
+      </w:pPr>
+      <w:r>
+        <w:rPr>
+          <w:rFonts w:asciiTheme="majorBidi" w:hAnsiTheme="majorBidi" w:cstheme="majorBidi"/>
+          <w:b/>
+          <w:bCs/>
+        </w:rPr>
+        <w:t>Abstract or Concrete:</w:t>
+      </w:r>
+      <w:r>
+        <w:rPr>
+          <w:rFonts w:asciiTheme="majorBidi" w:hAnsiTheme="majorBidi" w:cstheme="majorBidi"/>
+        </w:rPr>
+        <w:t xml:space="preserve"> Abstract</w:t>
+      </w:r>
+    </w:p>
+    <w:p>
+      <w:pPr>
+        <w:numPr>
+          <w:ilvl w:val="0"/>
+          <w:numId w:val="2"/>
+        </w:numPr>
+        <w:spacing w:after="539"/>
+        <w:rPr>
+          <w:rFonts w:asciiTheme="majorBidi" w:hAnsiTheme="majorBidi" w:cstheme="majorBidi"/>
+        </w:rPr>
+      </w:pPr>
+      <w:r>
+        <w:rPr>
+          <w:rFonts w:asciiTheme="majorBidi" w:hAnsiTheme="majorBidi" w:cstheme="majorBidi"/>
+          <w:b/>
+          <w:bCs/>
+        </w:rPr>
+        <w:t>8.2.2 List of Superclasses:</w:t>
+      </w:r>
+      <w:r>
+        <w:rPr>
+          <w:rFonts w:asciiTheme="majorBidi" w:hAnsiTheme="majorBidi" w:cstheme="majorBidi"/>
+        </w:rPr>
+        <w:t xml:space="preserve"> None</w:t>
+      </w:r>
+    </w:p>
+    <w:p>
+      <w:pPr>
+        <w:numPr>
+          <w:ilvl w:val="0"/>
+          <w:numId w:val="2"/>
+        </w:numPr>
+        <w:spacing w:after="539"/>
+        <w:rPr>
+          <w:rFonts w:asciiTheme="majorBidi" w:hAnsiTheme="majorBidi" w:cstheme="majorBidi"/>
+        </w:rPr>
+      </w:pPr>
+      <w:r>
+        <w:rPr>
+          <w:rFonts w:asciiTheme="majorBidi" w:hAnsiTheme="majorBidi" w:cstheme="majorBidi"/>
+          <w:b/>
+          <w:bCs/>
+        </w:rPr>
+        <w:t>8.2.3 List of Subclasses:</w:t>
+      </w:r>
+      <w:r>
+        <w:rPr>
+          <w:rFonts w:asciiTheme="majorBidi" w:hAnsiTheme="majorBidi" w:cstheme="majorBidi"/>
+        </w:rPr>
+        <w:t xml:space="preserve"> Customer, Admin</w:t>
+      </w:r>
+    </w:p>
+    <w:p>
+      <w:pPr>
+        <w:numPr>
+          <w:ilvl w:val="0"/>
+          <w:numId w:val="2"/>
+        </w:numPr>
+        <w:spacing w:after="539"/>
+        <w:rPr>
+          <w:rFonts w:asciiTheme="majorBidi" w:hAnsiTheme="majorBidi" w:cstheme="majorBidi"/>
+        </w:rPr>
+      </w:pPr>
+      <w:r>
+        <w:rPr>
+          <w:rFonts w:asciiTheme="majorBidi" w:hAnsiTheme="majorBidi" w:cstheme="majorBidi"/>
+          <w:b/>
+          <w:bCs/>
+        </w:rPr>
+        <w:t>8.2.4 Purpose:</w:t>
+      </w:r>
+      <w:r>
+        <w:rPr>
+          <w:rFonts w:asciiTheme="majorBidi" w:hAnsiTheme="majorBidi" w:cstheme="majorBidi"/>
+        </w:rPr>
+        <w:t xml:space="preserve"> To serve as a base template for all people using the system, storing shared security and identity data.</w:t>
+      </w:r>
+    </w:p>
+    <w:p>
+      <w:pPr>
+        <w:numPr>
+          <w:ilvl w:val="0"/>
+          <w:numId w:val="2"/>
+        </w:numPr>
+        <w:spacing w:after="539"/>
+        <w:rPr>
+          <w:rFonts w:asciiTheme="majorBidi" w:hAnsiTheme="majorBidi" w:cstheme="majorBidi"/>
+        </w:rPr>
+      </w:pPr>
+      <w:r>
+        <w:rPr>
+          <w:rFonts w:asciiTheme="majorBidi" w:hAnsiTheme="majorBidi" w:cstheme="majorBidi"/>
+          <w:b/>
+          <w:bCs/>
+        </w:rPr>
+        <w:t>8.2.5 Collaborations:</w:t>
+      </w:r>
+      <w:r>
+        <w:rPr>
+          <w:rFonts w:asciiTheme="majorBidi" w:hAnsiTheme="majorBidi" w:cstheme="majorBidi"/>
+        </w:rPr>
+        <w:t xml:space="preserve"> None </w:t>
+      </w:r>
+      <w:r>
+        <w:rPr>
+          <w:rFonts w:asciiTheme="majorBidi" w:hAnsiTheme="majorBidi" w:cstheme="majorBidi"/>
+        </w:rPr>
+        <w:t xml:space="preserve">(It’s Parent </w:t>
+      </w:r>
+      <w:r>
+        <w:rPr>
+          <w:rFonts w:asciiTheme="majorBidi" w:hAnsiTheme="majorBidi" w:cstheme="majorBidi"/>
+        </w:rPr>
+        <w:t>for</w:t>
+      </w:r>
+      <w:r>
+        <w:rPr>
+          <w:rFonts w:asciiTheme="majorBidi" w:hAnsiTheme="majorBidi" w:cstheme="majorBidi"/>
+        </w:rPr>
+        <w:t xml:space="preserve"> Other Classes).</w:t>
+      </w:r>
+    </w:p>
+    <w:p>
+      <w:pPr>
+        <w:numPr>
+          <w:ilvl w:val="0"/>
+          <w:numId w:val="2"/>
+        </w:numPr>
+        <w:spacing w:after="539"/>
+        <w:rPr>
+          <w:rFonts w:asciiTheme="majorBidi" w:hAnsiTheme="majorBidi" w:cstheme="majorBidi"/>
+        </w:rPr>
+      </w:pPr>
+      <w:r>
+        <w:rPr>
+          <w:rFonts w:asciiTheme="majorBidi" w:hAnsiTheme="majorBidi" w:cstheme="majorBidi"/>
+          <w:b/>
+          <w:bCs/>
+        </w:rPr>
+        <w:t>8.2.6 Attributes:</w:t>
+      </w:r>
+      <w:r>
+        <w:rPr>
+          <w:rFonts w:asciiTheme="majorBidi" w:hAnsiTheme="majorBidi" w:cstheme="majorBidi"/>
+        </w:rPr>
+        <w:t xml:space="preserve"> </w:t>
+      </w:r>
+    </w:p>
+    <w:p>
+      <w:pPr>
+        <w:numPr>
+          <w:ilvl w:val="1"/>
+          <w:numId w:val="2"/>
+        </w:numPr>
+        <w:spacing w:after="539"/>
+        <w:rPr>
+          <w:rFonts w:asciiTheme="majorBidi" w:hAnsiTheme="majorBidi" w:cstheme="majorBidi"/>
+        </w:rPr>
+      </w:pPr>
+      <w:r>
+        <w:rPr>
+          <w:rFonts w:asciiTheme="majorBidi" w:hAnsiTheme="majorBidi" w:cstheme="majorBidi"/>
+        </w:rPr>
+        <w:t xml:space="preserve">password </w:t>
+      </w:r>
+      <w:r>
+        <w:rPr>
+          <w:rFonts w:asciiTheme="majorBidi" w:hAnsiTheme="majorBidi" w:cstheme="majorBidi"/>
+        </w:rPr>
+        <w:t>(string)</w:t>
+      </w:r>
+    </w:p>
+    <w:p>
+      <w:pPr>
+        <w:numPr>
+          <w:ilvl w:val="1"/>
+          <w:numId w:val="2"/>
+        </w:numPr>
+        <w:spacing w:after="539"/>
+        <w:rPr>
+          <w:rFonts w:asciiTheme="majorBidi" w:hAnsiTheme="majorBidi" w:cstheme="majorBidi"/>
+        </w:rPr>
+      </w:pPr>
+      <w:r>
+        <w:rPr>
+          <w:rFonts w:asciiTheme="majorBidi" w:hAnsiTheme="majorBidi" w:cstheme="majorBidi"/>
+        </w:rPr>
+        <w:t>username</w:t>
+      </w:r>
+      <w:r>
+        <w:rPr>
+          <w:rFonts w:asciiTheme="majorBidi" w:hAnsiTheme="majorBidi" w:cstheme="majorBidi"/>
+        </w:rPr>
+        <w:t>(string)</w:t>
+      </w:r>
+    </w:p>
+    <w:p>
+      <w:pPr>
+        <w:numPr>
+          <w:ilvl w:val="1"/>
+          <w:numId w:val="2"/>
+        </w:numPr>
+        <w:spacing w:after="539"/>
+        <w:rPr>
+          <w:rFonts w:asciiTheme="majorBidi" w:hAnsiTheme="majorBidi" w:cstheme="majorBidi"/>
+        </w:rPr>
+      </w:pPr>
+      <w:r>
+        <w:rPr>
+          <w:rFonts w:asciiTheme="majorBidi" w:hAnsiTheme="majorBidi" w:cstheme="majorBidi"/>
+        </w:rPr>
+        <w:t xml:space="preserve">email </w:t>
+      </w:r>
+      <w:r>
+        <w:rPr>
+          <w:rFonts w:asciiTheme="majorBidi" w:hAnsiTheme="majorBidi" w:cstheme="majorBidi"/>
+        </w:rPr>
+        <w:t xml:space="preserve"> (string)</w:t>
+      </w:r>
+    </w:p>
+    <w:p>
+      <w:pPr>
+        <w:numPr>
+          <w:ilvl w:val="0"/>
+          <w:numId w:val="2"/>
+        </w:numPr>
+        <w:spacing w:after="539"/>
+        <w:rPr>
+          <w:rFonts w:asciiTheme="majorBidi" w:hAnsiTheme="majorBidi" w:cstheme="majorBidi"/>
+        </w:rPr>
+      </w:pPr>
+      <w:r>
+        <w:rPr>
+          <w:rFonts w:asciiTheme="majorBidi" w:hAnsiTheme="majorBidi" w:cstheme="majorBidi"/>
+          <w:b/>
+          <w:bCs/>
+        </w:rPr>
+        <w:t>8.2.7 Operations:</w:t>
+      </w:r>
+      <w:r>
+        <w:rPr>
+          <w:rFonts w:asciiTheme="majorBidi" w:hAnsiTheme="majorBidi" w:cstheme="majorBidi"/>
+        </w:rPr>
+        <w:t xml:space="preserve">  </w:t>
+      </w:r>
+    </w:p>
+    <w:p>
+      <w:pPr>
+        <w:numPr>
+          <w:ilvl w:val="1"/>
+          <w:numId w:val="2"/>
+        </w:numPr>
+        <w:spacing w:after="539"/>
+        <w:rPr>
+          <w:rFonts w:asciiTheme="majorBidi" w:hAnsiTheme="majorBidi" w:cstheme="majorBidi"/>
+        </w:rPr>
+      </w:pPr>
+      <w:r>
+        <w:rPr>
+          <w:rFonts w:asciiTheme="majorBidi" w:hAnsiTheme="majorBidi" w:cstheme="majorBidi"/>
+        </w:rPr>
+        <w:t>login(id, pass): Returns Boolean. Verifies credentials.</w:t>
+      </w:r>
+    </w:p>
+    <w:p>
+      <w:pPr>
+        <w:numPr>
+          <w:ilvl w:val="1"/>
+          <w:numId w:val="2"/>
+        </w:numPr>
+        <w:spacing w:after="539"/>
+        <w:rPr>
+          <w:rFonts w:asciiTheme="majorBidi" w:hAnsiTheme="majorBidi" w:cstheme="majorBidi"/>
+        </w:rPr>
+      </w:pPr>
+      <w:r>
+        <w:rPr>
+          <w:rFonts w:asciiTheme="majorBidi" w:hAnsiTheme="majorBidi" w:cstheme="majorBidi"/>
+        </w:rPr>
+        <w:t>logout(): Returns Void. Ends the session.</w:t>
+      </w:r>
+    </w:p>
+    <w:p>
+      <w:pPr>
+        <w:numPr>
+          <w:ilvl w:val="0"/>
+          <w:numId w:val="2"/>
+        </w:numPr>
+        <w:spacing w:after="539"/>
+        <w:rPr>
+          <w:rFonts w:asciiTheme="majorBidi" w:hAnsiTheme="majorBidi" w:cstheme="majorBidi"/>
+        </w:rPr>
+      </w:pPr>
+      <w:r>
+        <w:rPr>
+          <w:rFonts w:asciiTheme="majorBidi" w:hAnsiTheme="majorBidi" w:cstheme="majorBidi"/>
+          <w:b/>
+          <w:bCs/>
+        </w:rPr>
+        <w:t>8.2.8 Constraints:</w:t>
+      </w:r>
+    </w:p>
+    <w:p>
+      <w:pPr>
+        <w:numPr>
+          <w:ilvl w:val="1"/>
+          <w:numId w:val="2"/>
+        </w:numPr>
+        <w:spacing w:after="539"/>
+        <w:rPr>
+          <w:rFonts w:asciiTheme="majorBidi" w:hAnsiTheme="majorBidi" w:cstheme="majorBidi"/>
+        </w:rPr>
+      </w:pPr>
+      <w:r>
+        <w:rPr>
+          <w:rFonts w:asciiTheme="majorBidi" w:hAnsiTheme="majorBidi" w:cstheme="majorBidi"/>
+        </w:rPr>
+        <w:t>Email must contain an @ symbol and a domain.</w:t>
+      </w:r>
+    </w:p>
+    <w:p>
+      <w:pPr>
+        <w:numPr>
+          <w:ilvl w:val="1"/>
+          <w:numId w:val="2"/>
+        </w:numPr>
+        <w:spacing w:after="539"/>
+        <w:rPr>
+          <w:rFonts w:asciiTheme="majorBidi" w:hAnsiTheme="majorBidi" w:cstheme="majorBidi"/>
+        </w:rPr>
+      </w:pPr>
+      <w:r>
+        <w:rPr>
+          <w:rFonts w:asciiTheme="majorBidi" w:hAnsiTheme="majorBidi" w:cstheme="majorBidi"/>
+        </w:rPr>
+        <w:t>Password must contain letters , symbols and numbers.</w:t>
+      </w:r>
+    </w:p>
+    <w:p>
+      <w:pPr>
+        <w:spacing w:after="539"/>
+        <w:ind w:left="-5"/>
+        <w:rPr>
+          <w:rFonts w:asciiTheme="majorBidi" w:hAnsiTheme="majorBidi" w:cstheme="majorBidi"/>
+        </w:rPr>
+      </w:pPr>
+      <w:r>
+        <w:rPr>
+          <w:rFonts w:asciiTheme="majorBidi" w:hAnsiTheme="majorBidi" w:cstheme="majorBidi"/>
+        </w:rPr>
+        <w:lastRenderedPageBreak/>
+        <w:pict w14:anchorId="2890EF81">
+          <v:rect id="_x0000_i1574" style="width:0;height:1.5pt" o:hralign="center" o:hrstd="t" o:hr="t" fillcolor="#a0a0a0" stroked="f"/>
+        </w:pict>
+      </w:r>
+    </w:p>
+    <w:p>
+      <w:pPr>
+        <w:spacing w:after="539"/>
+        <w:ind w:left="-5"/>
+        <w:rPr>
+          <w:rFonts w:asciiTheme="majorBidi" w:hAnsiTheme="majorBidi" w:cstheme="majorBidi"/>
+          <w:b/>
+          <w:bCs/>
+        </w:rPr>
+      </w:pPr>
+      <w:r>
+        <w:rPr>
+          <w:rFonts w:asciiTheme="majorBidi" w:hAnsiTheme="majorBidi" w:cstheme="majorBidi"/>
+          <w:b/>
+          <w:bCs/>
+        </w:rPr>
+        <w:t>8.2.1 Class Name: Customer</w:t>
+      </w:r>
+    </w:p>
+    <w:p>
+      <w:pPr>
+        <w:numPr>
+          <w:ilvl w:val="0"/>
+          <w:numId w:val="3"/>
+        </w:numPr>
+        <w:spacing w:after="539"/>
+        <w:rPr>
+          <w:rFonts w:asciiTheme="majorBidi" w:hAnsiTheme="majorBidi" w:cstheme="majorBidi"/>
+        </w:rPr>
+      </w:pPr>
+      <w:r>
+        <w:rPr>
+          <w:rFonts w:asciiTheme="majorBidi" w:hAnsiTheme="majorBidi" w:cstheme="majorBidi"/>
+          <w:b/>
+          <w:bCs/>
+        </w:rPr>
+        <w:t>Abstract or Concrete:</w:t>
+      </w:r>
+      <w:r>
+        <w:rPr>
+          <w:rFonts w:asciiTheme="majorBidi" w:hAnsiTheme="majorBidi" w:cstheme="majorBidi"/>
+        </w:rPr>
+        <w:t xml:space="preserve"> Concrete</w:t>
+      </w:r>
+    </w:p>
+    <w:p>
+      <w:pPr>
+        <w:numPr>
+          <w:ilvl w:val="0"/>
+          <w:numId w:val="3"/>
+        </w:numPr>
+        <w:spacing w:after="539"/>
+        <w:rPr>
+          <w:rFonts w:asciiTheme="majorBidi" w:hAnsiTheme="majorBidi" w:cstheme="majorBidi"/>
+        </w:rPr>
+      </w:pPr>
+      <w:r>
+        <w:rPr>
+          <w:rFonts w:asciiTheme="majorBidi" w:hAnsiTheme="majorBidi" w:cstheme="majorBidi"/>
+          <w:b/>
+          <w:bCs/>
+        </w:rPr>
+        <w:t>8.2.2 List of Superclasses:</w:t>
+      </w:r>
+      <w:r>
+        <w:rPr>
+          <w:rFonts w:asciiTheme="majorBidi" w:hAnsiTheme="majorBidi" w:cstheme="majorBidi"/>
+        </w:rPr>
+        <w:t xml:space="preserve"> User</w:t>
+      </w:r>
+    </w:p>
+    <w:p>
+      <w:pPr>
+        <w:numPr>
+          <w:ilvl w:val="0"/>
+          <w:numId w:val="3"/>
+        </w:numPr>
+        <w:spacing w:after="539"/>
+        <w:rPr>
+          <w:rFonts w:asciiTheme="majorBidi" w:hAnsiTheme="majorBidi" w:cstheme="majorBidi"/>
+        </w:rPr>
+      </w:pPr>
+      <w:r>
+        <w:rPr>
+          <w:rFonts w:asciiTheme="majorBidi" w:hAnsiTheme="majorBidi" w:cstheme="majorBidi"/>
+          <w:b/>
+          <w:bCs/>
+        </w:rPr>
+        <w:t>8.2.3 List of Subclasses:</w:t>
+      </w:r>
+      <w:r>
+        <w:rPr>
+          <w:rFonts w:asciiTheme="majorBidi" w:hAnsiTheme="majorBidi" w:cstheme="majorBidi"/>
+        </w:rPr>
+        <w:t xml:space="preserve"> None</w:t>
+      </w:r>
+    </w:p>
+    <w:p>
+      <w:pPr>
+        <w:numPr>
+          <w:ilvl w:val="0"/>
+          <w:numId w:val="3"/>
+        </w:numPr>
+        <w:spacing w:after="539"/>
+        <w:rPr>
+          <w:rFonts w:asciiTheme="majorBidi" w:hAnsiTheme="majorBidi" w:cstheme="majorBidi"/>
+        </w:rPr>
+      </w:pPr>
+      <w:r>
+        <w:rPr>
+          <w:rFonts w:asciiTheme="majorBidi" w:hAnsiTheme="majorBidi" w:cstheme="majorBidi"/>
+          <w:b/>
+          <w:bCs/>
+        </w:rPr>
+        <w:t>8.2.4 Purpose:</w:t>
+      </w:r>
+      <w:r>
+        <w:rPr>
+          <w:rFonts w:asciiTheme="majorBidi" w:hAnsiTheme="majorBidi" w:cstheme="majorBidi"/>
+        </w:rPr>
+        <w:t xml:space="preserve"> To allow individuals to browse the clog catalog and manage their personal purchases.</w:t>
+      </w:r>
+    </w:p>
+    <w:p>
+      <w:pPr>
+        <w:numPr>
+          <w:ilvl w:val="0"/>
+          <w:numId w:val="3"/>
+        </w:numPr>
+        <w:spacing w:after="539"/>
+        <w:rPr>
+          <w:rFonts w:asciiTheme="majorBidi" w:hAnsiTheme="majorBidi" w:cstheme="majorBidi"/>
+        </w:rPr>
+      </w:pPr>
+      <w:r>
+        <w:rPr>
+          <w:rFonts w:asciiTheme="majorBidi" w:hAnsiTheme="majorBidi" w:cstheme="majorBidi"/>
+          <w:b/>
+          <w:bCs/>
+        </w:rPr>
+        <w:t>8.2.5 Collaborations:</w:t>
+      </w:r>
+      <w:r>
+        <w:rPr>
+          <w:rFonts w:asciiTheme="majorBidi" w:hAnsiTheme="majorBidi" w:cstheme="majorBidi"/>
+        </w:rPr>
+        <w:t xml:space="preserve"> </w:t>
+      </w:r>
+    </w:p>
+    <w:p>
+      <w:pPr>
+        <w:numPr>
+          <w:ilvl w:val="1"/>
+          <w:numId w:val="3"/>
+        </w:numPr>
+        <w:spacing w:after="539"/>
+        <w:rPr>
+          <w:rFonts w:asciiTheme="majorBidi" w:hAnsiTheme="majorBidi" w:cstheme="majorBidi"/>
+        </w:rPr>
+      </w:pPr>
+      <w:r>
+        <w:rPr>
+          <w:rFonts w:asciiTheme="majorBidi" w:hAnsiTheme="majorBidi" w:cstheme="majorBidi"/>
+          <w:b/>
+          <w:bCs/>
+        </w:rPr>
+        <w:t>Product</w:t>
+      </w:r>
+      <w:r>
+        <w:rPr>
+          <w:rFonts w:asciiTheme="majorBidi" w:hAnsiTheme="majorBidi" w:cstheme="majorBidi"/>
+          <w:b/>
+          <w:bCs/>
+        </w:rPr>
+        <w:t>:</w:t>
+      </w:r>
+      <w:r>
+        <w:rPr>
+          <w:rFonts w:asciiTheme="majorBidi" w:hAnsiTheme="majorBidi" w:cstheme="majorBidi"/>
+        </w:rPr>
+        <w:t xml:space="preserve"> </w:t>
+      </w:r>
+      <w:r>
+        <w:rPr>
+          <w:rFonts w:asciiTheme="majorBidi" w:hAnsiTheme="majorBidi" w:cstheme="majorBidi"/>
+        </w:rPr>
+        <w:t>To view details and check availability.</w:t>
+      </w:r>
+    </w:p>
+    <w:p>
+      <w:pPr>
+        <w:numPr>
+          <w:ilvl w:val="0"/>
+          <w:numId w:val="3"/>
+        </w:numPr>
+        <w:spacing w:after="539"/>
+        <w:rPr>
+          <w:rFonts w:asciiTheme="majorBidi" w:hAnsiTheme="majorBidi" w:cstheme="majorBidi"/>
+        </w:rPr>
+      </w:pPr>
+      <w:r>
+        <w:rPr>
+          <w:rFonts w:asciiTheme="majorBidi" w:hAnsiTheme="majorBidi" w:cstheme="majorBidi"/>
+          <w:b/>
+          <w:bCs/>
+        </w:rPr>
+        <w:t>8.2.6 Attributes:</w:t>
+      </w:r>
+      <w:r>
+        <w:rPr>
+          <w:rFonts w:asciiTheme="majorBidi" w:hAnsiTheme="majorBidi" w:cstheme="majorBidi"/>
+        </w:rPr>
+        <w:t xml:space="preserve"> </w:t>
+      </w:r>
+    </w:p>
+    <w:p>
+      <w:pPr>
+        <w:numPr>
+          <w:ilvl w:val="1"/>
+          <w:numId w:val="3"/>
+        </w:numPr>
+        <w:spacing w:after="539"/>
+        <w:rPr>
+          <w:rFonts w:asciiTheme="majorBidi" w:hAnsiTheme="majorBidi" w:cstheme="majorBidi"/>
+        </w:rPr>
+      </w:pPr>
+      <w:r>
+        <w:rPr>
+          <w:rFonts w:asciiTheme="majorBidi" w:hAnsiTheme="majorBidi" w:cstheme="majorBidi"/>
+        </w:rPr>
+        <w:t>Name , Price , Category</w:t>
+      </w:r>
+    </w:p>
+    <w:p>
+      <w:pPr>
+        <w:numPr>
+          <w:ilvl w:val="0"/>
+          <w:numId w:val="3"/>
+        </w:numPr>
+        <w:spacing w:after="539"/>
+        <w:rPr>
+          <w:rFonts w:asciiTheme="majorBidi" w:hAnsiTheme="majorBidi" w:cstheme="majorBidi"/>
+        </w:rPr>
+      </w:pPr>
+      <w:r>
+        <w:rPr>
+          <w:rFonts w:asciiTheme="majorBidi" w:hAnsiTheme="majorBidi" w:cstheme="majorBidi"/>
+          <w:b/>
+          <w:bCs/>
+        </w:rPr>
+        <w:t>8.2.7 Operations:</w:t>
+      </w:r>
+      <w:r>
+        <w:rPr>
+          <w:rFonts w:asciiTheme="majorBidi" w:hAnsiTheme="majorBidi" w:cstheme="majorBidi"/>
+        </w:rPr>
+        <w:t xml:space="preserve"> </w:t>
+      </w:r>
+    </w:p>
+    <w:p>
+      <w:pPr>
+        <w:numPr>
+          <w:ilvl w:val="1"/>
+          <w:numId w:val="3"/>
+        </w:numPr>
+        <w:spacing w:after="539"/>
+        <w:rPr>
+          <w:rFonts w:asciiTheme="majorBidi" w:hAnsiTheme="majorBidi" w:cstheme="majorBidi"/>
+        </w:rPr>
+      </w:pPr>
+      <w:proofErr w:type="spellStart"/>
+      <w:r>
+        <w:rPr>
+          <w:rFonts w:asciiTheme="majorBidi" w:hAnsiTheme="majorBidi" w:cstheme="majorBidi"/>
+        </w:rPr>
+        <w:t>makePayment</w:t>
+      </w:r>
+      <w:proofErr w:type="spellEnd"/>
+      <w:r>
+        <w:rPr>
+          <w:rFonts w:asciiTheme="majorBidi" w:hAnsiTheme="majorBidi" w:cstheme="majorBidi"/>
+        </w:rPr>
+        <w:t>(): Returns Boolean. Processes transaction.</w:t>
+      </w:r>
+    </w:p>
+    <w:p>
+      <w:pPr>
+        <w:numPr>
+          <w:ilvl w:val="1"/>
+          <w:numId w:val="3"/>
+        </w:numPr>
+        <w:spacing w:after="539"/>
+        <w:rPr>
+          <w:rFonts w:asciiTheme="majorBidi" w:hAnsiTheme="majorBidi" w:cstheme="majorBidi"/>
+        </w:rPr>
+      </w:pPr>
+      <w:proofErr w:type="spellStart"/>
+      <w:r>
+        <w:rPr>
+          <w:rFonts w:asciiTheme="majorBidi" w:hAnsiTheme="majorBidi" w:cstheme="majorBidi"/>
+        </w:rPr>
+        <w:t>addToCart</w:t>
+      </w:r>
+      <w:proofErr w:type="spellEnd"/>
+      <w:r>
+        <w:rPr>
+          <w:rFonts w:asciiTheme="majorBidi" w:hAnsiTheme="majorBidi" w:cstheme="majorBidi"/>
+        </w:rPr>
+        <w:t xml:space="preserve">(productid): Returns Void. Adds item to </w:t>
+      </w:r>
+      <w:proofErr w:type="spellStart"/>
+      <w:r>
+        <w:rPr>
+          <w:rFonts w:asciiTheme="majorBidi" w:hAnsiTheme="majorBidi" w:cstheme="majorBidi"/>
+        </w:rPr>
+        <w:t>sesssion</w:t>
+      </w:r>
+      <w:proofErr w:type="spellEnd"/>
+      <w:r>
+        <w:rPr>
+          <w:rFonts w:asciiTheme="majorBidi" w:hAnsiTheme="majorBidi" w:cstheme="majorBidi"/>
+        </w:rPr>
+        <w:t>.</w:t>
+      </w:r>
+    </w:p>
+    <w:p>
+      <w:pPr>
+        <w:numPr>
+          <w:ilvl w:val="0"/>
+          <w:numId w:val="3"/>
+        </w:numPr>
+        <w:spacing w:after="539"/>
+        <w:rPr>
+          <w:rFonts w:asciiTheme="majorBidi" w:hAnsiTheme="majorBidi" w:cstheme="majorBidi"/>
+        </w:rPr>
+      </w:pPr>
+      <w:r>
+        <w:rPr>
+          <w:rFonts w:asciiTheme="majorBidi" w:hAnsiTheme="majorBidi" w:cstheme="majorBidi"/>
+          <w:b/>
+          <w:bCs/>
+        </w:rPr>
+        <w:t>8.2.8 Constraints:</w:t>
+      </w:r>
+      <w:r>
+        <w:rPr>
+          <w:rFonts w:asciiTheme="majorBidi" w:hAnsiTheme="majorBidi" w:cstheme="majorBidi"/>
+        </w:rPr>
+        <w:t xml:space="preserve"> Must be 18+ years old to create a </w:t>
+      </w:r>
+      <w:r>
+        <w:rPr>
+          <w:rFonts w:asciiTheme="majorBidi" w:hAnsiTheme="majorBidi" w:cstheme="majorBidi"/>
+        </w:rPr>
+        <w:t>customer</w:t>
+      </w:r>
+      <w:r>
+        <w:rPr>
+          <w:rFonts w:asciiTheme="majorBidi" w:hAnsiTheme="majorBidi" w:cstheme="majorBidi"/>
+        </w:rPr>
+        <w:t xml:space="preserve"> account.</w:t>
+      </w:r>
+    </w:p>
+    <w:p>
+      <w:pPr>
+        <w:spacing w:after="539"/>
+        <w:ind w:left="-5"/>
+        <w:rPr>
+          <w:rFonts w:asciiTheme="majorBidi" w:hAnsiTheme="majorBidi" w:cstheme="majorBidi"/>
+        </w:rPr>
+      </w:pPr>
+      <w:r>
+        <w:rPr>
+          <w:rFonts w:asciiTheme="majorBidi" w:hAnsiTheme="majorBidi" w:cstheme="majorBidi"/>
+        </w:rPr>
+        <w:pict w14:anchorId="5B40F6B0">
+          <v:rect id="_x0000_i1572" style="width:0;height:1.5pt" o:hralign="center" o:hrstd="t" o:hr="t" fillcolor="#a0a0a0" stroked="f"/>
+        </w:pict>
+      </w:r>
+    </w:p>
+    <w:p>
+      <w:pPr>
+        <w:spacing w:after="539"/>
+        <w:ind w:left="-5"/>
+        <w:rPr>
+          <w:rFonts w:asciiTheme="majorBidi" w:hAnsiTheme="majorBidi" w:cstheme="majorBidi"/>
+          <w:b/>
+          <w:bCs/>
+        </w:rPr>
+      </w:pPr>
+      <w:r>
+        <w:rPr>
+          <w:rFonts w:asciiTheme="majorBidi" w:hAnsiTheme="majorBidi" w:cstheme="majorBidi"/>
+          <w:b/>
+          <w:bCs/>
+        </w:rPr>
+        <w:t>8.2.1 Class Name: Admin</w:t>
+      </w:r>
+    </w:p>
+    <w:p>
+      <w:pPr>
+        <w:numPr>
+          <w:ilvl w:val="0"/>
+          <w:numId w:val="4"/>
+        </w:numPr>
+        <w:spacing w:after="539"/>
+        <w:rPr>
+          <w:rFonts w:asciiTheme="majorBidi" w:hAnsiTheme="majorBidi" w:cstheme="majorBidi"/>
+        </w:rPr>
+      </w:pPr>
+      <w:r>
+        <w:rPr>
+          <w:rFonts w:asciiTheme="majorBidi" w:hAnsiTheme="majorBidi" w:cstheme="majorBidi"/>
+          <w:b/>
+          <w:bCs/>
+        </w:rPr>
+        <w:lastRenderedPageBreak/>
+        <w:t>Abstract or Concrete:</w:t>
+      </w:r>
+      <w:r>
+        <w:rPr>
+          <w:rFonts w:asciiTheme="majorBidi" w:hAnsiTheme="majorBidi" w:cstheme="majorBidi"/>
+        </w:rPr>
+        <w:t xml:space="preserve"> Concrete</w:t>
+      </w:r>
+    </w:p>
+    <w:p>
+      <w:pPr>
+        <w:numPr>
+          <w:ilvl w:val="0"/>
+          <w:numId w:val="4"/>
+        </w:numPr>
+        <w:spacing w:after="539"/>
+        <w:rPr>
+          <w:rFonts w:asciiTheme="majorBidi" w:hAnsiTheme="majorBidi" w:cstheme="majorBidi"/>
+        </w:rPr>
+      </w:pPr>
+      <w:r>
+        <w:rPr>
+          <w:rFonts w:asciiTheme="majorBidi" w:hAnsiTheme="majorBidi" w:cstheme="majorBidi"/>
+          <w:b/>
+          <w:bCs/>
+        </w:rPr>
+        <w:t>8.2.2 List of Superclasses:</w:t>
+      </w:r>
+      <w:r>
+        <w:rPr>
+          <w:rFonts w:asciiTheme="majorBidi" w:hAnsiTheme="majorBidi" w:cstheme="majorBidi"/>
+        </w:rPr>
+        <w:t xml:space="preserve"> User</w:t>
+      </w:r>
+    </w:p>
+    <w:p>
+      <w:pPr>
+        <w:numPr>
+          <w:ilvl w:val="0"/>
+          <w:numId w:val="4"/>
+        </w:numPr>
+        <w:spacing w:after="539"/>
+        <w:rPr>
+          <w:rFonts w:asciiTheme="majorBidi" w:hAnsiTheme="majorBidi" w:cstheme="majorBidi"/>
+        </w:rPr>
+      </w:pPr>
+      <w:r>
+        <w:rPr>
+          <w:rFonts w:asciiTheme="majorBidi" w:hAnsiTheme="majorBidi" w:cstheme="majorBidi"/>
+          <w:b/>
+          <w:bCs/>
+        </w:rPr>
+        <w:t>8.2.3 List of Subclasses:</w:t>
+      </w:r>
+      <w:r>
+        <w:rPr>
+          <w:rFonts w:asciiTheme="majorBidi" w:hAnsiTheme="majorBidi" w:cstheme="majorBidi"/>
+        </w:rPr>
+        <w:t xml:space="preserve"> None</w:t>
+      </w:r>
+    </w:p>
+    <w:p>
+      <w:pPr>
+        <w:numPr>
+          <w:ilvl w:val="0"/>
+          <w:numId w:val="4"/>
+        </w:numPr>
+        <w:spacing w:after="539"/>
+        <w:rPr>
+          <w:rFonts w:asciiTheme="majorBidi" w:hAnsiTheme="majorBidi" w:cstheme="majorBidi"/>
+        </w:rPr>
+      </w:pPr>
+      <w:r>
+        <w:rPr>
+          <w:rFonts w:asciiTheme="majorBidi" w:hAnsiTheme="majorBidi" w:cstheme="majorBidi"/>
+          <w:b/>
+          <w:bCs/>
+        </w:rPr>
+        <w:t>8.2.4 Purpose:</w:t>
+      </w:r>
+      <w:r>
+        <w:rPr>
+          <w:rFonts w:asciiTheme="majorBidi" w:hAnsiTheme="majorBidi" w:cstheme="majorBidi"/>
+        </w:rPr>
+        <w:t xml:space="preserve"> </w:t>
+      </w:r>
+    </w:p>
+    <w:p>
+      <w:pPr>
+        <w:numPr>
+          <w:ilvl w:val="1"/>
+          <w:numId w:val="4"/>
+        </w:numPr>
+        <w:spacing w:after="539" w:line="254" w:lineRule="auto"/>
+        <w:rPr>
+          <w:rFonts w:asciiTheme="majorBidi" w:hAnsiTheme="majorBidi" w:cstheme="majorBidi"/>
+        </w:rPr>
+      </w:pPr>
+      <w:r>
+        <w:rPr>
+          <w:rFonts w:asciiTheme="majorBidi" w:hAnsiTheme="majorBidi" w:cstheme="majorBidi"/>
+        </w:rPr>
+        <w:t>provide tools for staff members to manage inventory, prices, and user issues.</w:t>
+      </w:r>
+    </w:p>
+    <w:p>
+      <w:pPr>
+        <w:numPr>
+          <w:ilvl w:val="0"/>
+          <w:numId w:val="4"/>
+        </w:numPr>
+        <w:spacing w:after="539"/>
+        <w:rPr>
+          <w:rFonts w:asciiTheme="majorBidi" w:hAnsiTheme="majorBidi" w:cstheme="majorBidi"/>
+        </w:rPr>
+      </w:pPr>
+      <w:r>
+        <w:rPr>
+          <w:rFonts w:asciiTheme="majorBidi" w:hAnsiTheme="majorBidi" w:cstheme="majorBidi"/>
+          <w:b/>
+          <w:bCs/>
+        </w:rPr>
+        <w:t>8.2.5 Collaborations:</w:t>
+      </w:r>
+      <w:r>
+        <w:rPr>
+          <w:rFonts w:asciiTheme="majorBidi" w:hAnsiTheme="majorBidi" w:cstheme="majorBidi"/>
+        </w:rPr>
+        <w:t xml:space="preserve"> </w:t>
+      </w:r>
+    </w:p>
+    <w:p>
+      <w:pPr>
+        <w:numPr>
+          <w:ilvl w:val="1"/>
+          <w:numId w:val="4"/>
+        </w:numPr>
+        <w:spacing w:after="539"/>
+        <w:rPr>
+          <w:rFonts w:asciiTheme="majorBidi" w:hAnsiTheme="majorBidi" w:cstheme="majorBidi"/>
+        </w:rPr>
+      </w:pPr>
+      <w:r>
+        <w:rPr>
+          <w:rFonts w:asciiTheme="majorBidi" w:hAnsiTheme="majorBidi" w:cstheme="majorBidi"/>
+          <w:b/>
+          <w:bCs/>
+        </w:rPr>
+        <w:t>Customer:</w:t>
+      </w:r>
+      <w:r>
+        <w:rPr>
+          <w:rFonts w:asciiTheme="majorBidi" w:hAnsiTheme="majorBidi" w:cstheme="majorBidi"/>
+        </w:rPr>
+        <w:t xml:space="preserve"> To reset passwords or view account issues.</w:t>
+      </w:r>
+    </w:p>
+    <w:p>
+      <w:pPr>
+        <w:numPr>
+          <w:ilvl w:val="1"/>
+          <w:numId w:val="4"/>
+        </w:numPr>
+        <w:spacing w:after="539"/>
+        <w:rPr>
+          <w:rFonts w:asciiTheme="majorBidi" w:hAnsiTheme="majorBidi" w:cstheme="majorBidi"/>
+        </w:rPr>
+      </w:pPr>
+      <w:r>
+        <w:rPr>
+          <w:rFonts w:asciiTheme="majorBidi" w:hAnsiTheme="majorBidi" w:cstheme="majorBidi"/>
+          <w:b/>
+          <w:bCs/>
+        </w:rPr>
+        <w:t xml:space="preserve">Product: </w:t>
+      </w:r>
+      <w:r>
+        <w:rPr>
+          <w:rFonts w:asciiTheme="majorBidi" w:hAnsiTheme="majorBidi" w:cstheme="majorBidi"/>
+        </w:rPr>
+        <w:t>To update stock levels or change prices.</w:t>
+      </w:r>
+    </w:p>
+    <w:p>
+      <w:pPr>
+        <w:numPr>
+          <w:ilvl w:val="0"/>
+          <w:numId w:val="4"/>
+        </w:numPr>
+        <w:spacing w:after="539"/>
+        <w:rPr>
+          <w:rFonts w:asciiTheme="majorBidi" w:hAnsiTheme="majorBidi" w:cstheme="majorBidi"/>
+        </w:rPr>
+      </w:pPr>
+      <w:r>
+        <w:rPr>
+          <w:rFonts w:asciiTheme="majorBidi" w:hAnsiTheme="majorBidi" w:cstheme="majorBidi"/>
+          <w:b/>
+          <w:bCs/>
+        </w:rPr>
+        <w:t>8.2.6 Attributes:</w:t>
+      </w:r>
+    </w:p>
+    <w:p>
+      <w:pPr>
+        <w:numPr>
+          <w:ilvl w:val="1"/>
+          <w:numId w:val="4"/>
+        </w:numPr>
+        <w:spacing w:after="539"/>
+        <w:rPr>
+          <w:rFonts w:asciiTheme="majorBidi" w:hAnsiTheme="majorBidi" w:cstheme="majorBidi"/>
+        </w:rPr>
+      </w:pPr>
+      <w:proofErr w:type="spellStart"/>
+      <w:r>
+        <w:rPr>
+          <w:rFonts w:asciiTheme="majorBidi" w:hAnsiTheme="majorBidi" w:cstheme="majorBidi"/>
+        </w:rPr>
+        <w:t>accessLevel</w:t>
+      </w:r>
+      <w:proofErr w:type="spellEnd"/>
+    </w:p>
+    <w:p>
+      <w:pPr>
+        <w:numPr>
+          <w:ilvl w:val="1"/>
+          <w:numId w:val="4"/>
+        </w:numPr>
+        <w:spacing w:after="539"/>
+        <w:rPr>
+          <w:rFonts w:asciiTheme="majorBidi" w:hAnsiTheme="majorBidi" w:cstheme="majorBidi"/>
+        </w:rPr>
+      </w:pPr>
+      <w:proofErr w:type="spellStart"/>
+      <w:r>
+        <w:rPr>
+          <w:rFonts w:asciiTheme="majorBidi" w:hAnsiTheme="majorBidi" w:cstheme="majorBidi"/>
+        </w:rPr>
+        <w:t>employeeID</w:t>
+      </w:r>
+      <w:proofErr w:type="spellEnd"/>
+    </w:p>
+    <w:p>
+      <w:pPr>
+        <w:numPr>
+          <w:ilvl w:val="0"/>
+          <w:numId w:val="4"/>
+        </w:numPr>
+        <w:spacing w:after="539"/>
+        <w:rPr>
+          <w:rFonts w:asciiTheme="majorBidi" w:hAnsiTheme="majorBidi" w:cstheme="majorBidi"/>
+        </w:rPr>
+      </w:pPr>
+      <w:r>
+        <w:rPr>
+          <w:rFonts w:asciiTheme="majorBidi" w:hAnsiTheme="majorBidi" w:cstheme="majorBidi"/>
+          <w:b/>
+          <w:bCs/>
+        </w:rPr>
+        <w:t>8.2.7 Operations:</w:t>
+      </w:r>
+      <w:r>
+        <w:rPr>
+          <w:rFonts w:asciiTheme="majorBidi" w:hAnsiTheme="majorBidi" w:cstheme="majorBidi"/>
+        </w:rPr>
+        <w:t xml:space="preserve"> </w:t>
+      </w:r>
+    </w:p>
+    <w:p>
+      <w:pPr>
+        <w:numPr>
+          <w:ilvl w:val="1"/>
+          <w:numId w:val="4"/>
+        </w:numPr>
+        <w:spacing w:after="539"/>
+        <w:rPr>
+          <w:rFonts w:asciiTheme="majorBidi" w:hAnsiTheme="majorBidi" w:cstheme="majorBidi"/>
+        </w:rPr>
+      </w:pPr>
+      <w:proofErr w:type="spellStart"/>
+      <w:r>
+        <w:rPr>
+          <w:rFonts w:asciiTheme="majorBidi" w:hAnsiTheme="majorBidi" w:cstheme="majorBidi"/>
+        </w:rPr>
+        <w:t>UpdatePrice</w:t>
+      </w:r>
+      <w:proofErr w:type="spellEnd"/>
+      <w:r>
+        <w:rPr>
+          <w:rFonts w:asciiTheme="majorBidi" w:hAnsiTheme="majorBidi" w:cstheme="majorBidi"/>
+        </w:rPr>
+        <w:t xml:space="preserve">(productid, </w:t>
+      </w:r>
+      <w:proofErr w:type="spellStart"/>
+      <w:r>
+        <w:rPr>
+          <w:rFonts w:asciiTheme="majorBidi" w:hAnsiTheme="majorBidi" w:cstheme="majorBidi"/>
+        </w:rPr>
+        <w:t>newPrice</w:t>
+      </w:r>
+      <w:proofErr w:type="spellEnd"/>
+      <w:r>
+        <w:rPr>
+          <w:rFonts w:asciiTheme="majorBidi" w:hAnsiTheme="majorBidi" w:cstheme="majorBidi"/>
+        </w:rPr>
+        <w:t xml:space="preserve">):Returns Void. </w:t>
+      </w:r>
+      <w:r>
+        <w:rPr>
+          <w:rFonts w:asciiTheme="majorBidi" w:hAnsiTheme="majorBidi" w:cstheme="majorBidi"/>
+        </w:rPr>
+        <w:t>Product data modifies</w:t>
+      </w:r>
+      <w:r>
+        <w:rPr>
+          <w:rFonts w:asciiTheme="majorBidi" w:hAnsiTheme="majorBidi" w:cstheme="majorBidi"/>
+        </w:rPr>
+        <w:t>.</w:t>
+      </w:r>
+    </w:p>
+    <w:p>
+      <w:pPr>
+        <w:numPr>
+          <w:ilvl w:val="1"/>
+          <w:numId w:val="4"/>
+        </w:numPr>
+        <w:spacing w:after="539"/>
+        <w:rPr>
+          <w:rFonts w:asciiTheme="majorBidi" w:hAnsiTheme="majorBidi" w:cstheme="majorBidi"/>
+        </w:rPr>
+      </w:pPr>
+      <w:proofErr w:type="spellStart"/>
+      <w:r>
+        <w:rPr>
+          <w:rFonts w:asciiTheme="majorBidi" w:hAnsiTheme="majorBidi" w:cstheme="majorBidi"/>
+        </w:rPr>
+        <w:t>v</w:t>
+      </w:r>
+      <w:r>
+        <w:rPr>
+          <w:rFonts w:asciiTheme="majorBidi" w:hAnsiTheme="majorBidi" w:cstheme="majorBidi"/>
+        </w:rPr>
+        <w:t>iewSalesReports</w:t>
+      </w:r>
+      <w:proofErr w:type="spellEnd"/>
+      <w:r>
+        <w:rPr>
+          <w:rFonts w:asciiTheme="majorBidi" w:hAnsiTheme="majorBidi" w:cstheme="majorBidi"/>
+        </w:rPr>
+        <w:t>(): Returns String/File. Generates business data.</w:t>
+      </w:r>
+    </w:p>
+    <w:p>
+      <w:pPr>
+        <w:numPr>
+          <w:ilvl w:val="0"/>
+          <w:numId w:val="4"/>
+        </w:numPr>
+        <w:spacing w:after="539"/>
+        <w:rPr>
+          <w:rFonts w:asciiTheme="majorBidi" w:hAnsiTheme="majorBidi" w:cstheme="majorBidi"/>
+        </w:rPr>
+      </w:pPr>
+      <w:r>
+        <w:rPr>
+          <w:rFonts w:asciiTheme="majorBidi" w:hAnsiTheme="majorBidi" w:cstheme="majorBidi"/>
+          <w:b/>
+          <w:bCs/>
+        </w:rPr>
+        <w:t>8.2.8 Constraints:</w:t>
+      </w:r>
+    </w:p>
+    <w:p>
+      <w:pPr>
+        <w:numPr>
+          <w:ilvl w:val="1"/>
+          <w:numId w:val="4"/>
+        </w:numPr>
+        <w:spacing w:after="539"/>
+        <w:rPr>
+          <w:rFonts w:asciiTheme="majorBidi" w:hAnsiTheme="majorBidi" w:cstheme="majorBidi"/>
+        </w:rPr>
+      </w:pPr>
+      <w:proofErr w:type="gramStart"/>
+      <w:r>
+        <w:rPr>
+          <w:rFonts w:asciiTheme="majorBidi" w:hAnsiTheme="majorBidi" w:cstheme="majorBidi"/>
+        </w:rPr>
+        <w:t>Can</w:t>
+      </w:r>
+      <w:proofErr w:type="gramEnd"/>
+      <w:r>
+        <w:rPr>
+          <w:rFonts w:asciiTheme="majorBidi" w:hAnsiTheme="majorBidi" w:cstheme="majorBidi"/>
+        </w:rPr>
+        <w:t xml:space="preserve"> only access the Admin Dashboard via a secure company IP address.</w:t>
+      </w:r>
+    </w:p>
+    <w:p>
+      <w:pPr>
+        <w:spacing w:after="539"/>
+        <w:ind w:left="-5"/>
+        <w:rPr>
+          <w:rFonts w:asciiTheme="majorBidi" w:hAnsiTheme="majorBidi" w:cstheme="majorBidi"/>
+        </w:rPr>
+      </w:pPr>
+      <w:r>
+        <w:rPr>
+          <w:rFonts w:asciiTheme="majorBidi" w:hAnsiTheme="majorBidi" w:cstheme="majorBidi"/>
+        </w:rPr>
+        <w:lastRenderedPageBreak/>
+        <w:pict w14:anchorId="66449B12">
+          <v:rect id="_x0000_i1573" style="width:0;height:1.5pt" o:hralign="center" o:hrstd="t" o:hr="t" fillcolor="#a0a0a0" stroked="f"/>
+        </w:pict>
+      </w:r>
+    </w:p>
+    <w:p>
+      <w:pPr>
+        <w:spacing w:after="539"/>
+        <w:ind w:left="-5"/>
+        <w:rPr>
+          <w:rFonts w:asciiTheme="majorBidi" w:hAnsiTheme="majorBidi" w:cstheme="majorBidi"/>
+          <w:b/>
+          <w:bCs/>
+        </w:rPr>
+      </w:pPr>
+      <w:r>
+        <w:rPr>
+          <w:rFonts w:asciiTheme="majorBidi" w:hAnsiTheme="majorBidi" w:cstheme="majorBidi"/>
+          <w:b/>
+          <w:bCs/>
+        </w:rPr>
+        <w:t>8.2.1 Class Name: Product</w:t>
+      </w:r>
+    </w:p>
+    <w:p>
+      <w:pPr>
+        <w:numPr>
+          <w:ilvl w:val="0"/>
+          <w:numId w:val="5"/>
+        </w:numPr>
+        <w:spacing w:after="539"/>
+        <w:rPr>
+          <w:rFonts w:asciiTheme="majorBidi" w:hAnsiTheme="majorBidi" w:cstheme="majorBidi"/>
+        </w:rPr>
+      </w:pPr>
+      <w:r>
+        <w:rPr>
+          <w:rFonts w:asciiTheme="majorBidi" w:hAnsiTheme="majorBidi" w:cstheme="majorBidi"/>
+          <w:b/>
+          <w:bCs/>
+        </w:rPr>
+        <w:t>Abstract or Concrete:</w:t>
+      </w:r>
+      <w:r>
+        <w:rPr>
+          <w:rFonts w:asciiTheme="majorBidi" w:hAnsiTheme="majorBidi" w:cstheme="majorBidi"/>
+        </w:rPr>
+        <w:t xml:space="preserve"> Concrete</w:t>
+      </w:r>
+    </w:p>
+    <w:p>
+      <w:pPr>
+        <w:numPr>
+          <w:ilvl w:val="0"/>
+          <w:numId w:val="5"/>
+        </w:numPr>
+        <w:spacing w:after="539"/>
+        <w:rPr>
+          <w:rFonts w:asciiTheme="majorBidi" w:hAnsiTheme="majorBidi" w:cstheme="majorBidi"/>
+        </w:rPr>
+      </w:pPr>
+      <w:r>
+        <w:rPr>
+          <w:rFonts w:asciiTheme="majorBidi" w:hAnsiTheme="majorBidi" w:cstheme="majorBidi"/>
+          <w:b/>
+          <w:bCs/>
+        </w:rPr>
+        <w:t>8.2.2 List of Superclasses:</w:t>
+      </w:r>
+      <w:r>
+        <w:rPr>
+          <w:rFonts w:asciiTheme="majorBidi" w:hAnsiTheme="majorBidi" w:cstheme="majorBidi"/>
+        </w:rPr>
+        <w:t xml:space="preserve"> None</w:t>
+      </w:r>
+    </w:p>
+    <w:p>
+      <w:pPr>
+        <w:numPr>
+          <w:ilvl w:val="0"/>
+          <w:numId w:val="5"/>
+        </w:numPr>
+        <w:spacing w:after="539"/>
+        <w:rPr>
+          <w:rFonts w:asciiTheme="majorBidi" w:hAnsiTheme="majorBidi" w:cstheme="majorBidi"/>
+        </w:rPr>
+      </w:pPr>
+      <w:r>
+        <w:rPr>
+          <w:rFonts w:asciiTheme="majorBidi" w:hAnsiTheme="majorBidi" w:cstheme="majorBidi"/>
+          <w:b/>
+          <w:bCs/>
+        </w:rPr>
+        <w:t>8.2.3 List of Subclasses:</w:t>
+      </w:r>
+      <w:r>
+        <w:rPr>
+          <w:rFonts w:asciiTheme="majorBidi" w:hAnsiTheme="majorBidi" w:cstheme="majorBidi"/>
+        </w:rPr>
+        <w:t xml:space="preserve"> None</w:t>
+      </w:r>
+    </w:p>
+    <w:p>
+      <w:pPr>
+        <w:numPr>
+          <w:ilvl w:val="0"/>
+          <w:numId w:val="5"/>
+        </w:numPr>
+        <w:spacing w:after="539"/>
+        <w:rPr>
+          <w:rFonts w:asciiTheme="majorBidi" w:hAnsiTheme="majorBidi" w:cstheme="majorBidi"/>
+        </w:rPr>
+      </w:pPr>
+      <w:r>
+        <w:rPr>
+          <w:rFonts w:asciiTheme="majorBidi" w:hAnsiTheme="majorBidi" w:cstheme="majorBidi"/>
+          <w:b/>
+          <w:bCs/>
+        </w:rPr>
+        <w:t>8.2.4 Purpose:</w:t>
+      </w:r>
+      <w:r>
+        <w:rPr>
+          <w:rFonts w:asciiTheme="majorBidi" w:hAnsiTheme="majorBidi" w:cstheme="majorBidi"/>
+        </w:rPr>
+        <w:t xml:space="preserve"> </w:t>
+      </w:r>
+    </w:p>
+    <w:p>
+      <w:pPr>
+        <w:numPr>
+          <w:ilvl w:val="1"/>
+          <w:numId w:val="5"/>
+        </w:numPr>
+        <w:spacing w:after="539"/>
+        <w:rPr>
+          <w:rFonts w:asciiTheme="majorBidi" w:hAnsiTheme="majorBidi" w:cstheme="majorBidi"/>
+        </w:rPr>
+      </w:pPr>
+      <w:r>
+        <w:rPr>
+          <w:rFonts w:asciiTheme="majorBidi" w:hAnsiTheme="majorBidi" w:cstheme="majorBidi"/>
+        </w:rPr>
+        <w:t>To store all the physical and pricing details of the clogs being sold.</w:t>
+      </w:r>
+    </w:p>
+    <w:p>
+      <w:pPr>
+        <w:numPr>
+          <w:ilvl w:val="0"/>
+          <w:numId w:val="5"/>
+        </w:numPr>
+        <w:spacing w:after="539"/>
+        <w:rPr>
+          <w:rFonts w:asciiTheme="majorBidi" w:hAnsiTheme="majorBidi" w:cstheme="majorBidi"/>
+        </w:rPr>
+      </w:pPr>
+      <w:r>
+        <w:rPr>
+          <w:rFonts w:asciiTheme="majorBidi" w:hAnsiTheme="majorBidi" w:cstheme="majorBidi"/>
+          <w:b/>
+          <w:bCs/>
+        </w:rPr>
+        <w:t>8.2.5 Collaborations:</w:t>
+      </w:r>
+    </w:p>
+    <w:p>
+      <w:pPr>
+        <w:numPr>
+          <w:ilvl w:val="1"/>
+          <w:numId w:val="5"/>
+        </w:numPr>
+        <w:spacing w:after="539"/>
+        <w:rPr>
+          <w:rFonts w:asciiTheme="majorBidi" w:hAnsiTheme="majorBidi" w:cstheme="majorBidi"/>
+        </w:rPr>
+      </w:pPr>
+      <w:r>
+        <w:rPr>
+          <w:rFonts w:asciiTheme="majorBidi" w:hAnsiTheme="majorBidi" w:cstheme="majorBidi"/>
+          <w:b/>
+          <w:bCs/>
+        </w:rPr>
+        <w:t>Customer:</w:t>
+      </w:r>
+      <w:r>
+        <w:rPr>
+          <w:rFonts w:asciiTheme="majorBidi" w:hAnsiTheme="majorBidi" w:cstheme="majorBidi"/>
+        </w:rPr>
+        <w:t xml:space="preserve"> To be viewed and purchased.</w:t>
+      </w:r>
+    </w:p>
+    <w:p>
+      <w:pPr>
+        <w:numPr>
+          <w:ilvl w:val="1"/>
+          <w:numId w:val="5"/>
+        </w:numPr>
+        <w:spacing w:after="539"/>
+        <w:rPr>
+          <w:rFonts w:asciiTheme="majorBidi" w:hAnsiTheme="majorBidi" w:cstheme="majorBidi"/>
+        </w:rPr>
+      </w:pPr>
+      <w:r>
+        <w:rPr>
+          <w:rFonts w:asciiTheme="majorBidi" w:hAnsiTheme="majorBidi" w:cstheme="majorBidi"/>
+          <w:b/>
+          <w:bCs/>
+        </w:rPr>
+        <w:t xml:space="preserve">Admin: </w:t>
+      </w:r>
+      <w:r>
+        <w:rPr>
+          <w:rFonts w:asciiTheme="majorBidi" w:hAnsiTheme="majorBidi" w:cstheme="majorBidi"/>
+        </w:rPr>
+        <w:t>To be updated or removed from the store.</w:t>
+      </w:r>
+    </w:p>
+    <w:p>
+      <w:pPr>
+        <w:numPr>
+          <w:ilvl w:val="0"/>
+          <w:numId w:val="5"/>
+        </w:numPr>
+        <w:spacing w:after="539"/>
+        <w:rPr>
+          <w:rFonts w:asciiTheme="majorBidi" w:hAnsiTheme="majorBidi" w:cstheme="majorBidi"/>
+        </w:rPr>
+      </w:pPr>
+      <w:r>
+        <w:rPr>
+          <w:rFonts w:asciiTheme="majorBidi" w:hAnsiTheme="majorBidi" w:cstheme="majorBidi"/>
+          <w:b/>
+          <w:bCs/>
+        </w:rPr>
+        <w:t>8.2.6 Attributes:</w:t>
+      </w:r>
+      <w:r>
+        <w:rPr>
+          <w:rFonts w:asciiTheme="majorBidi" w:hAnsiTheme="majorBidi" w:cstheme="majorBidi"/>
+        </w:rPr>
+        <w:t xml:space="preserve">  </w:t>
+      </w:r>
+    </w:p>
+    <w:p>
+      <w:pPr>
+        <w:numPr>
+          <w:ilvl w:val="1"/>
+          <w:numId w:val="5"/>
+        </w:numPr>
+        <w:spacing w:after="539"/>
+        <w:rPr>
+          <w:rFonts w:asciiTheme="majorBidi" w:hAnsiTheme="majorBidi" w:cstheme="majorBidi"/>
+        </w:rPr>
+      </w:pPr>
+      <w:r>
+        <w:rPr>
+          <w:rFonts w:asciiTheme="majorBidi" w:hAnsiTheme="majorBidi" w:cstheme="majorBidi"/>
+        </w:rPr>
+        <w:t>price</w:t>
+      </w:r>
+    </w:p>
+    <w:p>
+      <w:pPr>
+        <w:numPr>
+          <w:ilvl w:val="1"/>
+          <w:numId w:val="5"/>
+        </w:numPr>
+        <w:spacing w:after="539"/>
+        <w:rPr>
+          <w:rFonts w:asciiTheme="majorBidi" w:hAnsiTheme="majorBidi" w:cstheme="majorBidi"/>
+        </w:rPr>
+      </w:pPr>
+      <w:proofErr w:type="spellStart"/>
+      <w:r>
+        <w:rPr>
+          <w:rFonts w:asciiTheme="majorBidi" w:hAnsiTheme="majorBidi" w:cstheme="majorBidi"/>
+        </w:rPr>
+        <w:t>stockQuantity</w:t>
+      </w:r>
+      <w:proofErr w:type="spellEnd"/>
+      <w:r>
+        <w:rPr>
+          <w:rFonts w:asciiTheme="majorBidi" w:hAnsiTheme="majorBidi" w:cstheme="majorBidi"/>
+        </w:rPr>
+        <w:t xml:space="preserve"> (Range: 0 to 1,000)</w:t>
+      </w:r>
+    </w:p>
+    <w:p>
+      <w:pPr>
+        <w:numPr>
+          <w:ilvl w:val="1"/>
+          <w:numId w:val="5"/>
+        </w:numPr>
+        <w:spacing w:after="539"/>
+        <w:rPr>
+          <w:rFonts w:asciiTheme="majorBidi" w:hAnsiTheme="majorBidi" w:cstheme="majorBidi"/>
+        </w:rPr>
+      </w:pPr>
+      <w:proofErr w:type="spellStart"/>
+      <w:r>
+        <w:rPr>
+          <w:rFonts w:asciiTheme="majorBidi" w:hAnsiTheme="majorBidi" w:cstheme="majorBidi"/>
+        </w:rPr>
+        <w:t>Model_Name</w:t>
+      </w:r>
+      <w:proofErr w:type="spellEnd"/>
+    </w:p>
+    <w:p>
+      <w:pPr>
+        <w:numPr>
+          <w:ilvl w:val="0"/>
+          <w:numId w:val="5"/>
+        </w:numPr>
+        <w:spacing w:after="539"/>
+        <w:rPr>
+          <w:rFonts w:asciiTheme="majorBidi" w:hAnsiTheme="majorBidi" w:cstheme="majorBidi"/>
+        </w:rPr>
+      </w:pPr>
+      <w:r>
+        <w:rPr>
+          <w:rFonts w:asciiTheme="majorBidi" w:hAnsiTheme="majorBidi" w:cstheme="majorBidi"/>
+          <w:b/>
+          <w:bCs/>
+        </w:rPr>
+        <w:t>8.2.7 Operations:</w:t>
+      </w:r>
+      <w:r>
+        <w:rPr>
+          <w:rFonts w:asciiTheme="majorBidi" w:hAnsiTheme="majorBidi" w:cstheme="majorBidi"/>
+        </w:rPr>
+        <w:t xml:space="preserve"> </w:t>
+      </w:r>
+    </w:p>
+    <w:p>
+      <w:pPr>
+        <w:numPr>
+          <w:ilvl w:val="1"/>
+          <w:numId w:val="5"/>
+        </w:numPr>
+        <w:spacing w:after="539"/>
+        <w:rPr>
+          <w:rFonts w:asciiTheme="majorBidi" w:hAnsiTheme="majorBidi" w:cstheme="majorBidi"/>
+        </w:rPr>
+      </w:pPr>
+      <w:proofErr w:type="spellStart"/>
+      <w:r>
+        <w:rPr>
+          <w:rFonts w:asciiTheme="majorBidi" w:hAnsiTheme="majorBidi" w:cstheme="majorBidi"/>
+        </w:rPr>
+        <w:t>R</w:t>
+      </w:r>
+      <w:r>
+        <w:rPr>
+          <w:rFonts w:asciiTheme="majorBidi" w:hAnsiTheme="majorBidi" w:cstheme="majorBidi"/>
+        </w:rPr>
+        <w:t>educeStock</w:t>
+      </w:r>
+      <w:proofErr w:type="spellEnd"/>
+      <w:r>
+        <w:rPr>
+          <w:rFonts w:asciiTheme="majorBidi" w:hAnsiTheme="majorBidi" w:cstheme="majorBidi"/>
+        </w:rPr>
+        <w:t>(amount): Returns Void. Updates quantity after a sale.</w:t>
+      </w:r>
+    </w:p>
+    <w:p>
+      <w:pPr>
+        <w:numPr>
+          <w:ilvl w:val="1"/>
+          <w:numId w:val="5"/>
+        </w:numPr>
+        <w:spacing w:after="539"/>
+        <w:rPr>
+          <w:rFonts w:asciiTheme="majorBidi" w:hAnsiTheme="majorBidi" w:cstheme="majorBidi"/>
+        </w:rPr>
+      </w:pPr>
+      <w:proofErr w:type="spellStart"/>
+      <w:r>
+        <w:rPr>
+          <w:rFonts w:asciiTheme="majorBidi" w:hAnsiTheme="majorBidi" w:cstheme="majorBidi"/>
+        </w:rPr>
+        <w:t>G</w:t>
+      </w:r>
+      <w:r>
+        <w:rPr>
+          <w:rFonts w:asciiTheme="majorBidi" w:hAnsiTheme="majorBidi" w:cstheme="majorBidi"/>
+        </w:rPr>
+        <w:t>etDetails</w:t>
+      </w:r>
+      <w:proofErr w:type="spellEnd"/>
+      <w:r>
+        <w:rPr>
+          <w:rFonts w:asciiTheme="majorBidi" w:hAnsiTheme="majorBidi" w:cstheme="majorBidi"/>
+        </w:rPr>
+        <w:t xml:space="preserve">(): Returns Object. </w:t>
+      </w:r>
+      <w:r>
+        <w:rPr>
+          <w:rFonts w:asciiTheme="majorBidi" w:hAnsiTheme="majorBidi" w:cstheme="majorBidi"/>
+        </w:rPr>
+        <w:t>Send</w:t>
+      </w:r>
+      <w:r>
+        <w:rPr>
+          <w:rFonts w:asciiTheme="majorBidi" w:hAnsiTheme="majorBidi" w:cstheme="majorBidi"/>
+        </w:rPr>
+        <w:t xml:space="preserve"> info to the website front-end.</w:t>
+      </w:r>
+    </w:p>
+    <w:p>
+      <w:pPr>
+        <w:numPr>
+          <w:ilvl w:val="0"/>
+          <w:numId w:val="5"/>
+        </w:numPr>
+        <w:spacing w:after="539"/>
+        <w:rPr>
+          <w:rFonts w:asciiTheme="majorBidi" w:hAnsiTheme="majorBidi" w:cstheme="majorBidi"/>
+        </w:rPr>
+      </w:pPr>
+      <w:r>
+        <w:rPr>
+          <w:rFonts w:asciiTheme="majorBidi" w:hAnsiTheme="majorBidi" w:cstheme="majorBidi"/>
+          <w:b/>
+          <w:bCs/>
+        </w:rPr>
+        <w:lastRenderedPageBreak/>
+        <w:t>8.2.8 Constraints:</w:t>
+      </w:r>
+      <w:r>
+        <w:rPr>
+          <w:rFonts w:asciiTheme="majorBidi" w:hAnsiTheme="majorBidi" w:cstheme="majorBidi"/>
+        </w:rPr>
+        <w:t xml:space="preserve"> </w:t>
+      </w:r>
+    </w:p>
+    <w:p>
+      <w:pPr>
+        <w:numPr>
+          <w:ilvl w:val="1"/>
+          <w:numId w:val="5"/>
+        </w:numPr>
+        <w:spacing w:after="539"/>
+        <w:rPr>
+          <w:rFonts w:asciiTheme="majorBidi" w:hAnsiTheme="majorBidi" w:cstheme="majorBidi"/>
+        </w:rPr>
+      </w:pPr>
+      <w:r>
+        <w:rPr>
+          <w:rFonts w:asciiTheme="majorBidi" w:hAnsiTheme="majorBidi" w:cstheme="majorBidi"/>
+        </w:rPr>
+        <w:t>Price cannot be a negative number.</w:t>
+      </w:r>
+    </w:p>
+    <w:p>
+      <w:pPr>
+        <w:spacing w:after="539"/>
+        <w:rPr>
+          <w:rFonts w:asciiTheme="majorBidi" w:hAnsiTheme="majorBidi" w:cstheme="majorBidi"/>
+        </w:rPr>
+      </w:pPr>
+      <w:r>
+        <w:rPr>
+          <w:rFonts w:asciiTheme="majorBidi" w:hAnsiTheme="majorBidi" w:cstheme="majorBidi"/>
+        </w:rPr>
+        <w:pict w14:anchorId="04AEB557">
+          <v:rect id="_x0000_i1575" style="width:0;height:1.5pt" o:hralign="center" o:hrstd="t" o:hr="t" fillcolor="#a0a0a0" stroked="f"/>
+        </w:pict>
+      </w:r>
+    </w:p>
+    <w:p>
+      <w:pPr>
+        <w:spacing w:after="539"/>
+        <w:rPr>
+          <w:rFonts w:asciiTheme="majorBidi" w:hAnsiTheme="majorBidi" w:cstheme="majorBidi"/>
+          <w:b/>
+          <w:bCs/>
+        </w:rPr>
+      </w:pPr>
+      <w:r>
+        <w:rPr>
+          <w:rFonts w:asciiTheme="majorBidi" w:hAnsiTheme="majorBidi" w:cstheme="majorBidi"/>
+          <w:b/>
+          <w:bCs/>
+        </w:rPr>
+        <w:t>8.2.1 Class Name: Supplier</w:t>
+      </w:r>
+    </w:p>
+    <w:p>
+      <w:pPr>
+        <w:numPr>
+          <w:ilvl w:val="0"/>
+          <w:numId w:val="7"/>
+        </w:numPr>
+        <w:spacing w:after="539"/>
+        <w:rPr>
+          <w:rFonts w:asciiTheme="majorBidi" w:hAnsiTheme="majorBidi" w:cstheme="majorBidi"/>
+        </w:rPr>
+      </w:pPr>
+      <w:r>
+        <w:rPr>
+          <w:rFonts w:asciiTheme="majorBidi" w:hAnsiTheme="majorBidi" w:cstheme="majorBidi"/>
+          <w:b/>
+          <w:bCs/>
+        </w:rPr>
+        <w:t>Abstract or Concrete:</w:t>
+      </w:r>
+      <w:r>
+        <w:rPr>
+          <w:rFonts w:asciiTheme="majorBidi" w:hAnsiTheme="majorBidi" w:cstheme="majorBidi"/>
+        </w:rPr>
+        <w:t xml:space="preserve"> Concrete</w:t>
+      </w:r>
+    </w:p>
+    <w:p>
+      <w:pPr>
+        <w:numPr>
+          <w:ilvl w:val="0"/>
+          <w:numId w:val="7"/>
+        </w:numPr>
+        <w:spacing w:after="539"/>
+        <w:rPr>
+          <w:rFonts w:asciiTheme="majorBidi" w:hAnsiTheme="majorBidi" w:cstheme="majorBidi"/>
+        </w:rPr>
+      </w:pPr>
+      <w:r>
+        <w:rPr>
+          <w:rFonts w:asciiTheme="majorBidi" w:hAnsiTheme="majorBidi" w:cstheme="majorBidi"/>
+          <w:b/>
+          <w:bCs/>
+        </w:rPr>
+        <w:t>8.2.2 List of Superclasses:</w:t>
+      </w:r>
+      <w:r>
+        <w:rPr>
+          <w:rFonts w:asciiTheme="majorBidi" w:hAnsiTheme="majorBidi" w:cstheme="majorBidi"/>
+        </w:rPr>
+        <w:t xml:space="preserve"> None</w:t>
+      </w:r>
+    </w:p>
+    <w:p>
+      <w:pPr>
+        <w:numPr>
+          <w:ilvl w:val="0"/>
+          <w:numId w:val="7"/>
+        </w:numPr>
+        <w:spacing w:after="539"/>
+        <w:rPr>
+          <w:rFonts w:asciiTheme="majorBidi" w:hAnsiTheme="majorBidi" w:cstheme="majorBidi"/>
+        </w:rPr>
+      </w:pPr>
+      <w:r>
+        <w:rPr>
+          <w:rFonts w:asciiTheme="majorBidi" w:hAnsiTheme="majorBidi" w:cstheme="majorBidi"/>
+          <w:b/>
+          <w:bCs/>
+        </w:rPr>
+        <w:t>8.2.3 List of Subclasses:</w:t>
+      </w:r>
+      <w:r>
+        <w:rPr>
+          <w:rFonts w:asciiTheme="majorBidi" w:hAnsiTheme="majorBidi" w:cstheme="majorBidi"/>
+        </w:rPr>
+        <w:t xml:space="preserve"> None</w:t>
+      </w:r>
+    </w:p>
+    <w:p>
+      <w:pPr>
+        <w:numPr>
+          <w:ilvl w:val="0"/>
+          <w:numId w:val="7"/>
+        </w:numPr>
+        <w:spacing w:after="539"/>
+        <w:rPr>
+          <w:rFonts w:asciiTheme="majorBidi" w:hAnsiTheme="majorBidi" w:cstheme="majorBidi"/>
+        </w:rPr>
+      </w:pPr>
+      <w:r>
+        <w:rPr>
+          <w:rFonts w:asciiTheme="majorBidi" w:hAnsiTheme="majorBidi" w:cstheme="majorBidi"/>
+          <w:b/>
+          <w:bCs/>
+        </w:rPr>
+        <w:t>8.2.4 Purpose:</w:t>
+      </w:r>
+      <w:r>
+        <w:rPr>
+          <w:rFonts w:asciiTheme="majorBidi" w:hAnsiTheme="majorBidi" w:cstheme="majorBidi"/>
+        </w:rPr>
+        <w:t xml:space="preserve"> To store information about the external companies that provide the brand with inventory.</w:t>
+      </w:r>
+    </w:p>
+    <w:p>
+      <w:pPr>
+        <w:numPr>
+          <w:ilvl w:val="0"/>
+          <w:numId w:val="7"/>
+        </w:numPr>
+        <w:spacing w:after="539"/>
+        <w:rPr>
+          <w:rFonts w:asciiTheme="majorBidi" w:hAnsiTheme="majorBidi" w:cstheme="majorBidi"/>
+        </w:rPr>
+      </w:pPr>
+      <w:r>
+        <w:rPr>
+          <w:rFonts w:asciiTheme="majorBidi" w:hAnsiTheme="majorBidi" w:cstheme="majorBidi"/>
+          <w:b/>
+          <w:bCs/>
+        </w:rPr>
+        <w:t>8.2.5 Collaborations:</w:t>
+      </w:r>
+      <w:r>
+        <w:rPr>
+          <w:rFonts w:asciiTheme="majorBidi" w:hAnsiTheme="majorBidi" w:cstheme="majorBidi"/>
+        </w:rPr>
+        <w:t xml:space="preserve"> </w:t>
+      </w:r>
+    </w:p>
+    <w:p>
+      <w:pPr>
+        <w:numPr>
+          <w:ilvl w:val="1"/>
+          <w:numId w:val="7"/>
+        </w:numPr>
+        <w:spacing w:after="539"/>
+        <w:rPr>
+          <w:rFonts w:asciiTheme="majorBidi" w:hAnsiTheme="majorBidi" w:cstheme="majorBidi"/>
+        </w:rPr>
+      </w:pPr>
+      <w:r>
+        <w:rPr>
+          <w:rFonts w:asciiTheme="majorBidi" w:hAnsiTheme="majorBidi" w:cstheme="majorBidi"/>
+        </w:rPr>
+        <w:t>Admin (for procurement).</w:t>
+      </w:r>
+    </w:p>
+    <w:p>
+      <w:pPr>
+        <w:numPr>
+          <w:ilvl w:val="0"/>
+          <w:numId w:val="7"/>
+        </w:numPr>
+        <w:spacing w:after="539"/>
+        <w:rPr>
+          <w:rFonts w:asciiTheme="majorBidi" w:hAnsiTheme="majorBidi" w:cstheme="majorBidi"/>
+        </w:rPr>
+      </w:pPr>
+      <w:r>
+        <w:rPr>
+          <w:rFonts w:asciiTheme="majorBidi" w:hAnsiTheme="majorBidi" w:cstheme="majorBidi"/>
+          <w:b/>
+          <w:bCs/>
+        </w:rPr>
+        <w:t>8.2.6 Attributes:</w:t>
+      </w:r>
+    </w:p>
+    <w:p>
+      <w:pPr>
+        <w:numPr>
+          <w:ilvl w:val="1"/>
+          <w:numId w:val="7"/>
+        </w:numPr>
+        <w:spacing w:after="539"/>
+        <w:rPr>
+          <w:rFonts w:asciiTheme="majorBidi" w:hAnsiTheme="majorBidi" w:cstheme="majorBidi"/>
+        </w:rPr>
+      </w:pPr>
+      <w:proofErr w:type="spellStart"/>
+      <w:r>
+        <w:rPr>
+          <w:rFonts w:asciiTheme="majorBidi" w:hAnsiTheme="majorBidi" w:cstheme="majorBidi"/>
+        </w:rPr>
+        <w:t>supplierID</w:t>
+      </w:r>
+      <w:proofErr w:type="spellEnd"/>
+      <w:r>
+        <w:rPr>
+          <w:rFonts w:asciiTheme="majorBidi" w:hAnsiTheme="majorBidi" w:cstheme="majorBidi"/>
+        </w:rPr>
+        <w:t xml:space="preserve"> (int)</w:t>
+      </w:r>
+    </w:p>
+    <w:p>
+      <w:pPr>
+        <w:numPr>
+          <w:ilvl w:val="1"/>
+          <w:numId w:val="7"/>
+        </w:numPr>
+        <w:spacing w:after="539"/>
+        <w:rPr>
+          <w:rFonts w:asciiTheme="majorBidi" w:hAnsiTheme="majorBidi" w:cstheme="majorBidi"/>
+        </w:rPr>
+      </w:pPr>
+      <w:proofErr w:type="spellStart"/>
+      <w:r>
+        <w:rPr>
+          <w:rFonts w:asciiTheme="majorBidi" w:hAnsiTheme="majorBidi" w:cstheme="majorBidi"/>
+        </w:rPr>
+        <w:t>companyName</w:t>
+      </w:r>
+      <w:proofErr w:type="spellEnd"/>
+      <w:r>
+        <w:rPr>
+          <w:rFonts w:asciiTheme="majorBidi" w:hAnsiTheme="majorBidi" w:cstheme="majorBidi"/>
+        </w:rPr>
+        <w:t xml:space="preserve"> (string)</w:t>
+      </w:r>
+    </w:p>
+    <w:p>
+      <w:pPr>
+        <w:numPr>
+          <w:ilvl w:val="1"/>
+          <w:numId w:val="7"/>
+        </w:numPr>
+        <w:spacing w:after="539"/>
+        <w:rPr>
+          <w:rFonts w:asciiTheme="majorBidi" w:hAnsiTheme="majorBidi" w:cstheme="majorBidi"/>
+        </w:rPr>
+      </w:pPr>
+      <w:proofErr w:type="spellStart"/>
+      <w:r>
+        <w:rPr>
+          <w:rFonts w:asciiTheme="majorBidi" w:hAnsiTheme="majorBidi" w:cstheme="majorBidi"/>
+        </w:rPr>
+        <w:t>contactPerson</w:t>
+      </w:r>
+      <w:proofErr w:type="spellEnd"/>
+      <w:r>
+        <w:rPr>
+          <w:rFonts w:asciiTheme="majorBidi" w:hAnsiTheme="majorBidi" w:cstheme="majorBidi"/>
+        </w:rPr>
+        <w:t xml:space="preserve"> (string)</w:t>
+      </w:r>
+    </w:p>
+    <w:p>
+      <w:pPr>
+        <w:numPr>
+          <w:ilvl w:val="0"/>
+          <w:numId w:val="7"/>
+        </w:numPr>
+        <w:spacing w:after="539"/>
+        <w:rPr>
+          <w:rFonts w:asciiTheme="majorBidi" w:hAnsiTheme="majorBidi" w:cstheme="majorBidi"/>
+        </w:rPr>
+      </w:pPr>
+      <w:r>
+        <w:rPr>
+          <w:rFonts w:asciiTheme="majorBidi" w:hAnsiTheme="majorBidi" w:cstheme="majorBidi"/>
+          <w:b/>
+          <w:bCs/>
+        </w:rPr>
+        <w:t>8.2.7 Operations:</w:t>
+      </w:r>
+    </w:p>
+    <w:p>
+      <w:pPr>
+        <w:numPr>
+          <w:ilvl w:val="1"/>
+          <w:numId w:val="7"/>
+        </w:numPr>
+        <w:spacing w:after="539"/>
+        <w:rPr>
+          <w:rFonts w:asciiTheme="majorBidi" w:hAnsiTheme="majorBidi" w:cstheme="majorBidi"/>
+        </w:rPr>
+      </w:pPr>
+      <w:proofErr w:type="spellStart"/>
+      <w:r>
+        <w:rPr>
+          <w:rFonts w:asciiTheme="majorBidi" w:hAnsiTheme="majorBidi" w:cstheme="majorBidi"/>
+        </w:rPr>
+        <w:t>requestInventory</w:t>
+      </w:r>
+      <w:proofErr w:type="spellEnd"/>
+      <w:r>
+        <w:rPr>
+          <w:rFonts w:asciiTheme="majorBidi" w:hAnsiTheme="majorBidi" w:cstheme="majorBidi"/>
+        </w:rPr>
+        <w:t>(</w:t>
+      </w:r>
+      <w:proofErr w:type="spellStart"/>
+      <w:r>
+        <w:rPr>
+          <w:rFonts w:asciiTheme="majorBidi" w:hAnsiTheme="majorBidi" w:cstheme="majorBidi"/>
+        </w:rPr>
+        <w:t>clogID</w:t>
+      </w:r>
+      <w:proofErr w:type="spellEnd"/>
+      <w:r>
+        <w:rPr>
+          <w:rFonts w:asciiTheme="majorBidi" w:hAnsiTheme="majorBidi" w:cstheme="majorBidi"/>
+        </w:rPr>
+        <w:t>, qty): Returns Void.</w:t>
+      </w:r>
+    </w:p>
+    <w:p>
+      <w:pPr>
+        <w:numPr>
+          <w:ilvl w:val="0"/>
+          <w:numId w:val="7"/>
+        </w:numPr>
+        <w:spacing w:after="539"/>
+        <w:rPr>
+          <w:rFonts w:asciiTheme="majorBidi" w:hAnsiTheme="majorBidi" w:cstheme="majorBidi"/>
+        </w:rPr>
+      </w:pPr>
+      <w:r>
+        <w:rPr>
+          <w:rFonts w:asciiTheme="majorBidi" w:hAnsiTheme="majorBidi" w:cstheme="majorBidi"/>
+          <w:b/>
+          <w:bCs/>
+        </w:rPr>
+        <w:lastRenderedPageBreak/>
+        <w:t>8.2.8 Constraints:</w:t>
+      </w:r>
+    </w:p>
+    <w:p>
+      <w:pPr>
+        <w:numPr>
+          <w:ilvl w:val="1"/>
+          <w:numId w:val="7"/>
+        </w:numPr>
+        <w:spacing w:after="539"/>
+        <w:rPr>
+          <w:rFonts w:asciiTheme="majorBidi" w:hAnsiTheme="majorBidi" w:cstheme="majorBidi"/>
+        </w:rPr>
+      </w:pPr>
+      <w:r>
+        <w:rPr>
+          <w:rFonts w:asciiTheme="majorBidi" w:hAnsiTheme="majorBidi" w:cstheme="majorBidi"/>
+        </w:rPr>
+        <w:t>Must have a valid business tax ID.</w:t>
+      </w:r>
+    </w:p>
+    <w:p>
+      <w:pPr>
+        <w:spacing w:after="0" w:line="254" w:lineRule="auto"/>
+        <w:rPr>
+          <w:rFonts w:asciiTheme="majorBidi" w:hAnsiTheme="majorBidi" w:cstheme="majorBidi"/>
+        </w:rPr>
+      </w:pPr>
+      <w:r>
+        <w:pict w14:anchorId="44EBAA58">
+          <v:rect id="_x0000_i1577" style="width:468pt;height:1.2pt" o:hralign="center" o:hrstd="t" o:hr="t" fillcolor="#a0a0a0" stroked="f"/>
+        </w:pict>
+      </w:r>
+    </w:p>
+    <w:p>
+      <w:pPr>
+        <w:spacing w:after="539"/>
+        <w:rPr>
+          <w:rFonts w:asciiTheme="majorBidi" w:hAnsiTheme="majorBidi" w:cstheme="majorBidi"/>
+        </w:rPr>
+      </w:pPr>
+    </w:p>
+    <w:p>
+      <w:pPr>
+        <w:spacing w:after="539"/>
+        <w:rPr>
+          <w:rFonts w:asciiTheme="majorBidi" w:hAnsiTheme="majorBidi" w:cstheme="majorBidi"/>
+          <w:b/>
+          <w:bCs/>
+        </w:rPr>
+      </w:pPr>
+      <w:r>
+        <w:rPr>
+          <w:rFonts w:asciiTheme="majorBidi" w:hAnsiTheme="majorBidi" w:cstheme="majorBidi"/>
+          <w:b/>
+          <w:bCs/>
+        </w:rPr>
+        <w:t>8.2.1 Class Name: Order</w:t>
+      </w:r>
+    </w:p>
+    <w:p>
+      <w:pPr>
+        <w:numPr>
+          <w:ilvl w:val="0"/>
+          <w:numId w:val="8"/>
+        </w:numPr>
+        <w:spacing w:after="539"/>
+        <w:rPr>
+          <w:rFonts w:asciiTheme="majorBidi" w:hAnsiTheme="majorBidi" w:cstheme="majorBidi"/>
+        </w:rPr>
+      </w:pPr>
+      <w:r>
+        <w:rPr>
+          <w:rFonts w:asciiTheme="majorBidi" w:hAnsiTheme="majorBidi" w:cstheme="majorBidi"/>
+          <w:b/>
+          <w:bCs/>
+        </w:rPr>
+        <w:t>Abstract or Concrete:</w:t>
+      </w:r>
+      <w:r>
+        <w:rPr>
+          <w:rFonts w:asciiTheme="majorBidi" w:hAnsiTheme="majorBidi" w:cstheme="majorBidi"/>
+        </w:rPr>
+        <w:t xml:space="preserve"> Concrete</w:t>
+      </w:r>
+    </w:p>
+    <w:p>
+      <w:pPr>
+        <w:numPr>
+          <w:ilvl w:val="0"/>
+          <w:numId w:val="8"/>
+        </w:numPr>
+        <w:spacing w:after="539"/>
+        <w:rPr>
+          <w:rFonts w:asciiTheme="majorBidi" w:hAnsiTheme="majorBidi" w:cstheme="majorBidi"/>
+        </w:rPr>
+      </w:pPr>
+      <w:r>
+        <w:rPr>
+          <w:rFonts w:asciiTheme="majorBidi" w:hAnsiTheme="majorBidi" w:cstheme="majorBidi"/>
+          <w:b/>
+          <w:bCs/>
+        </w:rPr>
+        <w:t>8.2.2 List of Superclasses:</w:t>
+      </w:r>
+      <w:r>
+        <w:rPr>
+          <w:rFonts w:asciiTheme="majorBidi" w:hAnsiTheme="majorBidi" w:cstheme="majorBidi"/>
+        </w:rPr>
+        <w:t xml:space="preserve"> None</w:t>
+      </w:r>
+    </w:p>
+    <w:p>
+      <w:pPr>
+        <w:numPr>
+          <w:ilvl w:val="0"/>
+          <w:numId w:val="8"/>
+        </w:numPr>
+        <w:spacing w:after="539"/>
+        <w:rPr>
+          <w:rFonts w:asciiTheme="majorBidi" w:hAnsiTheme="majorBidi" w:cstheme="majorBidi"/>
+        </w:rPr>
+      </w:pPr>
+      <w:r>
+        <w:rPr>
+          <w:rFonts w:asciiTheme="majorBidi" w:hAnsiTheme="majorBidi" w:cstheme="majorBidi"/>
+          <w:b/>
+          <w:bCs/>
+        </w:rPr>
+        <w:t>8.2.3 List of Subclasses:</w:t>
+      </w:r>
+      <w:r>
+        <w:rPr>
+          <w:rFonts w:asciiTheme="majorBidi" w:hAnsiTheme="majorBidi" w:cstheme="majorBidi"/>
+        </w:rPr>
+        <w:t xml:space="preserve"> None</w:t>
+      </w:r>
+    </w:p>
+    <w:p>
+      <w:pPr>
+        <w:numPr>
+          <w:ilvl w:val="0"/>
+          <w:numId w:val="8"/>
+        </w:numPr>
+        <w:spacing w:after="539"/>
+        <w:rPr>
+          <w:rFonts w:asciiTheme="majorBidi" w:hAnsiTheme="majorBidi" w:cstheme="majorBidi"/>
+        </w:rPr>
+      </w:pPr>
+      <w:r>
+        <w:rPr>
+          <w:rFonts w:asciiTheme="majorBidi" w:hAnsiTheme="majorBidi" w:cstheme="majorBidi"/>
+          <w:b/>
+          <w:bCs/>
+        </w:rPr>
+        <w:t>8.2.4 Purpose:</w:t>
+      </w:r>
+      <w:r>
+        <w:rPr>
+          <w:rFonts w:asciiTheme="majorBidi" w:hAnsiTheme="majorBidi" w:cstheme="majorBidi"/>
+        </w:rPr>
+        <w:t xml:space="preserve"> To act as the permanent record of a transaction between the brand and a customer.</w:t>
+      </w:r>
+    </w:p>
+    <w:p>
+      <w:pPr>
+        <w:numPr>
+          <w:ilvl w:val="0"/>
+          <w:numId w:val="8"/>
+        </w:numPr>
+        <w:spacing w:after="539"/>
+        <w:rPr>
+          <w:rFonts w:asciiTheme="majorBidi" w:hAnsiTheme="majorBidi" w:cstheme="majorBidi"/>
+        </w:rPr>
+      </w:pPr>
+      <w:r>
+        <w:rPr>
+          <w:rFonts w:asciiTheme="majorBidi" w:hAnsiTheme="majorBidi" w:cstheme="majorBidi"/>
+          <w:b/>
+          <w:bCs/>
+        </w:rPr>
+        <w:t>8.2.5 Collaborations:</w:t>
+      </w:r>
+      <w:r>
+        <w:rPr>
+          <w:rFonts w:asciiTheme="majorBidi" w:hAnsiTheme="majorBidi" w:cstheme="majorBidi"/>
+        </w:rPr>
+        <w:t xml:space="preserve"> </w:t>
+      </w:r>
+    </w:p>
+    <w:p>
+      <w:pPr>
+        <w:numPr>
+          <w:ilvl w:val="1"/>
+          <w:numId w:val="8"/>
+        </w:numPr>
+        <w:spacing w:after="539"/>
+        <w:rPr>
+          <w:rFonts w:asciiTheme="majorBidi" w:hAnsiTheme="majorBidi" w:cstheme="majorBidi"/>
+        </w:rPr>
+      </w:pPr>
+      <w:r>
+        <w:rPr>
+          <w:rFonts w:asciiTheme="majorBidi" w:hAnsiTheme="majorBidi" w:cstheme="majorBidi"/>
+        </w:rPr>
+        <w:t>Customer (owner)</w:t>
+      </w:r>
+    </w:p>
+    <w:p>
+      <w:pPr>
+        <w:numPr>
+          <w:ilvl w:val="1"/>
+          <w:numId w:val="8"/>
+        </w:numPr>
+        <w:spacing w:after="539"/>
+        <w:rPr>
+          <w:rFonts w:asciiTheme="majorBidi" w:hAnsiTheme="majorBidi" w:cstheme="majorBidi"/>
+        </w:rPr>
+      </w:pPr>
+      <w:r>
+        <w:rPr>
+          <w:rFonts w:asciiTheme="majorBidi" w:hAnsiTheme="majorBidi" w:cstheme="majorBidi"/>
+        </w:rPr>
+        <w:t xml:space="preserve"> Payment (to verify funds)</w:t>
+      </w:r>
+    </w:p>
+    <w:p>
+      <w:pPr>
+        <w:numPr>
+          <w:ilvl w:val="1"/>
+          <w:numId w:val="8"/>
+        </w:numPr>
+        <w:spacing w:after="539"/>
+        <w:rPr>
+          <w:rFonts w:asciiTheme="majorBidi" w:hAnsiTheme="majorBidi" w:cstheme="majorBidi"/>
+        </w:rPr>
+      </w:pPr>
+      <w:r>
+        <w:rPr>
+          <w:rFonts w:asciiTheme="majorBidi" w:hAnsiTheme="majorBidi" w:cstheme="majorBidi"/>
+        </w:rPr>
+        <w:t xml:space="preserve"> </w:t>
+      </w:r>
+      <w:proofErr w:type="spellStart"/>
+      <w:r>
+        <w:rPr>
+          <w:rFonts w:asciiTheme="majorBidi" w:hAnsiTheme="majorBidi" w:cstheme="majorBidi"/>
+        </w:rPr>
+        <w:t>POSDevice</w:t>
+      </w:r>
+      <w:proofErr w:type="spellEnd"/>
+      <w:r>
+        <w:rPr>
+          <w:rFonts w:asciiTheme="majorBidi" w:hAnsiTheme="majorBidi" w:cstheme="majorBidi"/>
+        </w:rPr>
+        <w:t xml:space="preserve"> (if in-store).</w:t>
+      </w:r>
+    </w:p>
+    <w:p>
+      <w:pPr>
+        <w:numPr>
+          <w:ilvl w:val="0"/>
+          <w:numId w:val="8"/>
+        </w:numPr>
+        <w:spacing w:after="539"/>
+        <w:rPr>
+          <w:rFonts w:asciiTheme="majorBidi" w:hAnsiTheme="majorBidi" w:cstheme="majorBidi"/>
+        </w:rPr>
+      </w:pPr>
+      <w:r>
+        <w:rPr>
+          <w:rFonts w:asciiTheme="majorBidi" w:hAnsiTheme="majorBidi" w:cstheme="majorBidi"/>
+          <w:b/>
+          <w:bCs/>
+        </w:rPr>
+        <w:t>8.2.6 Attributes:</w:t>
+      </w:r>
+    </w:p>
+    <w:p>
+      <w:pPr>
+        <w:numPr>
+          <w:ilvl w:val="1"/>
+          <w:numId w:val="8"/>
+        </w:numPr>
+        <w:spacing w:after="539"/>
+        <w:rPr>
+          <w:rFonts w:asciiTheme="majorBidi" w:hAnsiTheme="majorBidi" w:cstheme="majorBidi"/>
+        </w:rPr>
+      </w:pPr>
+      <w:proofErr w:type="spellStart"/>
+      <w:r>
+        <w:rPr>
+          <w:rFonts w:asciiTheme="majorBidi" w:hAnsiTheme="majorBidi" w:cstheme="majorBidi"/>
+        </w:rPr>
+        <w:t>orderID</w:t>
+      </w:r>
+      <w:proofErr w:type="spellEnd"/>
+      <w:r>
+        <w:rPr>
+          <w:rFonts w:asciiTheme="majorBidi" w:hAnsiTheme="majorBidi" w:cstheme="majorBidi"/>
+        </w:rPr>
+        <w:t xml:space="preserve"> (int)</w:t>
+      </w:r>
+    </w:p>
+    <w:p>
+      <w:pPr>
+        <w:numPr>
+          <w:ilvl w:val="1"/>
+          <w:numId w:val="8"/>
+        </w:numPr>
+        <w:spacing w:after="539"/>
+        <w:rPr>
+          <w:rFonts w:asciiTheme="majorBidi" w:hAnsiTheme="majorBidi" w:cstheme="majorBidi"/>
+        </w:rPr>
+      </w:pPr>
+      <w:proofErr w:type="spellStart"/>
+      <w:r>
+        <w:rPr>
+          <w:rFonts w:asciiTheme="majorBidi" w:hAnsiTheme="majorBidi" w:cstheme="majorBidi"/>
+        </w:rPr>
+        <w:t>totalPrice</w:t>
+      </w:r>
+      <w:proofErr w:type="spellEnd"/>
+      <w:r>
+        <w:rPr>
+          <w:rFonts w:asciiTheme="majorBidi" w:hAnsiTheme="majorBidi" w:cstheme="majorBidi"/>
+        </w:rPr>
+        <w:t xml:space="preserve"> (float)</w:t>
+      </w:r>
+    </w:p>
+    <w:p>
+      <w:pPr>
+        <w:numPr>
+          <w:ilvl w:val="1"/>
+          <w:numId w:val="8"/>
+        </w:numPr>
+        <w:spacing w:after="539"/>
+        <w:rPr>
+          <w:rFonts w:asciiTheme="majorBidi" w:hAnsiTheme="majorBidi" w:cstheme="majorBidi"/>
+        </w:rPr>
+      </w:pPr>
+      <w:r>
+        <w:rPr>
+          <w:rFonts w:asciiTheme="majorBidi" w:hAnsiTheme="majorBidi" w:cstheme="majorBidi"/>
+        </w:rPr>
+        <w:t>status (string)</w:t>
+      </w:r>
+    </w:p>
+    <w:p>
+      <w:pPr>
+        <w:numPr>
+          <w:ilvl w:val="0"/>
+          <w:numId w:val="8"/>
+        </w:numPr>
+        <w:spacing w:after="539"/>
+        <w:rPr>
+          <w:rFonts w:asciiTheme="majorBidi" w:hAnsiTheme="majorBidi" w:cstheme="majorBidi"/>
+        </w:rPr>
+      </w:pPr>
+      <w:r>
+        <w:rPr>
+          <w:rFonts w:asciiTheme="majorBidi" w:hAnsiTheme="majorBidi" w:cstheme="majorBidi"/>
+          <w:b/>
+          <w:bCs/>
+        </w:rPr>
+        <w:lastRenderedPageBreak/>
+        <w:t>8.2.7 Operations:</w:t>
+      </w:r>
+    </w:p>
+    <w:p>
+      <w:pPr>
+        <w:numPr>
+          <w:ilvl w:val="1"/>
+          <w:numId w:val="8"/>
+        </w:numPr>
+        <w:spacing w:after="539"/>
+        <w:rPr>
+          <w:rFonts w:asciiTheme="majorBidi" w:hAnsiTheme="majorBidi" w:cstheme="majorBidi"/>
+        </w:rPr>
+      </w:pPr>
+      <w:proofErr w:type="spellStart"/>
+      <w:r>
+        <w:rPr>
+          <w:rFonts w:asciiTheme="majorBidi" w:hAnsiTheme="majorBidi" w:cstheme="majorBidi"/>
+        </w:rPr>
+        <w:t>calculateTotal</w:t>
+      </w:r>
+      <w:proofErr w:type="spellEnd"/>
+      <w:r>
+        <w:rPr>
+          <w:rFonts w:asciiTheme="majorBidi" w:hAnsiTheme="majorBidi" w:cstheme="majorBidi"/>
+        </w:rPr>
+        <w:t>(): Returns Float.</w:t>
+      </w:r>
+    </w:p>
+    <w:p>
+      <w:pPr>
+        <w:numPr>
+          <w:ilvl w:val="1"/>
+          <w:numId w:val="8"/>
+        </w:numPr>
+        <w:spacing w:after="539"/>
+        <w:rPr>
+          <w:rFonts w:asciiTheme="majorBidi" w:hAnsiTheme="majorBidi" w:cstheme="majorBidi"/>
+        </w:rPr>
+      </w:pPr>
+      <w:proofErr w:type="spellStart"/>
+      <w:r>
+        <w:rPr>
+          <w:rFonts w:asciiTheme="majorBidi" w:hAnsiTheme="majorBidi" w:cstheme="majorBidi"/>
+        </w:rPr>
+        <w:t>updateStatus</w:t>
+      </w:r>
+      <w:proofErr w:type="spellEnd"/>
+      <w:r>
+        <w:rPr>
+          <w:rFonts w:asciiTheme="majorBidi" w:hAnsiTheme="majorBidi" w:cstheme="majorBidi"/>
+        </w:rPr>
+        <w:t>(</w:t>
+      </w:r>
+      <w:proofErr w:type="spellStart"/>
+      <w:r>
+        <w:rPr>
+          <w:rFonts w:asciiTheme="majorBidi" w:hAnsiTheme="majorBidi" w:cstheme="majorBidi"/>
+        </w:rPr>
+        <w:t>newStatus</w:t>
+      </w:r>
+      <w:proofErr w:type="spellEnd"/>
+      <w:r>
+        <w:rPr>
+          <w:rFonts w:asciiTheme="majorBidi" w:hAnsiTheme="majorBidi" w:cstheme="majorBidi"/>
+        </w:rPr>
+        <w:t>): Returns Void.</w:t>
+      </w:r>
+    </w:p>
+    <w:p>
+      <w:pPr>
+        <w:numPr>
+          <w:ilvl w:val="0"/>
+          <w:numId w:val="8"/>
+        </w:numPr>
+        <w:spacing w:after="539"/>
+        <w:rPr>
+          <w:rFonts w:asciiTheme="majorBidi" w:hAnsiTheme="majorBidi" w:cstheme="majorBidi"/>
+        </w:rPr>
+      </w:pPr>
+      <w:r>
+        <w:rPr>
+          <w:rFonts w:asciiTheme="majorBidi" w:hAnsiTheme="majorBidi" w:cstheme="majorBidi"/>
+          <w:b/>
+          <w:bCs/>
+        </w:rPr>
+        <w:t>8.2.8 Constraints:</w:t>
+      </w:r>
+    </w:p>
+    <w:p>
+      <w:pPr>
+        <w:numPr>
+          <w:ilvl w:val="1"/>
+          <w:numId w:val="8"/>
+        </w:numPr>
+        <w:spacing w:after="539"/>
+        <w:rPr>
+          <w:rFonts w:asciiTheme="majorBidi" w:hAnsiTheme="majorBidi" w:cstheme="majorBidi"/>
+        </w:rPr>
+      </w:pPr>
+      <w:r>
+        <w:rPr>
+          <w:rFonts w:asciiTheme="majorBidi" w:hAnsiTheme="majorBidi" w:cstheme="majorBidi"/>
+        </w:rPr>
+        <w:t>Cannot be processed without a successful Payment.</w:t>
+      </w:r>
+    </w:p>
+    <w:p>
+      <w:pPr>
+        <w:spacing w:after="539"/>
+        <w:rPr>
+          <w:rFonts w:asciiTheme="majorBidi" w:hAnsiTheme="majorBidi" w:cstheme="majorBidi"/>
+        </w:rPr>
+      </w:pPr>
+    </w:p>
+    <w:p>
+      <w:pPr>
+        <w:spacing w:after="539"/>
+        <w:rPr>
+          <w:rFonts w:asciiTheme="majorBidi" w:hAnsiTheme="majorBidi" w:cstheme="majorBidi"/>
+        </w:rPr>
+      </w:pPr>
+      <w:r>
+        <w:rPr>
+          <w:rFonts w:asciiTheme="majorBidi" w:hAnsiTheme="majorBidi" w:cstheme="majorBidi"/>
+        </w:rPr>
+        <w:pict w14:anchorId="4A20973B">
+          <v:rect id="_x0000_i1587" style="width:468pt;height:1.2pt" o:hralign="center" o:hrstd="t" o:hr="t" fillcolor="#a0a0a0" stroked="f"/>
+        </w:pict>
+      </w:r>
+    </w:p>
+    <w:p>
+      <w:pPr>
+        <w:spacing w:after="539"/>
+        <w:rPr>
+          <w:rFonts w:asciiTheme="majorBidi" w:hAnsiTheme="majorBidi" w:cstheme="majorBidi"/>
+          <w:b/>
+          <w:bCs/>
+        </w:rPr>
+      </w:pPr>
+      <w:r>
+        <w:rPr>
+          <w:rFonts w:asciiTheme="majorBidi" w:hAnsiTheme="majorBidi" w:cstheme="majorBidi"/>
+          <w:b/>
+          <w:bCs/>
+        </w:rPr>
+        <w:t xml:space="preserve">8.2.1 Class Name: </w:t>
+      </w:r>
+      <w:proofErr w:type="spellStart"/>
+      <w:r>
+        <w:rPr>
+          <w:rFonts w:asciiTheme="majorBidi" w:hAnsiTheme="majorBidi" w:cstheme="majorBidi"/>
+          <w:b/>
+          <w:bCs/>
+        </w:rPr>
+        <w:t>ShoppingCart</w:t>
+      </w:r>
+      <w:proofErr w:type="spellEnd"/>
+    </w:p>
+    <w:p>
+      <w:pPr>
+        <w:numPr>
+          <w:ilvl w:val="0"/>
+          <w:numId w:val="9"/>
+        </w:numPr>
+        <w:spacing w:after="539"/>
+        <w:rPr>
+          <w:rFonts w:asciiTheme="majorBidi" w:hAnsiTheme="majorBidi" w:cstheme="majorBidi"/>
+        </w:rPr>
+      </w:pPr>
+      <w:r>
+        <w:rPr>
+          <w:rFonts w:asciiTheme="majorBidi" w:hAnsiTheme="majorBidi" w:cstheme="majorBidi"/>
+          <w:b/>
+          <w:bCs/>
+        </w:rPr>
+        <w:t>Abstract or Concrete:</w:t>
+      </w:r>
+      <w:r>
+        <w:rPr>
+          <w:rFonts w:asciiTheme="majorBidi" w:hAnsiTheme="majorBidi" w:cstheme="majorBidi"/>
+        </w:rPr>
+        <w:t xml:space="preserve"> Concrete</w:t>
+      </w:r>
+    </w:p>
+    <w:p>
+      <w:pPr>
+        <w:numPr>
+          <w:ilvl w:val="0"/>
+          <w:numId w:val="9"/>
+        </w:numPr>
+        <w:spacing w:after="539"/>
+        <w:rPr>
+          <w:rFonts w:asciiTheme="majorBidi" w:hAnsiTheme="majorBidi" w:cstheme="majorBidi"/>
+        </w:rPr>
+      </w:pPr>
+      <w:r>
+        <w:rPr>
+          <w:rFonts w:asciiTheme="majorBidi" w:hAnsiTheme="majorBidi" w:cstheme="majorBidi"/>
+          <w:b/>
+          <w:bCs/>
+        </w:rPr>
+        <w:t>8.2.2 List of Superclasses:</w:t>
+      </w:r>
+      <w:r>
+        <w:rPr>
+          <w:rFonts w:asciiTheme="majorBidi" w:hAnsiTheme="majorBidi" w:cstheme="majorBidi"/>
+        </w:rPr>
+        <w:t xml:space="preserve"> None</w:t>
+      </w:r>
+    </w:p>
+    <w:p>
+      <w:pPr>
+        <w:numPr>
+          <w:ilvl w:val="0"/>
+          <w:numId w:val="9"/>
+        </w:numPr>
+        <w:spacing w:after="539"/>
+        <w:rPr>
+          <w:rFonts w:asciiTheme="majorBidi" w:hAnsiTheme="majorBidi" w:cstheme="majorBidi"/>
+        </w:rPr>
+      </w:pPr>
+      <w:r>
+        <w:rPr>
+          <w:rFonts w:asciiTheme="majorBidi" w:hAnsiTheme="majorBidi" w:cstheme="majorBidi"/>
+          <w:b/>
+          <w:bCs/>
+        </w:rPr>
+        <w:t>8.2.3 List of Subclasses:</w:t>
+      </w:r>
+      <w:r>
+        <w:rPr>
+          <w:rFonts w:asciiTheme="majorBidi" w:hAnsiTheme="majorBidi" w:cstheme="majorBidi"/>
+        </w:rPr>
+        <w:t xml:space="preserve"> None</w:t>
+      </w:r>
+    </w:p>
+    <w:p>
+      <w:pPr>
+        <w:numPr>
+          <w:ilvl w:val="0"/>
+          <w:numId w:val="9"/>
+        </w:numPr>
+        <w:spacing w:after="539"/>
+        <w:rPr>
+          <w:rFonts w:asciiTheme="majorBidi" w:hAnsiTheme="majorBidi" w:cstheme="majorBidi"/>
+        </w:rPr>
+      </w:pPr>
+      <w:r>
+        <w:rPr>
+          <w:rFonts w:asciiTheme="majorBidi" w:hAnsiTheme="majorBidi" w:cstheme="majorBidi"/>
+          <w:b/>
+          <w:bCs/>
+        </w:rPr>
+        <w:t>8.2.4 Purpose:</w:t>
+      </w:r>
+      <w:r>
+        <w:rPr>
+          <w:rFonts w:asciiTheme="majorBidi" w:hAnsiTheme="majorBidi" w:cstheme="majorBidi"/>
+        </w:rPr>
+        <w:t xml:space="preserve"> To hold items temporarily before a customer commits to an order.</w:t>
+      </w:r>
+    </w:p>
+    <w:p>
+      <w:pPr>
+        <w:numPr>
+          <w:ilvl w:val="0"/>
+          <w:numId w:val="9"/>
+        </w:numPr>
+        <w:spacing w:after="539"/>
+        <w:rPr>
+          <w:rFonts w:asciiTheme="majorBidi" w:hAnsiTheme="majorBidi" w:cstheme="majorBidi"/>
+        </w:rPr>
+      </w:pPr>
+      <w:r>
+        <w:rPr>
+          <w:rFonts w:asciiTheme="majorBidi" w:hAnsiTheme="majorBidi" w:cstheme="majorBidi"/>
+          <w:b/>
+          <w:bCs/>
+        </w:rPr>
+        <w:t>8.2.5 Collaborations:</w:t>
+      </w:r>
+      <w:r>
+        <w:rPr>
+          <w:rFonts w:asciiTheme="majorBidi" w:hAnsiTheme="majorBidi" w:cstheme="majorBidi"/>
+        </w:rPr>
+        <w:t xml:space="preserve"> </w:t>
+      </w:r>
+    </w:p>
+    <w:p>
+      <w:pPr>
+        <w:numPr>
+          <w:ilvl w:val="1"/>
+          <w:numId w:val="9"/>
+        </w:numPr>
+        <w:spacing w:after="539"/>
+        <w:rPr>
+          <w:rFonts w:asciiTheme="majorBidi" w:hAnsiTheme="majorBidi" w:cstheme="majorBidi"/>
+        </w:rPr>
+      </w:pPr>
+      <w:r>
+        <w:rPr>
+          <w:rFonts w:asciiTheme="majorBidi" w:hAnsiTheme="majorBidi" w:cstheme="majorBidi"/>
+        </w:rPr>
+        <w:t>Customer</w:t>
+      </w:r>
+    </w:p>
+    <w:p>
+      <w:pPr>
+        <w:numPr>
+          <w:ilvl w:val="1"/>
+          <w:numId w:val="9"/>
+        </w:numPr>
+        <w:spacing w:after="539"/>
+        <w:rPr>
+          <w:rFonts w:asciiTheme="majorBidi" w:hAnsiTheme="majorBidi" w:cstheme="majorBidi"/>
+        </w:rPr>
+      </w:pPr>
+      <w:r>
+        <w:rPr>
+          <w:rFonts w:asciiTheme="majorBidi" w:hAnsiTheme="majorBidi" w:cstheme="majorBidi"/>
+        </w:rPr>
+        <w:t>Product</w:t>
+      </w:r>
+      <w:r>
+        <w:rPr>
+          <w:rFonts w:asciiTheme="majorBidi" w:hAnsiTheme="majorBidi" w:cstheme="majorBidi"/>
+        </w:rPr>
+        <w:t>.</w:t>
+      </w:r>
+    </w:p>
+    <w:p>
+      <w:pPr>
+        <w:numPr>
+          <w:ilvl w:val="0"/>
+          <w:numId w:val="9"/>
+        </w:numPr>
+        <w:spacing w:after="539"/>
+        <w:rPr>
+          <w:rFonts w:asciiTheme="majorBidi" w:hAnsiTheme="majorBidi" w:cstheme="majorBidi"/>
+        </w:rPr>
+      </w:pPr>
+      <w:r>
+        <w:rPr>
+          <w:rFonts w:asciiTheme="majorBidi" w:hAnsiTheme="majorBidi" w:cstheme="majorBidi"/>
+          <w:b/>
+          <w:bCs/>
+        </w:rPr>
+        <w:t>8.2.6 Attributes:</w:t>
+      </w:r>
+    </w:p>
+    <w:p>
+      <w:pPr>
+        <w:numPr>
+          <w:ilvl w:val="1"/>
+          <w:numId w:val="9"/>
+        </w:numPr>
+        <w:spacing w:after="539"/>
+        <w:rPr>
+          <w:rFonts w:asciiTheme="majorBidi" w:hAnsiTheme="majorBidi" w:cstheme="majorBidi"/>
+        </w:rPr>
+      </w:pPr>
+      <w:proofErr w:type="spellStart"/>
+      <w:r>
+        <w:rPr>
+          <w:rFonts w:asciiTheme="majorBidi" w:hAnsiTheme="majorBidi" w:cstheme="majorBidi"/>
+        </w:rPr>
+        <w:t>cartID</w:t>
+      </w:r>
+      <w:proofErr w:type="spellEnd"/>
+      <w:r>
+        <w:rPr>
+          <w:rFonts w:asciiTheme="majorBidi" w:hAnsiTheme="majorBidi" w:cstheme="majorBidi"/>
+        </w:rPr>
+        <w:t xml:space="preserve"> (int)</w:t>
+      </w:r>
+    </w:p>
+    <w:p>
+      <w:pPr>
+        <w:numPr>
+          <w:ilvl w:val="1"/>
+          <w:numId w:val="9"/>
+        </w:numPr>
+        <w:spacing w:after="539"/>
+        <w:rPr>
+          <w:rFonts w:asciiTheme="majorBidi" w:hAnsiTheme="majorBidi" w:cstheme="majorBidi"/>
+        </w:rPr>
+      </w:pPr>
+      <w:proofErr w:type="spellStart"/>
+      <w:r>
+        <w:rPr>
+          <w:rFonts w:asciiTheme="majorBidi" w:hAnsiTheme="majorBidi" w:cstheme="majorBidi"/>
+        </w:rPr>
+        <w:lastRenderedPageBreak/>
+        <w:t>itemsList</w:t>
+      </w:r>
+      <w:proofErr w:type="spellEnd"/>
+      <w:r>
+        <w:rPr>
+          <w:rFonts w:asciiTheme="majorBidi" w:hAnsiTheme="majorBidi" w:cstheme="majorBidi"/>
+        </w:rPr>
+        <w:t xml:space="preserve"> (list)</w:t>
+      </w:r>
+    </w:p>
+    <w:p>
+      <w:pPr>
+        <w:numPr>
+          <w:ilvl w:val="0"/>
+          <w:numId w:val="9"/>
+        </w:numPr>
+        <w:spacing w:after="539"/>
+        <w:rPr>
+          <w:rFonts w:asciiTheme="majorBidi" w:hAnsiTheme="majorBidi" w:cstheme="majorBidi"/>
+        </w:rPr>
+      </w:pPr>
+      <w:r>
+        <w:rPr>
+          <w:rFonts w:asciiTheme="majorBidi" w:hAnsiTheme="majorBidi" w:cstheme="majorBidi"/>
+          <w:b/>
+          <w:bCs/>
+        </w:rPr>
+        <w:t>8.2.7 Operations:</w:t>
+      </w:r>
+    </w:p>
+    <w:p>
+      <w:pPr>
+        <w:numPr>
+          <w:ilvl w:val="1"/>
+          <w:numId w:val="9"/>
+        </w:numPr>
+        <w:spacing w:after="539"/>
+        <w:rPr>
+          <w:rFonts w:asciiTheme="majorBidi" w:hAnsiTheme="majorBidi" w:cstheme="majorBidi"/>
+        </w:rPr>
+      </w:pPr>
+      <w:proofErr w:type="spellStart"/>
+      <w:r>
+        <w:rPr>
+          <w:rFonts w:asciiTheme="majorBidi" w:hAnsiTheme="majorBidi" w:cstheme="majorBidi"/>
+        </w:rPr>
+        <w:t>addItem</w:t>
+      </w:r>
+      <w:proofErr w:type="spellEnd"/>
+      <w:r>
+        <w:rPr>
+          <w:rFonts w:asciiTheme="majorBidi" w:hAnsiTheme="majorBidi" w:cstheme="majorBidi"/>
+        </w:rPr>
+        <w:t>(</w:t>
+      </w:r>
+      <w:proofErr w:type="spellStart"/>
+      <w:r>
+        <w:rPr>
+          <w:rFonts w:asciiTheme="majorBidi" w:hAnsiTheme="majorBidi" w:cstheme="majorBidi"/>
+        </w:rPr>
+        <w:t>productID</w:t>
+      </w:r>
+      <w:proofErr w:type="spellEnd"/>
+      <w:r>
+        <w:rPr>
+          <w:rFonts w:asciiTheme="majorBidi" w:hAnsiTheme="majorBidi" w:cstheme="majorBidi"/>
+        </w:rPr>
+        <w:t>): Returns Void.</w:t>
+      </w:r>
+    </w:p>
+    <w:p>
+      <w:pPr>
+        <w:numPr>
+          <w:ilvl w:val="1"/>
+          <w:numId w:val="9"/>
+        </w:numPr>
+        <w:spacing w:after="539"/>
+        <w:rPr>
+          <w:rFonts w:asciiTheme="majorBidi" w:hAnsiTheme="majorBidi" w:cstheme="majorBidi"/>
+        </w:rPr>
+      </w:pPr>
+      <w:proofErr w:type="spellStart"/>
+      <w:r>
+        <w:rPr>
+          <w:rFonts w:asciiTheme="majorBidi" w:hAnsiTheme="majorBidi" w:cstheme="majorBidi"/>
+        </w:rPr>
+        <w:t>clearCart</w:t>
+      </w:r>
+      <w:proofErr w:type="spellEnd"/>
+      <w:r>
+        <w:rPr>
+          <w:rFonts w:asciiTheme="majorBidi" w:hAnsiTheme="majorBidi" w:cstheme="majorBidi"/>
+        </w:rPr>
+        <w:t>(): Returns Void.</w:t>
+      </w:r>
+    </w:p>
+    <w:p>
+      <w:pPr>
+        <w:numPr>
+          <w:ilvl w:val="0"/>
+          <w:numId w:val="9"/>
+        </w:numPr>
+        <w:spacing w:after="539"/>
+        <w:rPr>
+          <w:rFonts w:asciiTheme="majorBidi" w:hAnsiTheme="majorBidi" w:cstheme="majorBidi"/>
+        </w:rPr>
+      </w:pPr>
+      <w:r>
+        <w:rPr>
+          <w:rFonts w:asciiTheme="majorBidi" w:hAnsiTheme="majorBidi" w:cstheme="majorBidi"/>
+          <w:b/>
+          <w:bCs/>
+        </w:rPr>
+        <w:t>8.2.8 Constraints:</w:t>
+      </w:r>
+    </w:p>
+    <w:p>
+      <w:pPr>
+        <w:numPr>
+          <w:ilvl w:val="1"/>
+          <w:numId w:val="9"/>
+        </w:numPr>
+        <w:spacing w:after="539"/>
+        <w:rPr>
+          <w:rFonts w:asciiTheme="majorBidi" w:hAnsiTheme="majorBidi" w:cstheme="majorBidi"/>
+        </w:rPr>
+      </w:pPr>
+      <w:r>
+        <w:rPr>
+          <w:rFonts w:asciiTheme="majorBidi" w:hAnsiTheme="majorBidi" w:cstheme="majorBidi"/>
+        </w:rPr>
+        <w:t>Items are cleared after 24 hours of inactivity.</w:t>
+      </w:r>
+    </w:p>
+    <w:p>
+      <w:pPr>
+        <w:spacing w:after="539"/>
+        <w:rPr>
+          <w:rFonts w:asciiTheme="majorBidi" w:hAnsiTheme="majorBidi" w:cstheme="majorBidi"/>
+        </w:rPr>
+      </w:pPr>
+    </w:p>
+    <w:p>
+      <w:pPr>
+        <w:spacing w:after="539"/>
+        <w:rPr>
+          <w:rFonts w:asciiTheme="majorBidi" w:hAnsiTheme="majorBidi" w:cstheme="majorBidi"/>
+        </w:rPr>
+      </w:pPr>
+      <w:r>
+        <w:rPr>
+          <w:rFonts w:asciiTheme="majorBidi" w:hAnsiTheme="majorBidi" w:cstheme="majorBidi"/>
+        </w:rPr>
+        <w:pict w14:anchorId="686F61B7">
+          <v:rect id="_x0000_i1595" style="width:468pt;height:1.2pt" o:hralign="center" o:hrstd="t" o:hr="t" fillcolor="#a0a0a0" stroked="f"/>
+        </w:pict>
+      </w:r>
+    </w:p>
+    <w:p>
+      <w:pPr>
+        <w:spacing w:after="539"/>
+        <w:rPr>
+          <w:rFonts w:asciiTheme="majorBidi" w:hAnsiTheme="majorBidi" w:cstheme="majorBidi"/>
+          <w:b/>
+          <w:bCs/>
+        </w:rPr>
+      </w:pPr>
+      <w:r>
+        <w:rPr>
+          <w:rFonts w:asciiTheme="majorBidi" w:hAnsiTheme="majorBidi" w:cstheme="majorBidi"/>
+          <w:b/>
+          <w:bCs/>
+        </w:rPr>
+        <w:t>8.2.1 Class Name: Payment</w:t>
+      </w:r>
+    </w:p>
+    <w:p>
+      <w:pPr>
+        <w:numPr>
+          <w:ilvl w:val="0"/>
+          <w:numId w:val="10"/>
+        </w:numPr>
+        <w:spacing w:after="539"/>
+        <w:rPr>
+          <w:rFonts w:asciiTheme="majorBidi" w:hAnsiTheme="majorBidi" w:cstheme="majorBidi"/>
+        </w:rPr>
+      </w:pPr>
+      <w:r>
+        <w:rPr>
+          <w:rFonts w:asciiTheme="majorBidi" w:hAnsiTheme="majorBidi" w:cstheme="majorBidi"/>
+          <w:b/>
+          <w:bCs/>
+        </w:rPr>
+        <w:t>Abstract or Concrete:</w:t>
+      </w:r>
+      <w:r>
+        <w:rPr>
+          <w:rFonts w:asciiTheme="majorBidi" w:hAnsiTheme="majorBidi" w:cstheme="majorBidi"/>
+        </w:rPr>
+        <w:t xml:space="preserve"> Concrete</w:t>
+      </w:r>
+    </w:p>
+    <w:p>
+      <w:pPr>
+        <w:numPr>
+          <w:ilvl w:val="0"/>
+          <w:numId w:val="10"/>
+        </w:numPr>
+        <w:spacing w:after="539"/>
+        <w:rPr>
+          <w:rFonts w:asciiTheme="majorBidi" w:hAnsiTheme="majorBidi" w:cstheme="majorBidi"/>
+        </w:rPr>
+      </w:pPr>
+      <w:r>
+        <w:rPr>
+          <w:rFonts w:asciiTheme="majorBidi" w:hAnsiTheme="majorBidi" w:cstheme="majorBidi"/>
+          <w:b/>
+          <w:bCs/>
+        </w:rPr>
+        <w:t>8.2.2 List of Superclasses:</w:t>
+      </w:r>
+      <w:r>
+        <w:rPr>
+          <w:rFonts w:asciiTheme="majorBidi" w:hAnsiTheme="majorBidi" w:cstheme="majorBidi"/>
+        </w:rPr>
+        <w:t xml:space="preserve"> None</w:t>
+      </w:r>
+    </w:p>
+    <w:p>
+      <w:pPr>
+        <w:numPr>
+          <w:ilvl w:val="0"/>
+          <w:numId w:val="10"/>
+        </w:numPr>
+        <w:spacing w:after="539"/>
+        <w:rPr>
+          <w:rFonts w:asciiTheme="majorBidi" w:hAnsiTheme="majorBidi" w:cstheme="majorBidi"/>
+        </w:rPr>
+      </w:pPr>
+      <w:r>
+        <w:rPr>
+          <w:rFonts w:asciiTheme="majorBidi" w:hAnsiTheme="majorBidi" w:cstheme="majorBidi"/>
+          <w:b/>
+          <w:bCs/>
+        </w:rPr>
+        <w:t>8.2.3 List of Subclasses:</w:t>
+      </w:r>
+      <w:r>
+        <w:rPr>
+          <w:rFonts w:asciiTheme="majorBidi" w:hAnsiTheme="majorBidi" w:cstheme="majorBidi"/>
+        </w:rPr>
+        <w:t xml:space="preserve"> None</w:t>
+      </w:r>
+    </w:p>
+    <w:p>
+      <w:pPr>
+        <w:numPr>
+          <w:ilvl w:val="0"/>
+          <w:numId w:val="10"/>
+        </w:numPr>
+        <w:spacing w:after="539"/>
+        <w:rPr>
+          <w:rFonts w:asciiTheme="majorBidi" w:hAnsiTheme="majorBidi" w:cstheme="majorBidi"/>
+        </w:rPr>
+      </w:pPr>
+      <w:r>
+        <w:rPr>
+          <w:rFonts w:asciiTheme="majorBidi" w:hAnsiTheme="majorBidi" w:cstheme="majorBidi"/>
+          <w:b/>
+          <w:bCs/>
+        </w:rPr>
+        <w:t>8.2.4 Purpose:</w:t>
+      </w:r>
+      <w:r>
+        <w:rPr>
+          <w:rFonts w:asciiTheme="majorBidi" w:hAnsiTheme="majorBidi" w:cstheme="majorBidi"/>
+        </w:rPr>
+        <w:t xml:space="preserve"> </w:t>
+      </w:r>
+    </w:p>
+    <w:p>
+      <w:pPr>
+        <w:numPr>
+          <w:ilvl w:val="1"/>
+          <w:numId w:val="10"/>
+        </w:numPr>
+        <w:spacing w:after="539"/>
+        <w:rPr>
+          <w:rFonts w:asciiTheme="majorBidi" w:hAnsiTheme="majorBidi" w:cstheme="majorBidi"/>
+        </w:rPr>
+      </w:pPr>
+      <w:r>
+        <w:rPr>
+          <w:rFonts w:asciiTheme="majorBidi" w:hAnsiTheme="majorBidi" w:cstheme="majorBidi"/>
+        </w:rPr>
+        <w:t>To handle financial processing for orders.</w:t>
+      </w:r>
+    </w:p>
+    <w:p>
+      <w:pPr>
+        <w:numPr>
+          <w:ilvl w:val="0"/>
+          <w:numId w:val="10"/>
+        </w:numPr>
+        <w:spacing w:after="539"/>
+        <w:rPr>
+          <w:rFonts w:asciiTheme="majorBidi" w:hAnsiTheme="majorBidi" w:cstheme="majorBidi"/>
+        </w:rPr>
+      </w:pPr>
+      <w:r>
+        <w:rPr>
+          <w:rFonts w:asciiTheme="majorBidi" w:hAnsiTheme="majorBidi" w:cstheme="majorBidi"/>
+          <w:b/>
+          <w:bCs/>
+        </w:rPr>
+        <w:t>8.2.5 Collaborations:</w:t>
+      </w:r>
+      <w:r>
+        <w:rPr>
+          <w:rFonts w:asciiTheme="majorBidi" w:hAnsiTheme="majorBidi" w:cstheme="majorBidi"/>
+        </w:rPr>
+        <w:t xml:space="preserve"> </w:t>
+      </w:r>
+    </w:p>
+    <w:p>
+      <w:pPr>
+        <w:numPr>
+          <w:ilvl w:val="1"/>
+          <w:numId w:val="10"/>
+        </w:numPr>
+        <w:spacing w:after="539"/>
+        <w:rPr>
+          <w:rFonts w:asciiTheme="majorBidi" w:hAnsiTheme="majorBidi" w:cstheme="majorBidi"/>
+        </w:rPr>
+      </w:pPr>
+      <w:r>
+        <w:rPr>
+          <w:rFonts w:asciiTheme="majorBidi" w:hAnsiTheme="majorBidi" w:cstheme="majorBidi"/>
+        </w:rPr>
+        <w:t>Order</w:t>
+      </w:r>
+    </w:p>
+    <w:p>
+      <w:pPr>
+        <w:numPr>
+          <w:ilvl w:val="1"/>
+          <w:numId w:val="10"/>
+        </w:numPr>
+        <w:spacing w:after="539"/>
+        <w:rPr>
+          <w:rFonts w:asciiTheme="majorBidi" w:hAnsiTheme="majorBidi" w:cstheme="majorBidi"/>
+        </w:rPr>
+      </w:pPr>
+      <w:r>
+        <w:rPr>
+          <w:rFonts w:asciiTheme="majorBidi" w:hAnsiTheme="majorBidi" w:cstheme="majorBidi"/>
+        </w:rPr>
+        <w:t xml:space="preserve"> </w:t>
+      </w:r>
+      <w:proofErr w:type="spellStart"/>
+      <w:r>
+        <w:rPr>
+          <w:rFonts w:asciiTheme="majorBidi" w:hAnsiTheme="majorBidi" w:cstheme="majorBidi"/>
+        </w:rPr>
+        <w:t>POSDevice</w:t>
+      </w:r>
+      <w:proofErr w:type="spellEnd"/>
+      <w:r>
+        <w:rPr>
+          <w:rFonts w:asciiTheme="majorBidi" w:hAnsiTheme="majorBidi" w:cstheme="majorBidi"/>
+        </w:rPr>
+        <w:t>.</w:t>
+      </w:r>
+    </w:p>
+    <w:p>
+      <w:pPr>
+        <w:numPr>
+          <w:ilvl w:val="0"/>
+          <w:numId w:val="10"/>
+        </w:numPr>
+        <w:spacing w:after="539"/>
+        <w:rPr>
+          <w:rFonts w:asciiTheme="majorBidi" w:hAnsiTheme="majorBidi" w:cstheme="majorBidi"/>
+        </w:rPr>
+      </w:pPr>
+      <w:r>
+        <w:rPr>
+          <w:rFonts w:asciiTheme="majorBidi" w:hAnsiTheme="majorBidi" w:cstheme="majorBidi"/>
+          <w:b/>
+          <w:bCs/>
+        </w:rPr>
+        <w:lastRenderedPageBreak/>
+        <w:t>8.2.6 Attributes:</w:t>
+      </w:r>
+    </w:p>
+    <w:p>
+      <w:pPr>
+        <w:numPr>
+          <w:ilvl w:val="1"/>
+          <w:numId w:val="10"/>
+        </w:numPr>
+        <w:spacing w:after="539"/>
+        <w:rPr>
+          <w:rFonts w:asciiTheme="majorBidi" w:hAnsiTheme="majorBidi" w:cstheme="majorBidi"/>
+        </w:rPr>
+      </w:pPr>
+      <w:proofErr w:type="spellStart"/>
+      <w:r>
+        <w:rPr>
+          <w:rFonts w:asciiTheme="majorBidi" w:hAnsiTheme="majorBidi" w:cstheme="majorBidi"/>
+        </w:rPr>
+        <w:t>transactionID</w:t>
+      </w:r>
+      <w:proofErr w:type="spellEnd"/>
+      <w:r>
+        <w:rPr>
+          <w:rFonts w:asciiTheme="majorBidi" w:hAnsiTheme="majorBidi" w:cstheme="majorBidi"/>
+        </w:rPr>
+        <w:t xml:space="preserve"> (string)</w:t>
+      </w:r>
+    </w:p>
+    <w:p>
+      <w:pPr>
+        <w:numPr>
+          <w:ilvl w:val="1"/>
+          <w:numId w:val="10"/>
+        </w:numPr>
+        <w:spacing w:after="539"/>
+        <w:rPr>
+          <w:rFonts w:asciiTheme="majorBidi" w:hAnsiTheme="majorBidi" w:cstheme="majorBidi"/>
+        </w:rPr>
+      </w:pPr>
+      <w:r>
+        <w:rPr>
+          <w:rFonts w:asciiTheme="majorBidi" w:hAnsiTheme="majorBidi" w:cstheme="majorBidi"/>
+        </w:rPr>
+        <w:t>amount (float)</w:t>
+      </w:r>
+    </w:p>
+    <w:p>
+      <w:pPr>
+        <w:numPr>
+          <w:ilvl w:val="0"/>
+          <w:numId w:val="10"/>
+        </w:numPr>
+        <w:spacing w:after="539"/>
+        <w:rPr>
+          <w:rFonts w:asciiTheme="majorBidi" w:hAnsiTheme="majorBidi" w:cstheme="majorBidi"/>
+        </w:rPr>
+      </w:pPr>
+      <w:r>
+        <w:rPr>
+          <w:rFonts w:asciiTheme="majorBidi" w:hAnsiTheme="majorBidi" w:cstheme="majorBidi"/>
+          <w:b/>
+          <w:bCs/>
+        </w:rPr>
+        <w:t>8.2.7 Operations:</w:t>
+      </w:r>
+    </w:p>
+    <w:p>
+      <w:pPr>
+        <w:numPr>
+          <w:ilvl w:val="1"/>
+          <w:numId w:val="10"/>
+        </w:numPr>
+        <w:spacing w:after="539"/>
+        <w:rPr>
+          <w:rFonts w:asciiTheme="majorBidi" w:hAnsiTheme="majorBidi" w:cstheme="majorBidi"/>
+        </w:rPr>
+      </w:pPr>
+      <w:proofErr w:type="spellStart"/>
+      <w:r>
+        <w:rPr>
+          <w:rFonts w:asciiTheme="majorBidi" w:hAnsiTheme="majorBidi" w:cstheme="majorBidi"/>
+        </w:rPr>
+        <w:t>processTransaction</w:t>
+      </w:r>
+      <w:proofErr w:type="spellEnd"/>
+      <w:r>
+        <w:rPr>
+          <w:rFonts w:asciiTheme="majorBidi" w:hAnsiTheme="majorBidi" w:cstheme="majorBidi"/>
+        </w:rPr>
+        <w:t>(): Returns Boolean.</w:t>
+      </w:r>
+    </w:p>
+    <w:p>
+      <w:pPr>
+        <w:numPr>
+          <w:ilvl w:val="0"/>
+          <w:numId w:val="10"/>
+        </w:numPr>
+        <w:spacing w:after="539"/>
+        <w:rPr>
+          <w:rFonts w:asciiTheme="majorBidi" w:hAnsiTheme="majorBidi" w:cstheme="majorBidi"/>
+        </w:rPr>
+      </w:pPr>
+      <w:r>
+        <w:rPr>
+          <w:rFonts w:asciiTheme="majorBidi" w:hAnsiTheme="majorBidi" w:cstheme="majorBidi"/>
+          <w:b/>
+          <w:bCs/>
+        </w:rPr>
+        <w:t>8.2.8 Constraints:</w:t>
+      </w:r>
+    </w:p>
+    <w:p>
+      <w:pPr>
+        <w:numPr>
+          <w:ilvl w:val="1"/>
+          <w:numId w:val="10"/>
+        </w:numPr>
+        <w:spacing w:after="539"/>
+        <w:rPr>
+          <w:rFonts w:asciiTheme="majorBidi" w:hAnsiTheme="majorBidi" w:cstheme="majorBidi"/>
+        </w:rPr>
+      </w:pPr>
+      <w:r>
+        <w:rPr>
+          <w:rFonts w:asciiTheme="majorBidi" w:hAnsiTheme="majorBidi" w:cstheme="majorBidi"/>
+        </w:rPr>
+        <w:t>Must be authorized by an external bank.</w:t>
+      </w:r>
+    </w:p>
+    <w:p>
+      <w:pPr>
+        <w:spacing w:after="539"/>
+        <w:rPr>
+          <w:rFonts w:asciiTheme="majorBidi" w:hAnsiTheme="majorBidi" w:cstheme="majorBidi"/>
+        </w:rPr>
+      </w:pPr>
+    </w:p>
+    <w:p>
+      <w:pPr>
+        <w:spacing w:after="539"/>
+        <w:rPr>
+          <w:rFonts w:asciiTheme="majorBidi" w:hAnsiTheme="majorBidi" w:cstheme="majorBidi"/>
+        </w:rPr>
+      </w:pPr>
+      <w:r>
+        <w:rPr>
+          <w:rFonts w:asciiTheme="majorBidi" w:hAnsiTheme="majorBidi" w:cstheme="majorBidi"/>
+        </w:rPr>
+        <w:pict w14:anchorId="5A5CFE8C">
+          <v:rect id="_x0000_i1603" style="width:468pt;height:1.2pt" o:hralign="center" o:hrstd="t" o:hr="t" fillcolor="#a0a0a0" stroked="f"/>
+        </w:pict>
+      </w:r>
+    </w:p>
+    <w:p>
+      <w:pPr>
+        <w:spacing w:after="539"/>
+        <w:rPr>
+          <w:rFonts w:asciiTheme="majorBidi" w:hAnsiTheme="majorBidi" w:cstheme="majorBidi"/>
+          <w:b/>
+          <w:bCs/>
+        </w:rPr>
+      </w:pPr>
+      <w:r>
+        <w:rPr>
+          <w:rFonts w:asciiTheme="majorBidi" w:hAnsiTheme="majorBidi" w:cstheme="majorBidi"/>
+          <w:b/>
+          <w:bCs/>
+        </w:rPr>
+        <w:t xml:space="preserve">8.2.1 Class Name: </w:t>
+      </w:r>
+      <w:proofErr w:type="spellStart"/>
+      <w:r>
+        <w:rPr>
+          <w:rFonts w:asciiTheme="majorBidi" w:hAnsiTheme="majorBidi" w:cstheme="majorBidi"/>
+          <w:b/>
+          <w:bCs/>
+        </w:rPr>
+        <w:t>POSDevice</w:t>
+      </w:r>
+      <w:proofErr w:type="spellEnd"/>
+    </w:p>
+    <w:p>
+      <w:pPr>
+        <w:numPr>
+          <w:ilvl w:val="0"/>
+          <w:numId w:val="11"/>
+        </w:numPr>
+        <w:spacing w:after="539"/>
+        <w:rPr>
+          <w:rFonts w:asciiTheme="majorBidi" w:hAnsiTheme="majorBidi" w:cstheme="majorBidi"/>
+        </w:rPr>
+      </w:pPr>
+      <w:r>
+        <w:rPr>
+          <w:rFonts w:asciiTheme="majorBidi" w:hAnsiTheme="majorBidi" w:cstheme="majorBidi"/>
+          <w:b/>
+          <w:bCs/>
+        </w:rPr>
+        <w:t>Abstract or Concrete:</w:t>
+      </w:r>
+      <w:r>
+        <w:rPr>
+          <w:rFonts w:asciiTheme="majorBidi" w:hAnsiTheme="majorBidi" w:cstheme="majorBidi"/>
+        </w:rPr>
+        <w:t xml:space="preserve"> Concrete</w:t>
+      </w:r>
+    </w:p>
+    <w:p>
+      <w:pPr>
+        <w:numPr>
+          <w:ilvl w:val="0"/>
+          <w:numId w:val="11"/>
+        </w:numPr>
+        <w:spacing w:after="539"/>
+        <w:rPr>
+          <w:rFonts w:asciiTheme="majorBidi" w:hAnsiTheme="majorBidi" w:cstheme="majorBidi"/>
+        </w:rPr>
+      </w:pPr>
+      <w:r>
+        <w:rPr>
+          <w:rFonts w:asciiTheme="majorBidi" w:hAnsiTheme="majorBidi" w:cstheme="majorBidi"/>
+          <w:b/>
+          <w:bCs/>
+        </w:rPr>
+        <w:t>8.2.2 List of Superclasses:</w:t>
+      </w:r>
+      <w:r>
+        <w:rPr>
+          <w:rFonts w:asciiTheme="majorBidi" w:hAnsiTheme="majorBidi" w:cstheme="majorBidi"/>
+        </w:rPr>
+        <w:t xml:space="preserve"> None</w:t>
+      </w:r>
+    </w:p>
+    <w:p>
+      <w:pPr>
+        <w:numPr>
+          <w:ilvl w:val="0"/>
+          <w:numId w:val="11"/>
+        </w:numPr>
+        <w:spacing w:after="539"/>
+        <w:rPr>
+          <w:rFonts w:asciiTheme="majorBidi" w:hAnsiTheme="majorBidi" w:cstheme="majorBidi"/>
+        </w:rPr>
+      </w:pPr>
+      <w:r>
+        <w:rPr>
+          <w:rFonts w:asciiTheme="majorBidi" w:hAnsiTheme="majorBidi" w:cstheme="majorBidi"/>
+          <w:b/>
+          <w:bCs/>
+        </w:rPr>
+        <w:t>8.2.3 List of Subclasses:</w:t>
+      </w:r>
+      <w:r>
+        <w:rPr>
+          <w:rFonts w:asciiTheme="majorBidi" w:hAnsiTheme="majorBidi" w:cstheme="majorBidi"/>
+        </w:rPr>
+        <w:t xml:space="preserve"> None</w:t>
+      </w:r>
+    </w:p>
+    <w:p>
+      <w:pPr>
+        <w:numPr>
+          <w:ilvl w:val="0"/>
+          <w:numId w:val="11"/>
+        </w:numPr>
+        <w:spacing w:after="539"/>
+        <w:rPr>
+          <w:rFonts w:asciiTheme="majorBidi" w:hAnsiTheme="majorBidi" w:cstheme="majorBidi"/>
+        </w:rPr>
+      </w:pPr>
+      <w:r>
+        <w:rPr>
+          <w:rFonts w:asciiTheme="majorBidi" w:hAnsiTheme="majorBidi" w:cstheme="majorBidi"/>
+          <w:b/>
+          <w:bCs/>
+        </w:rPr>
+        <w:t>8.2.4 Purpose:</w:t>
+      </w:r>
+      <w:r>
+        <w:rPr>
+          <w:rFonts w:asciiTheme="majorBidi" w:hAnsiTheme="majorBidi" w:cstheme="majorBidi"/>
+        </w:rPr>
+        <w:t xml:space="preserve"> </w:t>
+      </w:r>
+    </w:p>
+    <w:p>
+      <w:pPr>
+        <w:numPr>
+          <w:ilvl w:val="1"/>
+          <w:numId w:val="11"/>
+        </w:numPr>
+        <w:spacing w:after="539"/>
+        <w:rPr>
+          <w:rFonts w:asciiTheme="majorBidi" w:hAnsiTheme="majorBidi" w:cstheme="majorBidi"/>
+        </w:rPr>
+      </w:pPr>
+      <w:r>
+        <w:rPr>
+          <w:rFonts w:asciiTheme="majorBidi" w:hAnsiTheme="majorBidi" w:cstheme="majorBidi"/>
+        </w:rPr>
+        <w:t xml:space="preserve">Physical hardware </w:t>
+      </w:r>
+      <w:proofErr w:type="gramStart"/>
+      <w:r>
+        <w:rPr>
+          <w:rFonts w:asciiTheme="majorBidi" w:hAnsiTheme="majorBidi" w:cstheme="majorBidi"/>
+        </w:rPr>
+        <w:t>used</w:t>
+      </w:r>
+      <w:proofErr w:type="gramEnd"/>
+      <w:r>
+        <w:rPr>
+          <w:rFonts w:asciiTheme="majorBidi" w:hAnsiTheme="majorBidi" w:cstheme="majorBidi"/>
+        </w:rPr>
+        <w:t xml:space="preserve"> </w:t>
+      </w:r>
+      <w:proofErr w:type="gramStart"/>
+      <w:r>
+        <w:rPr>
+          <w:rFonts w:asciiTheme="majorBidi" w:hAnsiTheme="majorBidi" w:cstheme="majorBidi"/>
+        </w:rPr>
+        <w:t>in-store</w:t>
+      </w:r>
+      <w:proofErr w:type="gramEnd"/>
+      <w:r>
+        <w:rPr>
+          <w:rFonts w:asciiTheme="majorBidi" w:hAnsiTheme="majorBidi" w:cstheme="majorBidi"/>
+        </w:rPr>
+        <w:t xml:space="preserve"> to scan clogs and process payments.</w:t>
+      </w:r>
+    </w:p>
+    <w:p>
+      <w:pPr>
+        <w:numPr>
+          <w:ilvl w:val="0"/>
+          <w:numId w:val="11"/>
+        </w:numPr>
+        <w:spacing w:after="539"/>
+        <w:rPr>
+          <w:rFonts w:asciiTheme="majorBidi" w:hAnsiTheme="majorBidi" w:cstheme="majorBidi"/>
+        </w:rPr>
+      </w:pPr>
+      <w:r>
+        <w:rPr>
+          <w:rFonts w:asciiTheme="majorBidi" w:hAnsiTheme="majorBidi" w:cstheme="majorBidi"/>
+          <w:b/>
+          <w:bCs/>
+        </w:rPr>
+        <w:t>8.2.5 Collaborations:</w:t>
+      </w:r>
+      <w:r>
+        <w:rPr>
+          <w:rFonts w:asciiTheme="majorBidi" w:hAnsiTheme="majorBidi" w:cstheme="majorBidi"/>
+        </w:rPr>
+        <w:t xml:space="preserve"> </w:t>
+      </w:r>
+    </w:p>
+    <w:p>
+      <w:pPr>
+        <w:numPr>
+          <w:ilvl w:val="1"/>
+          <w:numId w:val="11"/>
+        </w:numPr>
+        <w:spacing w:after="539"/>
+        <w:rPr>
+          <w:rFonts w:asciiTheme="majorBidi" w:hAnsiTheme="majorBidi" w:cstheme="majorBidi"/>
+        </w:rPr>
+      </w:pPr>
+      <w:r>
+        <w:rPr>
+          <w:rFonts w:asciiTheme="majorBidi" w:hAnsiTheme="majorBidi" w:cstheme="majorBidi"/>
+        </w:rPr>
+        <w:t>Clog</w:t>
+      </w:r>
+    </w:p>
+    <w:p>
+      <w:pPr>
+        <w:numPr>
+          <w:ilvl w:val="1"/>
+          <w:numId w:val="11"/>
+        </w:numPr>
+        <w:spacing w:after="539"/>
+        <w:rPr>
+          <w:rFonts w:asciiTheme="majorBidi" w:hAnsiTheme="majorBidi" w:cstheme="majorBidi"/>
+        </w:rPr>
+      </w:pPr>
+      <w:r>
+        <w:rPr>
+          <w:rFonts w:asciiTheme="majorBidi" w:hAnsiTheme="majorBidi" w:cstheme="majorBidi"/>
+        </w:rPr>
+        <w:lastRenderedPageBreak/>
+        <w:t xml:space="preserve"> Order</w:t>
+      </w:r>
+    </w:p>
+    <w:p>
+      <w:pPr>
+        <w:numPr>
+          <w:ilvl w:val="1"/>
+          <w:numId w:val="11"/>
+        </w:numPr>
+        <w:spacing w:after="539"/>
+        <w:rPr>
+          <w:rFonts w:asciiTheme="majorBidi" w:hAnsiTheme="majorBidi" w:cstheme="majorBidi"/>
+        </w:rPr>
+      </w:pPr>
+      <w:r>
+        <w:rPr>
+          <w:rFonts w:asciiTheme="majorBidi" w:hAnsiTheme="majorBidi" w:cstheme="majorBidi"/>
+        </w:rPr>
+        <w:t>Paymen</w:t>
+      </w:r>
+      <w:r>
+        <w:rPr>
+          <w:rFonts w:asciiTheme="majorBidi" w:hAnsiTheme="majorBidi" w:cstheme="majorBidi"/>
+        </w:rPr>
+        <w:t>t</w:t>
+      </w:r>
+    </w:p>
+    <w:p>
+      <w:pPr>
+        <w:numPr>
+          <w:ilvl w:val="0"/>
+          <w:numId w:val="11"/>
+        </w:numPr>
+        <w:spacing w:after="539"/>
+        <w:rPr>
+          <w:rFonts w:asciiTheme="majorBidi" w:hAnsiTheme="majorBidi" w:cstheme="majorBidi"/>
+        </w:rPr>
+      </w:pPr>
+      <w:r>
+        <w:rPr>
+          <w:rFonts w:asciiTheme="majorBidi" w:hAnsiTheme="majorBidi" w:cstheme="majorBidi"/>
+          <w:b/>
+          <w:bCs/>
+        </w:rPr>
+        <w:t>8.2.6 Attributes:</w:t>
+      </w:r>
+    </w:p>
+    <w:p>
+      <w:pPr>
+        <w:numPr>
+          <w:ilvl w:val="1"/>
+          <w:numId w:val="11"/>
+        </w:numPr>
+        <w:spacing w:after="539"/>
+        <w:rPr>
+          <w:rFonts w:asciiTheme="majorBidi" w:hAnsiTheme="majorBidi" w:cstheme="majorBidi"/>
+        </w:rPr>
+      </w:pPr>
+      <w:proofErr w:type="spellStart"/>
+      <w:r>
+        <w:rPr>
+          <w:rFonts w:asciiTheme="majorBidi" w:hAnsiTheme="majorBidi" w:cstheme="majorBidi"/>
+        </w:rPr>
+        <w:t>deviceID</w:t>
+      </w:r>
+      <w:proofErr w:type="spellEnd"/>
+      <w:r>
+        <w:rPr>
+          <w:rFonts w:asciiTheme="majorBidi" w:hAnsiTheme="majorBidi" w:cstheme="majorBidi"/>
+        </w:rPr>
+        <w:t xml:space="preserve"> (string)</w:t>
+      </w:r>
+    </w:p>
+    <w:p>
+      <w:pPr>
+        <w:numPr>
+          <w:ilvl w:val="1"/>
+          <w:numId w:val="11"/>
+        </w:numPr>
+        <w:spacing w:after="539"/>
+        <w:rPr>
+          <w:rFonts w:asciiTheme="majorBidi" w:hAnsiTheme="majorBidi" w:cstheme="majorBidi"/>
+        </w:rPr>
+      </w:pPr>
+      <w:proofErr w:type="spellStart"/>
+      <w:r>
+        <w:rPr>
+          <w:rFonts w:asciiTheme="majorBidi" w:hAnsiTheme="majorBidi" w:cstheme="majorBidi"/>
+        </w:rPr>
+        <w:t>storeLocation</w:t>
+      </w:r>
+      <w:proofErr w:type="spellEnd"/>
+      <w:r>
+        <w:rPr>
+          <w:rFonts w:asciiTheme="majorBidi" w:hAnsiTheme="majorBidi" w:cstheme="majorBidi"/>
+        </w:rPr>
+        <w:t xml:space="preserve"> (string)</w:t>
+      </w:r>
+    </w:p>
+    <w:p>
+      <w:pPr>
+        <w:numPr>
+          <w:ilvl w:val="0"/>
+          <w:numId w:val="11"/>
+        </w:numPr>
+        <w:spacing w:after="539"/>
+        <w:rPr>
+          <w:rFonts w:asciiTheme="majorBidi" w:hAnsiTheme="majorBidi" w:cstheme="majorBidi"/>
+        </w:rPr>
+      </w:pPr>
+      <w:r>
+        <w:rPr>
+          <w:rFonts w:asciiTheme="majorBidi" w:hAnsiTheme="majorBidi" w:cstheme="majorBidi"/>
+          <w:b/>
+          <w:bCs/>
+        </w:rPr>
+        <w:t>8.2.7 Operations:</w:t>
+      </w:r>
+    </w:p>
+    <w:p>
+      <w:pPr>
+        <w:numPr>
+          <w:ilvl w:val="1"/>
+          <w:numId w:val="11"/>
+        </w:numPr>
+        <w:spacing w:after="539"/>
+        <w:rPr>
+          <w:rFonts w:asciiTheme="majorBidi" w:hAnsiTheme="majorBidi" w:cstheme="majorBidi"/>
+        </w:rPr>
+      </w:pPr>
+      <w:proofErr w:type="spellStart"/>
+      <w:r>
+        <w:rPr>
+          <w:rFonts w:asciiTheme="majorBidi" w:hAnsiTheme="majorBidi" w:cstheme="majorBidi"/>
+        </w:rPr>
+        <w:t>scanBarcode</w:t>
+      </w:r>
+      <w:proofErr w:type="spellEnd"/>
+      <w:r>
+        <w:rPr>
+          <w:rFonts w:asciiTheme="majorBidi" w:hAnsiTheme="majorBidi" w:cstheme="majorBidi"/>
+        </w:rPr>
+        <w:t>(</w:t>
+      </w:r>
+      <w:proofErr w:type="spellStart"/>
+      <w:r>
+        <w:rPr>
+          <w:rFonts w:asciiTheme="majorBidi" w:hAnsiTheme="majorBidi" w:cstheme="majorBidi"/>
+        </w:rPr>
+        <w:t>clogID</w:t>
+      </w:r>
+      <w:proofErr w:type="spellEnd"/>
+      <w:r>
+        <w:rPr>
+          <w:rFonts w:asciiTheme="majorBidi" w:hAnsiTheme="majorBidi" w:cstheme="majorBidi"/>
+        </w:rPr>
+        <w:t>): Returns Object.</w:t>
+      </w:r>
+    </w:p>
+    <w:p>
+      <w:pPr>
+        <w:numPr>
+          <w:ilvl w:val="1"/>
+          <w:numId w:val="11"/>
+        </w:numPr>
+        <w:spacing w:after="539"/>
+        <w:rPr>
+          <w:rFonts w:asciiTheme="majorBidi" w:hAnsiTheme="majorBidi" w:cstheme="majorBidi"/>
+        </w:rPr>
+      </w:pPr>
+      <w:proofErr w:type="spellStart"/>
+      <w:r>
+        <w:rPr>
+          <w:rFonts w:asciiTheme="majorBidi" w:hAnsiTheme="majorBidi" w:cstheme="majorBidi"/>
+        </w:rPr>
+        <w:t>printReceipt</w:t>
+      </w:r>
+      <w:proofErr w:type="spellEnd"/>
+      <w:r>
+        <w:rPr>
+          <w:rFonts w:asciiTheme="majorBidi" w:hAnsiTheme="majorBidi" w:cstheme="majorBidi"/>
+        </w:rPr>
+        <w:t>(): Returns Void.</w:t>
+      </w:r>
+    </w:p>
+    <w:p>
+      <w:pPr>
+        <w:numPr>
+          <w:ilvl w:val="0"/>
+          <w:numId w:val="11"/>
+        </w:numPr>
+        <w:spacing w:after="539"/>
+        <w:rPr>
+          <w:rFonts w:asciiTheme="majorBidi" w:hAnsiTheme="majorBidi" w:cstheme="majorBidi"/>
+        </w:rPr>
+      </w:pPr>
+      <w:r>
+        <w:rPr>
+          <w:rFonts w:asciiTheme="majorBidi" w:hAnsiTheme="majorBidi" w:cstheme="majorBidi"/>
+          <w:b/>
+          <w:bCs/>
+        </w:rPr>
+        <w:t>8.2.8 Constraints:</w:t>
+      </w:r>
+    </w:p>
+    <w:p>
+      <w:pPr>
+        <w:numPr>
+          <w:ilvl w:val="1"/>
+          <w:numId w:val="11"/>
+        </w:numPr>
+        <w:spacing w:after="539"/>
+        <w:rPr>
+          <w:rFonts w:asciiTheme="majorBidi" w:hAnsiTheme="majorBidi" w:cstheme="majorBidi"/>
+        </w:rPr>
+      </w:pPr>
+      <w:r>
+        <w:rPr>
+          <w:rFonts w:asciiTheme="majorBidi" w:hAnsiTheme="majorBidi" w:cstheme="majorBidi"/>
+        </w:rPr>
+        <w:t>Must be connected to the internet for real-time stock sync.</w:t>
+      </w:r>
+    </w:p>
+    <w:p>
+      <w:pPr>
+        <w:spacing w:after="539"/>
+        <w:rPr>
+          <w:rFonts w:asciiTheme="majorBidi" w:hAnsiTheme="majorBidi" w:cstheme="majorBidi"/>
+        </w:rPr>
+      </w:pPr>
+    </w:p>
+    <w:p>
+      <w:pPr>
         <w:pStyle w:val="Heading1"/>
         <w:tabs>
           <w:tab w:val="center" w:pos="2437"/>
@@ -11735,7 +16138,21 @@
         <w:rPr>
           <w:rFonts w:asciiTheme="majorBidi" w:hAnsiTheme="majorBidi" w:cstheme="majorBidi"/>
         </w:rPr>
-        <w:t xml:space="preserve"> the level of detail needed. The simplest form is a use case, which consists merely of a short description with a number attached. More detailed forms are called scripts. These are usually represented as tables or diagrams and involved identifying an action and the agent (doer) of the action. For this reason, a script can also be called an action table. Although scenarios are useful in acquiring and validating requirements, they are not themselves requirements, because the describe the system’s behavior only in specific situations; a specification, on the other hand, describes what the system should do in general.</w:t>
+        <w:t xml:space="preserve"> the level of detail needed. The simplest form is a use case, which consists merely of a short description with a number attached. More detailed forms are called scripts. These are usually represented as tables or diagrams and involved identifying an action and the agent (doer) of the action. For this reason, a script can also be called an action table. Although scenarios are useful in acquiring and validating requirements, they are not themselves requirements, because </w:t>
+      </w:r>
+      <w:proofErr w:type="gramStart"/>
+      <w:r>
+        <w:rPr>
+          <w:rFonts w:asciiTheme="majorBidi" w:hAnsiTheme="majorBidi" w:cstheme="majorBidi"/>
+        </w:rPr>
+        <w:t>the</w:t>
+      </w:r>
+      <w:proofErr w:type="gramEnd"/>
+      <w:r>
+        <w:rPr>
+          <w:rFonts w:asciiTheme="majorBidi" w:hAnsiTheme="majorBidi" w:cstheme="majorBidi"/>
+        </w:rPr>
+        <w:t xml:space="preserve"> describe the system’s behavior only in specific situations; a specification, on the other hand, describes what the system should do in general.</w:t>
       </w:r>
     </w:p>
     <w:p>
@@ -11753,6 +16170,7 @@
         <w:rPr>
           <w:rFonts w:asciiTheme="majorBidi" w:hAnsiTheme="majorBidi" w:cstheme="majorBidi"/>
         </w:rPr>
+        <w:lastRenderedPageBreak/>
         <w:t>10</w:t>
       </w:r>
       <w:r>
@@ -11939,7 +16357,6 @@
           <w:b/>
           <w:sz w:val="29"/>
         </w:rPr>
-        <w:lastRenderedPageBreak/>
         <w:t>12.2</w:t>
       </w:r>
       <w:r>
@@ -12022,7 +16439,21 @@
         <w:rPr>
           <w:rFonts w:asciiTheme="majorBidi" w:hAnsiTheme="majorBidi" w:cstheme="majorBidi"/>
         </w:rPr>
-        <w:t xml:space="preserve">: accelerometer based gesture recognition for culture specific interactions,” in </w:t>
+        <w:t xml:space="preserve">: </w:t>
+      </w:r>
+      <w:proofErr w:type="gramStart"/>
+      <w:r>
+        <w:rPr>
+          <w:rFonts w:asciiTheme="majorBidi" w:hAnsiTheme="majorBidi" w:cstheme="majorBidi"/>
+        </w:rPr>
+        <w:t>accelerometer based</w:t>
+      </w:r>
+      <w:proofErr w:type="gramEnd"/>
+      <w:r>
+        <w:rPr>
+          <w:rFonts w:asciiTheme="majorBidi" w:hAnsiTheme="majorBidi" w:cstheme="majorBidi"/>
+        </w:rPr>
+        <w:t xml:space="preserve"> gesture recognition for culture specific interactions,” in </w:t>
       </w:r>
       <w:r>
         <w:rPr>
@@ -12039,9 +16470,9 @@
       </w:r>
     </w:p>
     <w:sectPr>
-      <w:footerReference w:type="even" r:id="rId12"/>
-      <w:footerReference w:type="default" r:id="rId13"/>
-      <w:footerReference w:type="first" r:id="rId14"/>
+      <w:footerReference w:type="even" r:id="rId13"/>
+      <w:footerReference w:type="default" r:id="rId14"/>
+      <w:footerReference w:type="first" r:id="rId15"/>
       <w:pgSz w:w="11906" w:h="16838"/>
       <w:pgMar w:top="1417" w:right="1701" w:bottom="1585" w:left="1701" w:header="720" w:footer="773" w:gutter="0"/>
       <w:cols w:space="720"/>
@@ -12179,6 +16610,1534 @@
     </w:p>
   </w:footnote>
 </w:footnotes>
+</file>
+
+<file path=word/numbering.xml><?xml version="1.0" encoding="utf-8"?>
+<w:numbering xmlns:wpc="http://schemas.microsoft.com/office/word/2010/wordprocessingCanvas" xmlns:cx="http://schemas.microsoft.com/office/drawing/2014/chartex" xmlns:cx1="http://schemas.microsoft.com/office/drawing/2015/9/8/chartex" xmlns:cx2="http://schemas.microsoft.com/office/drawing/2015/10/21/chartex" xmlns:cx3="http://schemas.microsoft.com/office/drawing/2016/5/9/chartex" xmlns:cx4="http://schemas.microsoft.com/office/drawing/2016/5/10/chartex" xmlns:cx5="http://schemas.microsoft.com/office/drawing/2016/5/11/chartex" xmlns:cx6="http://schemas.microsoft.com/office/drawing/2016/5/12/chartex" xmlns:cx7="http://schemas.microsoft.com/office/drawing/2016/5/13/chartex" xmlns:cx8="http://schemas.microsoft.com/office/drawing/2016/5/14/chartex" xmlns:mc="http://schemas.openxmlformats.org/markup-compatibility/2006" xmlns:aink="http://schemas.microsoft.com/office/drawing/2016/ink" xmlns:am3d="http://schemas.microsoft.com/office/drawing/2017/model3d" xmlns:o="urn:schemas-microsoft-com:office:office" xmlns:oel="http://schemas.microsoft.com/office/2019/extlst" xmlns:r="http://schemas.openxmlformats.org/officeDocument/2006/relationships" xmlns:m="http://schemas.openxmlformats.org/officeDocument/2006/math" xmlns:v="urn:schemas-microsoft-com:vml" xmlns:wp14="http://schemas.microsoft.com/office/word/2010/wordprocessingDrawing" xmlns:wp="http://schemas.openxmlformats.org/drawingml/2006/wordprocessingDrawing" xmlns:w10="urn:schemas-microsoft-com:office:word" xmlns:w="http://schemas.openxmlformats.org/wordprocessingml/2006/main" xmlns:w14="http://schemas.microsoft.com/office/word/2010/wordml" xmlns:w15="http://schemas.microsoft.com/office/word/2012/wordml" xmlns:w16cex="http://schemas.microsoft.com/office/word/2018/wordml/cex" xmlns:w16cid="http://schemas.microsoft.com/office/word/2016/wordml/cid" xmlns:w16="http://schemas.microsoft.com/office/word/2018/wordml" xmlns:w16du="http://schemas.microsoft.com/office/word/2023/wordml/word16du" xmlns:w16sdtdh="http://schemas.microsoft.com/office/word/2020/wordml/sdtdatahash" xmlns:w16sdtfl="http://schemas.microsoft.com/office/word/2024/wordml/sdtformatlock" xmlns:w16se="http://schemas.microsoft.com/office/word/2015/wordml/symex" xmlns:wpg="http://schemas.microsoft.com/office/word/2010/wordprocessingGroup" xmlns:wpi="http://schemas.microsoft.com/office/word/2010/wordprocessingInk" xmlns:wne="http://schemas.microsoft.com/office/word/2006/wordml" xmlns:wps="http://schemas.microsoft.com/office/word/2010/wordprocessingShape" mc:Ignorable="w14 w15 w16se w16cid w16 w16cex w16sdtdh w16sdtfl w16du wp14">
+  <w:abstractNum w:abstractNumId="0" w15:restartNumberingAfterBreak="0">
+    <w:nsid w:val="21002FAC"/>
+    <w:multiLevelType w:val="multilevel"/>
+    <w:tmpl w:val="449C74F2"/>
+    <w:lvl w:ilvl="0">
+      <w:start w:val="1"/>
+      <w:numFmt w:val="bullet"/>
+      <w:lvlText w:val=""/>
+      <w:lvlJc w:val="left"/>
+      <w:pPr>
+        <w:tabs>
+          <w:tab w:val="num" w:pos="720"/>
+        </w:tabs>
+        <w:ind w:left="720" w:hanging="360"/>
+      </w:pPr>
+      <w:rPr>
+        <w:rFonts w:ascii="Symbol" w:hAnsi="Symbol" w:hint="default"/>
+        <w:sz w:val="20"/>
+      </w:rPr>
+    </w:lvl>
+    <w:lvl w:ilvl="1">
+      <w:start w:val="1"/>
+      <w:numFmt w:val="bullet"/>
+      <w:lvlText w:val="o"/>
+      <w:lvlJc w:val="left"/>
+      <w:pPr>
+        <w:tabs>
+          <w:tab w:val="num" w:pos="1440"/>
+        </w:tabs>
+        <w:ind w:left="1440" w:hanging="360"/>
+      </w:pPr>
+      <w:rPr>
+        <w:rFonts w:ascii="Courier New" w:hAnsi="Courier New" w:hint="default"/>
+        <w:sz w:val="20"/>
+      </w:rPr>
+    </w:lvl>
+    <w:lvl w:ilvl="2" w:tentative="1">
+      <w:start w:val="1"/>
+      <w:numFmt w:val="bullet"/>
+      <w:lvlText w:val=""/>
+      <w:lvlJc w:val="left"/>
+      <w:pPr>
+        <w:tabs>
+          <w:tab w:val="num" w:pos="2160"/>
+        </w:tabs>
+        <w:ind w:left="2160" w:hanging="360"/>
+      </w:pPr>
+      <w:rPr>
+        <w:rFonts w:ascii="Wingdings" w:hAnsi="Wingdings" w:hint="default"/>
+        <w:sz w:val="20"/>
+      </w:rPr>
+    </w:lvl>
+    <w:lvl w:ilvl="3" w:tentative="1">
+      <w:start w:val="1"/>
+      <w:numFmt w:val="bullet"/>
+      <w:lvlText w:val=""/>
+      <w:lvlJc w:val="left"/>
+      <w:pPr>
+        <w:tabs>
+          <w:tab w:val="num" w:pos="2880"/>
+        </w:tabs>
+        <w:ind w:left="2880" w:hanging="360"/>
+      </w:pPr>
+      <w:rPr>
+        <w:rFonts w:ascii="Wingdings" w:hAnsi="Wingdings" w:hint="default"/>
+        <w:sz w:val="20"/>
+      </w:rPr>
+    </w:lvl>
+    <w:lvl w:ilvl="4" w:tentative="1">
+      <w:start w:val="1"/>
+      <w:numFmt w:val="bullet"/>
+      <w:lvlText w:val=""/>
+      <w:lvlJc w:val="left"/>
+      <w:pPr>
+        <w:tabs>
+          <w:tab w:val="num" w:pos="3600"/>
+        </w:tabs>
+        <w:ind w:left="3600" w:hanging="360"/>
+      </w:pPr>
+      <w:rPr>
+        <w:rFonts w:ascii="Wingdings" w:hAnsi="Wingdings" w:hint="default"/>
+        <w:sz w:val="20"/>
+      </w:rPr>
+    </w:lvl>
+    <w:lvl w:ilvl="5" w:tentative="1">
+      <w:start w:val="1"/>
+      <w:numFmt w:val="bullet"/>
+      <w:lvlText w:val=""/>
+      <w:lvlJc w:val="left"/>
+      <w:pPr>
+        <w:tabs>
+          <w:tab w:val="num" w:pos="4320"/>
+        </w:tabs>
+        <w:ind w:left="4320" w:hanging="360"/>
+      </w:pPr>
+      <w:rPr>
+        <w:rFonts w:ascii="Wingdings" w:hAnsi="Wingdings" w:hint="default"/>
+        <w:sz w:val="20"/>
+      </w:rPr>
+    </w:lvl>
+    <w:lvl w:ilvl="6" w:tentative="1">
+      <w:start w:val="1"/>
+      <w:numFmt w:val="bullet"/>
+      <w:lvlText w:val=""/>
+      <w:lvlJc w:val="left"/>
+      <w:pPr>
+        <w:tabs>
+          <w:tab w:val="num" w:pos="5040"/>
+        </w:tabs>
+        <w:ind w:left="5040" w:hanging="360"/>
+      </w:pPr>
+      <w:rPr>
+        <w:rFonts w:ascii="Wingdings" w:hAnsi="Wingdings" w:hint="default"/>
+        <w:sz w:val="20"/>
+      </w:rPr>
+    </w:lvl>
+    <w:lvl w:ilvl="7" w:tentative="1">
+      <w:start w:val="1"/>
+      <w:numFmt w:val="bullet"/>
+      <w:lvlText w:val=""/>
+      <w:lvlJc w:val="left"/>
+      <w:pPr>
+        <w:tabs>
+          <w:tab w:val="num" w:pos="5760"/>
+        </w:tabs>
+        <w:ind w:left="5760" w:hanging="360"/>
+      </w:pPr>
+      <w:rPr>
+        <w:rFonts w:ascii="Wingdings" w:hAnsi="Wingdings" w:hint="default"/>
+        <w:sz w:val="20"/>
+      </w:rPr>
+    </w:lvl>
+    <w:lvl w:ilvl="8" w:tentative="1">
+      <w:start w:val="1"/>
+      <w:numFmt w:val="bullet"/>
+      <w:lvlText w:val=""/>
+      <w:lvlJc w:val="left"/>
+      <w:pPr>
+        <w:tabs>
+          <w:tab w:val="num" w:pos="6480"/>
+        </w:tabs>
+        <w:ind w:left="6480" w:hanging="360"/>
+      </w:pPr>
+      <w:rPr>
+        <w:rFonts w:ascii="Wingdings" w:hAnsi="Wingdings" w:hint="default"/>
+        <w:sz w:val="20"/>
+      </w:rPr>
+    </w:lvl>
+  </w:abstractNum>
+  <w:abstractNum w:abstractNumId="1" w15:restartNumberingAfterBreak="0">
+    <w:nsid w:val="26A41A6C"/>
+    <w:multiLevelType w:val="multilevel"/>
+    <w:tmpl w:val="8DB03656"/>
+    <w:lvl w:ilvl="0">
+      <w:start w:val="1"/>
+      <w:numFmt w:val="bullet"/>
+      <w:lvlText w:val=""/>
+      <w:lvlJc w:val="left"/>
+      <w:pPr>
+        <w:tabs>
+          <w:tab w:val="num" w:pos="720"/>
+        </w:tabs>
+        <w:ind w:left="720" w:hanging="360"/>
+      </w:pPr>
+      <w:rPr>
+        <w:rFonts w:ascii="Symbol" w:hAnsi="Symbol" w:hint="default"/>
+        <w:sz w:val="20"/>
+      </w:rPr>
+    </w:lvl>
+    <w:lvl w:ilvl="1">
+      <w:start w:val="1"/>
+      <w:numFmt w:val="bullet"/>
+      <w:lvlText w:val="o"/>
+      <w:lvlJc w:val="left"/>
+      <w:pPr>
+        <w:tabs>
+          <w:tab w:val="num" w:pos="1440"/>
+        </w:tabs>
+        <w:ind w:left="1440" w:hanging="360"/>
+      </w:pPr>
+      <w:rPr>
+        <w:rFonts w:ascii="Courier New" w:hAnsi="Courier New" w:hint="default"/>
+        <w:sz w:val="20"/>
+      </w:rPr>
+    </w:lvl>
+    <w:lvl w:ilvl="2" w:tentative="1">
+      <w:start w:val="1"/>
+      <w:numFmt w:val="bullet"/>
+      <w:lvlText w:val=""/>
+      <w:lvlJc w:val="left"/>
+      <w:pPr>
+        <w:tabs>
+          <w:tab w:val="num" w:pos="2160"/>
+        </w:tabs>
+        <w:ind w:left="2160" w:hanging="360"/>
+      </w:pPr>
+      <w:rPr>
+        <w:rFonts w:ascii="Wingdings" w:hAnsi="Wingdings" w:hint="default"/>
+        <w:sz w:val="20"/>
+      </w:rPr>
+    </w:lvl>
+    <w:lvl w:ilvl="3" w:tentative="1">
+      <w:start w:val="1"/>
+      <w:numFmt w:val="bullet"/>
+      <w:lvlText w:val=""/>
+      <w:lvlJc w:val="left"/>
+      <w:pPr>
+        <w:tabs>
+          <w:tab w:val="num" w:pos="2880"/>
+        </w:tabs>
+        <w:ind w:left="2880" w:hanging="360"/>
+      </w:pPr>
+      <w:rPr>
+        <w:rFonts w:ascii="Wingdings" w:hAnsi="Wingdings" w:hint="default"/>
+        <w:sz w:val="20"/>
+      </w:rPr>
+    </w:lvl>
+    <w:lvl w:ilvl="4" w:tentative="1">
+      <w:start w:val="1"/>
+      <w:numFmt w:val="bullet"/>
+      <w:lvlText w:val=""/>
+      <w:lvlJc w:val="left"/>
+      <w:pPr>
+        <w:tabs>
+          <w:tab w:val="num" w:pos="3600"/>
+        </w:tabs>
+        <w:ind w:left="3600" w:hanging="360"/>
+      </w:pPr>
+      <w:rPr>
+        <w:rFonts w:ascii="Wingdings" w:hAnsi="Wingdings" w:hint="default"/>
+        <w:sz w:val="20"/>
+      </w:rPr>
+    </w:lvl>
+    <w:lvl w:ilvl="5" w:tentative="1">
+      <w:start w:val="1"/>
+      <w:numFmt w:val="bullet"/>
+      <w:lvlText w:val=""/>
+      <w:lvlJc w:val="left"/>
+      <w:pPr>
+        <w:tabs>
+          <w:tab w:val="num" w:pos="4320"/>
+        </w:tabs>
+        <w:ind w:left="4320" w:hanging="360"/>
+      </w:pPr>
+      <w:rPr>
+        <w:rFonts w:ascii="Wingdings" w:hAnsi="Wingdings" w:hint="default"/>
+        <w:sz w:val="20"/>
+      </w:rPr>
+    </w:lvl>
+    <w:lvl w:ilvl="6" w:tentative="1">
+      <w:start w:val="1"/>
+      <w:numFmt w:val="bullet"/>
+      <w:lvlText w:val=""/>
+      <w:lvlJc w:val="left"/>
+      <w:pPr>
+        <w:tabs>
+          <w:tab w:val="num" w:pos="5040"/>
+        </w:tabs>
+        <w:ind w:left="5040" w:hanging="360"/>
+      </w:pPr>
+      <w:rPr>
+        <w:rFonts w:ascii="Wingdings" w:hAnsi="Wingdings" w:hint="default"/>
+        <w:sz w:val="20"/>
+      </w:rPr>
+    </w:lvl>
+    <w:lvl w:ilvl="7" w:tentative="1">
+      <w:start w:val="1"/>
+      <w:numFmt w:val="bullet"/>
+      <w:lvlText w:val=""/>
+      <w:lvlJc w:val="left"/>
+      <w:pPr>
+        <w:tabs>
+          <w:tab w:val="num" w:pos="5760"/>
+        </w:tabs>
+        <w:ind w:left="5760" w:hanging="360"/>
+      </w:pPr>
+      <w:rPr>
+        <w:rFonts w:ascii="Wingdings" w:hAnsi="Wingdings" w:hint="default"/>
+        <w:sz w:val="20"/>
+      </w:rPr>
+    </w:lvl>
+    <w:lvl w:ilvl="8" w:tentative="1">
+      <w:start w:val="1"/>
+      <w:numFmt w:val="bullet"/>
+      <w:lvlText w:val=""/>
+      <w:lvlJc w:val="left"/>
+      <w:pPr>
+        <w:tabs>
+          <w:tab w:val="num" w:pos="6480"/>
+        </w:tabs>
+        <w:ind w:left="6480" w:hanging="360"/>
+      </w:pPr>
+      <w:rPr>
+        <w:rFonts w:ascii="Wingdings" w:hAnsi="Wingdings" w:hint="default"/>
+        <w:sz w:val="20"/>
+      </w:rPr>
+    </w:lvl>
+  </w:abstractNum>
+  <w:abstractNum w:abstractNumId="2" w15:restartNumberingAfterBreak="0">
+    <w:nsid w:val="377F4FF8"/>
+    <w:multiLevelType w:val="multilevel"/>
+    <w:tmpl w:val="5AEEB944"/>
+    <w:lvl w:ilvl="0">
+      <w:start w:val="1"/>
+      <w:numFmt w:val="bullet"/>
+      <w:lvlText w:val=""/>
+      <w:lvlJc w:val="left"/>
+      <w:pPr>
+        <w:tabs>
+          <w:tab w:val="num" w:pos="720"/>
+        </w:tabs>
+        <w:ind w:left="720" w:hanging="360"/>
+      </w:pPr>
+      <w:rPr>
+        <w:rFonts w:ascii="Symbol" w:hAnsi="Symbol" w:hint="default"/>
+        <w:sz w:val="20"/>
+      </w:rPr>
+    </w:lvl>
+    <w:lvl w:ilvl="1">
+      <w:start w:val="1"/>
+      <w:numFmt w:val="bullet"/>
+      <w:lvlText w:val="o"/>
+      <w:lvlJc w:val="left"/>
+      <w:pPr>
+        <w:tabs>
+          <w:tab w:val="num" w:pos="1440"/>
+        </w:tabs>
+        <w:ind w:left="1440" w:hanging="360"/>
+      </w:pPr>
+      <w:rPr>
+        <w:rFonts w:ascii="Courier New" w:hAnsi="Courier New" w:hint="default"/>
+        <w:sz w:val="20"/>
+      </w:rPr>
+    </w:lvl>
+    <w:lvl w:ilvl="2" w:tentative="1">
+      <w:start w:val="1"/>
+      <w:numFmt w:val="bullet"/>
+      <w:lvlText w:val=""/>
+      <w:lvlJc w:val="left"/>
+      <w:pPr>
+        <w:tabs>
+          <w:tab w:val="num" w:pos="2160"/>
+        </w:tabs>
+        <w:ind w:left="2160" w:hanging="360"/>
+      </w:pPr>
+      <w:rPr>
+        <w:rFonts w:ascii="Wingdings" w:hAnsi="Wingdings" w:hint="default"/>
+        <w:sz w:val="20"/>
+      </w:rPr>
+    </w:lvl>
+    <w:lvl w:ilvl="3" w:tentative="1">
+      <w:start w:val="1"/>
+      <w:numFmt w:val="bullet"/>
+      <w:lvlText w:val=""/>
+      <w:lvlJc w:val="left"/>
+      <w:pPr>
+        <w:tabs>
+          <w:tab w:val="num" w:pos="2880"/>
+        </w:tabs>
+        <w:ind w:left="2880" w:hanging="360"/>
+      </w:pPr>
+      <w:rPr>
+        <w:rFonts w:ascii="Wingdings" w:hAnsi="Wingdings" w:hint="default"/>
+        <w:sz w:val="20"/>
+      </w:rPr>
+    </w:lvl>
+    <w:lvl w:ilvl="4" w:tentative="1">
+      <w:start w:val="1"/>
+      <w:numFmt w:val="bullet"/>
+      <w:lvlText w:val=""/>
+      <w:lvlJc w:val="left"/>
+      <w:pPr>
+        <w:tabs>
+          <w:tab w:val="num" w:pos="3600"/>
+        </w:tabs>
+        <w:ind w:left="3600" w:hanging="360"/>
+      </w:pPr>
+      <w:rPr>
+        <w:rFonts w:ascii="Wingdings" w:hAnsi="Wingdings" w:hint="default"/>
+        <w:sz w:val="20"/>
+      </w:rPr>
+    </w:lvl>
+    <w:lvl w:ilvl="5" w:tentative="1">
+      <w:start w:val="1"/>
+      <w:numFmt w:val="bullet"/>
+      <w:lvlText w:val=""/>
+      <w:lvlJc w:val="left"/>
+      <w:pPr>
+        <w:tabs>
+          <w:tab w:val="num" w:pos="4320"/>
+        </w:tabs>
+        <w:ind w:left="4320" w:hanging="360"/>
+      </w:pPr>
+      <w:rPr>
+        <w:rFonts w:ascii="Wingdings" w:hAnsi="Wingdings" w:hint="default"/>
+        <w:sz w:val="20"/>
+      </w:rPr>
+    </w:lvl>
+    <w:lvl w:ilvl="6" w:tentative="1">
+      <w:start w:val="1"/>
+      <w:numFmt w:val="bullet"/>
+      <w:lvlText w:val=""/>
+      <w:lvlJc w:val="left"/>
+      <w:pPr>
+        <w:tabs>
+          <w:tab w:val="num" w:pos="5040"/>
+        </w:tabs>
+        <w:ind w:left="5040" w:hanging="360"/>
+      </w:pPr>
+      <w:rPr>
+        <w:rFonts w:ascii="Wingdings" w:hAnsi="Wingdings" w:hint="default"/>
+        <w:sz w:val="20"/>
+      </w:rPr>
+    </w:lvl>
+    <w:lvl w:ilvl="7" w:tentative="1">
+      <w:start w:val="1"/>
+      <w:numFmt w:val="bullet"/>
+      <w:lvlText w:val=""/>
+      <w:lvlJc w:val="left"/>
+      <w:pPr>
+        <w:tabs>
+          <w:tab w:val="num" w:pos="5760"/>
+        </w:tabs>
+        <w:ind w:left="5760" w:hanging="360"/>
+      </w:pPr>
+      <w:rPr>
+        <w:rFonts w:ascii="Wingdings" w:hAnsi="Wingdings" w:hint="default"/>
+        <w:sz w:val="20"/>
+      </w:rPr>
+    </w:lvl>
+    <w:lvl w:ilvl="8" w:tentative="1">
+      <w:start w:val="1"/>
+      <w:numFmt w:val="bullet"/>
+      <w:lvlText w:val=""/>
+      <w:lvlJc w:val="left"/>
+      <w:pPr>
+        <w:tabs>
+          <w:tab w:val="num" w:pos="6480"/>
+        </w:tabs>
+        <w:ind w:left="6480" w:hanging="360"/>
+      </w:pPr>
+      <w:rPr>
+        <w:rFonts w:ascii="Wingdings" w:hAnsi="Wingdings" w:hint="default"/>
+        <w:sz w:val="20"/>
+      </w:rPr>
+    </w:lvl>
+  </w:abstractNum>
+  <w:abstractNum w:abstractNumId="3" w15:restartNumberingAfterBreak="0">
+    <w:nsid w:val="540D2F88"/>
+    <w:multiLevelType w:val="multilevel"/>
+    <w:tmpl w:val="649E8716"/>
+    <w:lvl w:ilvl="0">
+      <w:start w:val="1"/>
+      <w:numFmt w:val="bullet"/>
+      <w:lvlText w:val=""/>
+      <w:lvlJc w:val="left"/>
+      <w:pPr>
+        <w:tabs>
+          <w:tab w:val="num" w:pos="720"/>
+        </w:tabs>
+        <w:ind w:left="720" w:hanging="360"/>
+      </w:pPr>
+      <w:rPr>
+        <w:rFonts w:ascii="Symbol" w:hAnsi="Symbol" w:hint="default"/>
+        <w:sz w:val="20"/>
+      </w:rPr>
+    </w:lvl>
+    <w:lvl w:ilvl="1">
+      <w:start w:val="1"/>
+      <w:numFmt w:val="bullet"/>
+      <w:lvlText w:val="o"/>
+      <w:lvlJc w:val="left"/>
+      <w:pPr>
+        <w:tabs>
+          <w:tab w:val="num" w:pos="1440"/>
+        </w:tabs>
+        <w:ind w:left="1440" w:hanging="360"/>
+      </w:pPr>
+      <w:rPr>
+        <w:rFonts w:ascii="Courier New" w:hAnsi="Courier New" w:hint="default"/>
+        <w:sz w:val="20"/>
+      </w:rPr>
+    </w:lvl>
+    <w:lvl w:ilvl="2" w:tentative="1">
+      <w:start w:val="1"/>
+      <w:numFmt w:val="bullet"/>
+      <w:lvlText w:val=""/>
+      <w:lvlJc w:val="left"/>
+      <w:pPr>
+        <w:tabs>
+          <w:tab w:val="num" w:pos="2160"/>
+        </w:tabs>
+        <w:ind w:left="2160" w:hanging="360"/>
+      </w:pPr>
+      <w:rPr>
+        <w:rFonts w:ascii="Wingdings" w:hAnsi="Wingdings" w:hint="default"/>
+        <w:sz w:val="20"/>
+      </w:rPr>
+    </w:lvl>
+    <w:lvl w:ilvl="3" w:tentative="1">
+      <w:start w:val="1"/>
+      <w:numFmt w:val="bullet"/>
+      <w:lvlText w:val=""/>
+      <w:lvlJc w:val="left"/>
+      <w:pPr>
+        <w:tabs>
+          <w:tab w:val="num" w:pos="2880"/>
+        </w:tabs>
+        <w:ind w:left="2880" w:hanging="360"/>
+      </w:pPr>
+      <w:rPr>
+        <w:rFonts w:ascii="Wingdings" w:hAnsi="Wingdings" w:hint="default"/>
+        <w:sz w:val="20"/>
+      </w:rPr>
+    </w:lvl>
+    <w:lvl w:ilvl="4" w:tentative="1">
+      <w:start w:val="1"/>
+      <w:numFmt w:val="bullet"/>
+      <w:lvlText w:val=""/>
+      <w:lvlJc w:val="left"/>
+      <w:pPr>
+        <w:tabs>
+          <w:tab w:val="num" w:pos="3600"/>
+        </w:tabs>
+        <w:ind w:left="3600" w:hanging="360"/>
+      </w:pPr>
+      <w:rPr>
+        <w:rFonts w:ascii="Wingdings" w:hAnsi="Wingdings" w:hint="default"/>
+        <w:sz w:val="20"/>
+      </w:rPr>
+    </w:lvl>
+    <w:lvl w:ilvl="5" w:tentative="1">
+      <w:start w:val="1"/>
+      <w:numFmt w:val="bullet"/>
+      <w:lvlText w:val=""/>
+      <w:lvlJc w:val="left"/>
+      <w:pPr>
+        <w:tabs>
+          <w:tab w:val="num" w:pos="4320"/>
+        </w:tabs>
+        <w:ind w:left="4320" w:hanging="360"/>
+      </w:pPr>
+      <w:rPr>
+        <w:rFonts w:ascii="Wingdings" w:hAnsi="Wingdings" w:hint="default"/>
+        <w:sz w:val="20"/>
+      </w:rPr>
+    </w:lvl>
+    <w:lvl w:ilvl="6" w:tentative="1">
+      <w:start w:val="1"/>
+      <w:numFmt w:val="bullet"/>
+      <w:lvlText w:val=""/>
+      <w:lvlJc w:val="left"/>
+      <w:pPr>
+        <w:tabs>
+          <w:tab w:val="num" w:pos="5040"/>
+        </w:tabs>
+        <w:ind w:left="5040" w:hanging="360"/>
+      </w:pPr>
+      <w:rPr>
+        <w:rFonts w:ascii="Wingdings" w:hAnsi="Wingdings" w:hint="default"/>
+        <w:sz w:val="20"/>
+      </w:rPr>
+    </w:lvl>
+    <w:lvl w:ilvl="7" w:tentative="1">
+      <w:start w:val="1"/>
+      <w:numFmt w:val="bullet"/>
+      <w:lvlText w:val=""/>
+      <w:lvlJc w:val="left"/>
+      <w:pPr>
+        <w:tabs>
+          <w:tab w:val="num" w:pos="5760"/>
+        </w:tabs>
+        <w:ind w:left="5760" w:hanging="360"/>
+      </w:pPr>
+      <w:rPr>
+        <w:rFonts w:ascii="Wingdings" w:hAnsi="Wingdings" w:hint="default"/>
+        <w:sz w:val="20"/>
+      </w:rPr>
+    </w:lvl>
+    <w:lvl w:ilvl="8" w:tentative="1">
+      <w:start w:val="1"/>
+      <w:numFmt w:val="bullet"/>
+      <w:lvlText w:val=""/>
+      <w:lvlJc w:val="left"/>
+      <w:pPr>
+        <w:tabs>
+          <w:tab w:val="num" w:pos="6480"/>
+        </w:tabs>
+        <w:ind w:left="6480" w:hanging="360"/>
+      </w:pPr>
+      <w:rPr>
+        <w:rFonts w:ascii="Wingdings" w:hAnsi="Wingdings" w:hint="default"/>
+        <w:sz w:val="20"/>
+      </w:rPr>
+    </w:lvl>
+  </w:abstractNum>
+  <w:abstractNum w:abstractNumId="4" w15:restartNumberingAfterBreak="0">
+    <w:nsid w:val="59320EFC"/>
+    <w:multiLevelType w:val="multilevel"/>
+    <w:tmpl w:val="F6CCBA6E"/>
+    <w:lvl w:ilvl="0">
+      <w:start w:val="1"/>
+      <w:numFmt w:val="bullet"/>
+      <w:lvlText w:val=""/>
+      <w:lvlJc w:val="left"/>
+      <w:pPr>
+        <w:tabs>
+          <w:tab w:val="num" w:pos="720"/>
+        </w:tabs>
+        <w:ind w:left="720" w:hanging="360"/>
+      </w:pPr>
+      <w:rPr>
+        <w:rFonts w:ascii="Symbol" w:hAnsi="Symbol" w:hint="default"/>
+        <w:sz w:val="20"/>
+      </w:rPr>
+    </w:lvl>
+    <w:lvl w:ilvl="1" w:tentative="1">
+      <w:start w:val="1"/>
+      <w:numFmt w:val="bullet"/>
+      <w:lvlText w:val="o"/>
+      <w:lvlJc w:val="left"/>
+      <w:pPr>
+        <w:tabs>
+          <w:tab w:val="num" w:pos="1440"/>
+        </w:tabs>
+        <w:ind w:left="1440" w:hanging="360"/>
+      </w:pPr>
+      <w:rPr>
+        <w:rFonts w:ascii="Courier New" w:hAnsi="Courier New" w:hint="default"/>
+        <w:sz w:val="20"/>
+      </w:rPr>
+    </w:lvl>
+    <w:lvl w:ilvl="2" w:tentative="1">
+      <w:start w:val="1"/>
+      <w:numFmt w:val="bullet"/>
+      <w:lvlText w:val=""/>
+      <w:lvlJc w:val="left"/>
+      <w:pPr>
+        <w:tabs>
+          <w:tab w:val="num" w:pos="2160"/>
+        </w:tabs>
+        <w:ind w:left="2160" w:hanging="360"/>
+      </w:pPr>
+      <w:rPr>
+        <w:rFonts w:ascii="Wingdings" w:hAnsi="Wingdings" w:hint="default"/>
+        <w:sz w:val="20"/>
+      </w:rPr>
+    </w:lvl>
+    <w:lvl w:ilvl="3" w:tentative="1">
+      <w:start w:val="1"/>
+      <w:numFmt w:val="bullet"/>
+      <w:lvlText w:val=""/>
+      <w:lvlJc w:val="left"/>
+      <w:pPr>
+        <w:tabs>
+          <w:tab w:val="num" w:pos="2880"/>
+        </w:tabs>
+        <w:ind w:left="2880" w:hanging="360"/>
+      </w:pPr>
+      <w:rPr>
+        <w:rFonts w:ascii="Wingdings" w:hAnsi="Wingdings" w:hint="default"/>
+        <w:sz w:val="20"/>
+      </w:rPr>
+    </w:lvl>
+    <w:lvl w:ilvl="4" w:tentative="1">
+      <w:start w:val="1"/>
+      <w:numFmt w:val="bullet"/>
+      <w:lvlText w:val=""/>
+      <w:lvlJc w:val="left"/>
+      <w:pPr>
+        <w:tabs>
+          <w:tab w:val="num" w:pos="3600"/>
+        </w:tabs>
+        <w:ind w:left="3600" w:hanging="360"/>
+      </w:pPr>
+      <w:rPr>
+        <w:rFonts w:ascii="Wingdings" w:hAnsi="Wingdings" w:hint="default"/>
+        <w:sz w:val="20"/>
+      </w:rPr>
+    </w:lvl>
+    <w:lvl w:ilvl="5" w:tentative="1">
+      <w:start w:val="1"/>
+      <w:numFmt w:val="bullet"/>
+      <w:lvlText w:val=""/>
+      <w:lvlJc w:val="left"/>
+      <w:pPr>
+        <w:tabs>
+          <w:tab w:val="num" w:pos="4320"/>
+        </w:tabs>
+        <w:ind w:left="4320" w:hanging="360"/>
+      </w:pPr>
+      <w:rPr>
+        <w:rFonts w:ascii="Wingdings" w:hAnsi="Wingdings" w:hint="default"/>
+        <w:sz w:val="20"/>
+      </w:rPr>
+    </w:lvl>
+    <w:lvl w:ilvl="6" w:tentative="1">
+      <w:start w:val="1"/>
+      <w:numFmt w:val="bullet"/>
+      <w:lvlText w:val=""/>
+      <w:lvlJc w:val="left"/>
+      <w:pPr>
+        <w:tabs>
+          <w:tab w:val="num" w:pos="5040"/>
+        </w:tabs>
+        <w:ind w:left="5040" w:hanging="360"/>
+      </w:pPr>
+      <w:rPr>
+        <w:rFonts w:ascii="Wingdings" w:hAnsi="Wingdings" w:hint="default"/>
+        <w:sz w:val="20"/>
+      </w:rPr>
+    </w:lvl>
+    <w:lvl w:ilvl="7" w:tentative="1">
+      <w:start w:val="1"/>
+      <w:numFmt w:val="bullet"/>
+      <w:lvlText w:val=""/>
+      <w:lvlJc w:val="left"/>
+      <w:pPr>
+        <w:tabs>
+          <w:tab w:val="num" w:pos="5760"/>
+        </w:tabs>
+        <w:ind w:left="5760" w:hanging="360"/>
+      </w:pPr>
+      <w:rPr>
+        <w:rFonts w:ascii="Wingdings" w:hAnsi="Wingdings" w:hint="default"/>
+        <w:sz w:val="20"/>
+      </w:rPr>
+    </w:lvl>
+    <w:lvl w:ilvl="8" w:tentative="1">
+      <w:start w:val="1"/>
+      <w:numFmt w:val="bullet"/>
+      <w:lvlText w:val=""/>
+      <w:lvlJc w:val="left"/>
+      <w:pPr>
+        <w:tabs>
+          <w:tab w:val="num" w:pos="6480"/>
+        </w:tabs>
+        <w:ind w:left="6480" w:hanging="360"/>
+      </w:pPr>
+      <w:rPr>
+        <w:rFonts w:ascii="Wingdings" w:hAnsi="Wingdings" w:hint="default"/>
+        <w:sz w:val="20"/>
+      </w:rPr>
+    </w:lvl>
+  </w:abstractNum>
+  <w:abstractNum w:abstractNumId="5" w15:restartNumberingAfterBreak="0">
+    <w:nsid w:val="5BE70881"/>
+    <w:multiLevelType w:val="multilevel"/>
+    <w:tmpl w:val="C33A31D8"/>
+    <w:lvl w:ilvl="0">
+      <w:start w:val="1"/>
+      <w:numFmt w:val="bullet"/>
+      <w:lvlText w:val=""/>
+      <w:lvlJc w:val="left"/>
+      <w:pPr>
+        <w:tabs>
+          <w:tab w:val="num" w:pos="720"/>
+        </w:tabs>
+        <w:ind w:left="720" w:hanging="360"/>
+      </w:pPr>
+      <w:rPr>
+        <w:rFonts w:ascii="Symbol" w:hAnsi="Symbol" w:hint="default"/>
+        <w:sz w:val="20"/>
+      </w:rPr>
+    </w:lvl>
+    <w:lvl w:ilvl="1">
+      <w:start w:val="1"/>
+      <w:numFmt w:val="bullet"/>
+      <w:lvlText w:val="o"/>
+      <w:lvlJc w:val="left"/>
+      <w:pPr>
+        <w:tabs>
+          <w:tab w:val="num" w:pos="1440"/>
+        </w:tabs>
+        <w:ind w:left="1440" w:hanging="360"/>
+      </w:pPr>
+      <w:rPr>
+        <w:rFonts w:ascii="Courier New" w:hAnsi="Courier New" w:hint="default"/>
+        <w:sz w:val="20"/>
+      </w:rPr>
+    </w:lvl>
+    <w:lvl w:ilvl="2" w:tentative="1">
+      <w:start w:val="1"/>
+      <w:numFmt w:val="bullet"/>
+      <w:lvlText w:val=""/>
+      <w:lvlJc w:val="left"/>
+      <w:pPr>
+        <w:tabs>
+          <w:tab w:val="num" w:pos="2160"/>
+        </w:tabs>
+        <w:ind w:left="2160" w:hanging="360"/>
+      </w:pPr>
+      <w:rPr>
+        <w:rFonts w:ascii="Wingdings" w:hAnsi="Wingdings" w:hint="default"/>
+        <w:sz w:val="20"/>
+      </w:rPr>
+    </w:lvl>
+    <w:lvl w:ilvl="3" w:tentative="1">
+      <w:start w:val="1"/>
+      <w:numFmt w:val="bullet"/>
+      <w:lvlText w:val=""/>
+      <w:lvlJc w:val="left"/>
+      <w:pPr>
+        <w:tabs>
+          <w:tab w:val="num" w:pos="2880"/>
+        </w:tabs>
+        <w:ind w:left="2880" w:hanging="360"/>
+      </w:pPr>
+      <w:rPr>
+        <w:rFonts w:ascii="Wingdings" w:hAnsi="Wingdings" w:hint="default"/>
+        <w:sz w:val="20"/>
+      </w:rPr>
+    </w:lvl>
+    <w:lvl w:ilvl="4" w:tentative="1">
+      <w:start w:val="1"/>
+      <w:numFmt w:val="bullet"/>
+      <w:lvlText w:val=""/>
+      <w:lvlJc w:val="left"/>
+      <w:pPr>
+        <w:tabs>
+          <w:tab w:val="num" w:pos="3600"/>
+        </w:tabs>
+        <w:ind w:left="3600" w:hanging="360"/>
+      </w:pPr>
+      <w:rPr>
+        <w:rFonts w:ascii="Wingdings" w:hAnsi="Wingdings" w:hint="default"/>
+        <w:sz w:val="20"/>
+      </w:rPr>
+    </w:lvl>
+    <w:lvl w:ilvl="5" w:tentative="1">
+      <w:start w:val="1"/>
+      <w:numFmt w:val="bullet"/>
+      <w:lvlText w:val=""/>
+      <w:lvlJc w:val="left"/>
+      <w:pPr>
+        <w:tabs>
+          <w:tab w:val="num" w:pos="4320"/>
+        </w:tabs>
+        <w:ind w:left="4320" w:hanging="360"/>
+      </w:pPr>
+      <w:rPr>
+        <w:rFonts w:ascii="Wingdings" w:hAnsi="Wingdings" w:hint="default"/>
+        <w:sz w:val="20"/>
+      </w:rPr>
+    </w:lvl>
+    <w:lvl w:ilvl="6" w:tentative="1">
+      <w:start w:val="1"/>
+      <w:numFmt w:val="bullet"/>
+      <w:lvlText w:val=""/>
+      <w:lvlJc w:val="left"/>
+      <w:pPr>
+        <w:tabs>
+          <w:tab w:val="num" w:pos="5040"/>
+        </w:tabs>
+        <w:ind w:left="5040" w:hanging="360"/>
+      </w:pPr>
+      <w:rPr>
+        <w:rFonts w:ascii="Wingdings" w:hAnsi="Wingdings" w:hint="default"/>
+        <w:sz w:val="20"/>
+      </w:rPr>
+    </w:lvl>
+    <w:lvl w:ilvl="7" w:tentative="1">
+      <w:start w:val="1"/>
+      <w:numFmt w:val="bullet"/>
+      <w:lvlText w:val=""/>
+      <w:lvlJc w:val="left"/>
+      <w:pPr>
+        <w:tabs>
+          <w:tab w:val="num" w:pos="5760"/>
+        </w:tabs>
+        <w:ind w:left="5760" w:hanging="360"/>
+      </w:pPr>
+      <w:rPr>
+        <w:rFonts w:ascii="Wingdings" w:hAnsi="Wingdings" w:hint="default"/>
+        <w:sz w:val="20"/>
+      </w:rPr>
+    </w:lvl>
+    <w:lvl w:ilvl="8" w:tentative="1">
+      <w:start w:val="1"/>
+      <w:numFmt w:val="bullet"/>
+      <w:lvlText w:val=""/>
+      <w:lvlJc w:val="left"/>
+      <w:pPr>
+        <w:tabs>
+          <w:tab w:val="num" w:pos="6480"/>
+        </w:tabs>
+        <w:ind w:left="6480" w:hanging="360"/>
+      </w:pPr>
+      <w:rPr>
+        <w:rFonts w:ascii="Wingdings" w:hAnsi="Wingdings" w:hint="default"/>
+        <w:sz w:val="20"/>
+      </w:rPr>
+    </w:lvl>
+  </w:abstractNum>
+  <w:abstractNum w:abstractNumId="6" w15:restartNumberingAfterBreak="0">
+    <w:nsid w:val="5C420C22"/>
+    <w:multiLevelType w:val="multilevel"/>
+    <w:tmpl w:val="45F05EAE"/>
+    <w:lvl w:ilvl="0">
+      <w:start w:val="1"/>
+      <w:numFmt w:val="bullet"/>
+      <w:lvlText w:val=""/>
+      <w:lvlJc w:val="left"/>
+      <w:pPr>
+        <w:tabs>
+          <w:tab w:val="num" w:pos="720"/>
+        </w:tabs>
+        <w:ind w:left="720" w:hanging="360"/>
+      </w:pPr>
+      <w:rPr>
+        <w:rFonts w:ascii="Symbol" w:hAnsi="Symbol" w:hint="default"/>
+        <w:sz w:val="20"/>
+      </w:rPr>
+    </w:lvl>
+    <w:lvl w:ilvl="1">
+      <w:start w:val="1"/>
+      <w:numFmt w:val="bullet"/>
+      <w:lvlText w:val="o"/>
+      <w:lvlJc w:val="left"/>
+      <w:pPr>
+        <w:tabs>
+          <w:tab w:val="num" w:pos="1440"/>
+        </w:tabs>
+        <w:ind w:left="1440" w:hanging="360"/>
+      </w:pPr>
+      <w:rPr>
+        <w:rFonts w:ascii="Courier New" w:hAnsi="Courier New" w:hint="default"/>
+        <w:sz w:val="20"/>
+      </w:rPr>
+    </w:lvl>
+    <w:lvl w:ilvl="2" w:tentative="1">
+      <w:start w:val="1"/>
+      <w:numFmt w:val="bullet"/>
+      <w:lvlText w:val=""/>
+      <w:lvlJc w:val="left"/>
+      <w:pPr>
+        <w:tabs>
+          <w:tab w:val="num" w:pos="2160"/>
+        </w:tabs>
+        <w:ind w:left="2160" w:hanging="360"/>
+      </w:pPr>
+      <w:rPr>
+        <w:rFonts w:ascii="Wingdings" w:hAnsi="Wingdings" w:hint="default"/>
+        <w:sz w:val="20"/>
+      </w:rPr>
+    </w:lvl>
+    <w:lvl w:ilvl="3" w:tentative="1">
+      <w:start w:val="1"/>
+      <w:numFmt w:val="bullet"/>
+      <w:lvlText w:val=""/>
+      <w:lvlJc w:val="left"/>
+      <w:pPr>
+        <w:tabs>
+          <w:tab w:val="num" w:pos="2880"/>
+        </w:tabs>
+        <w:ind w:left="2880" w:hanging="360"/>
+      </w:pPr>
+      <w:rPr>
+        <w:rFonts w:ascii="Wingdings" w:hAnsi="Wingdings" w:hint="default"/>
+        <w:sz w:val="20"/>
+      </w:rPr>
+    </w:lvl>
+    <w:lvl w:ilvl="4" w:tentative="1">
+      <w:start w:val="1"/>
+      <w:numFmt w:val="bullet"/>
+      <w:lvlText w:val=""/>
+      <w:lvlJc w:val="left"/>
+      <w:pPr>
+        <w:tabs>
+          <w:tab w:val="num" w:pos="3600"/>
+        </w:tabs>
+        <w:ind w:left="3600" w:hanging="360"/>
+      </w:pPr>
+      <w:rPr>
+        <w:rFonts w:ascii="Wingdings" w:hAnsi="Wingdings" w:hint="default"/>
+        <w:sz w:val="20"/>
+      </w:rPr>
+    </w:lvl>
+    <w:lvl w:ilvl="5" w:tentative="1">
+      <w:start w:val="1"/>
+      <w:numFmt w:val="bullet"/>
+      <w:lvlText w:val=""/>
+      <w:lvlJc w:val="left"/>
+      <w:pPr>
+        <w:tabs>
+          <w:tab w:val="num" w:pos="4320"/>
+        </w:tabs>
+        <w:ind w:left="4320" w:hanging="360"/>
+      </w:pPr>
+      <w:rPr>
+        <w:rFonts w:ascii="Wingdings" w:hAnsi="Wingdings" w:hint="default"/>
+        <w:sz w:val="20"/>
+      </w:rPr>
+    </w:lvl>
+    <w:lvl w:ilvl="6" w:tentative="1">
+      <w:start w:val="1"/>
+      <w:numFmt w:val="bullet"/>
+      <w:lvlText w:val=""/>
+      <w:lvlJc w:val="left"/>
+      <w:pPr>
+        <w:tabs>
+          <w:tab w:val="num" w:pos="5040"/>
+        </w:tabs>
+        <w:ind w:left="5040" w:hanging="360"/>
+      </w:pPr>
+      <w:rPr>
+        <w:rFonts w:ascii="Wingdings" w:hAnsi="Wingdings" w:hint="default"/>
+        <w:sz w:val="20"/>
+      </w:rPr>
+    </w:lvl>
+    <w:lvl w:ilvl="7" w:tentative="1">
+      <w:start w:val="1"/>
+      <w:numFmt w:val="bullet"/>
+      <w:lvlText w:val=""/>
+      <w:lvlJc w:val="left"/>
+      <w:pPr>
+        <w:tabs>
+          <w:tab w:val="num" w:pos="5760"/>
+        </w:tabs>
+        <w:ind w:left="5760" w:hanging="360"/>
+      </w:pPr>
+      <w:rPr>
+        <w:rFonts w:ascii="Wingdings" w:hAnsi="Wingdings" w:hint="default"/>
+        <w:sz w:val="20"/>
+      </w:rPr>
+    </w:lvl>
+    <w:lvl w:ilvl="8" w:tentative="1">
+      <w:start w:val="1"/>
+      <w:numFmt w:val="bullet"/>
+      <w:lvlText w:val=""/>
+      <w:lvlJc w:val="left"/>
+      <w:pPr>
+        <w:tabs>
+          <w:tab w:val="num" w:pos="6480"/>
+        </w:tabs>
+        <w:ind w:left="6480" w:hanging="360"/>
+      </w:pPr>
+      <w:rPr>
+        <w:rFonts w:ascii="Wingdings" w:hAnsi="Wingdings" w:hint="default"/>
+        <w:sz w:val="20"/>
+      </w:rPr>
+    </w:lvl>
+  </w:abstractNum>
+  <w:abstractNum w:abstractNumId="7" w15:restartNumberingAfterBreak="0">
+    <w:nsid w:val="602D618E"/>
+    <w:multiLevelType w:val="multilevel"/>
+    <w:tmpl w:val="BBE242B6"/>
+    <w:lvl w:ilvl="0">
+      <w:start w:val="1"/>
+      <w:numFmt w:val="bullet"/>
+      <w:lvlText w:val=""/>
+      <w:lvlJc w:val="left"/>
+      <w:pPr>
+        <w:tabs>
+          <w:tab w:val="num" w:pos="720"/>
+        </w:tabs>
+        <w:ind w:left="720" w:hanging="360"/>
+      </w:pPr>
+      <w:rPr>
+        <w:rFonts w:ascii="Symbol" w:hAnsi="Symbol" w:hint="default"/>
+        <w:sz w:val="20"/>
+      </w:rPr>
+    </w:lvl>
+    <w:lvl w:ilvl="1">
+      <w:start w:val="1"/>
+      <w:numFmt w:val="bullet"/>
+      <w:lvlText w:val="o"/>
+      <w:lvlJc w:val="left"/>
+      <w:pPr>
+        <w:tabs>
+          <w:tab w:val="num" w:pos="1440"/>
+        </w:tabs>
+        <w:ind w:left="1440" w:hanging="360"/>
+      </w:pPr>
+      <w:rPr>
+        <w:rFonts w:ascii="Courier New" w:hAnsi="Courier New" w:hint="default"/>
+        <w:sz w:val="20"/>
+      </w:rPr>
+    </w:lvl>
+    <w:lvl w:ilvl="2" w:tentative="1">
+      <w:start w:val="1"/>
+      <w:numFmt w:val="bullet"/>
+      <w:lvlText w:val=""/>
+      <w:lvlJc w:val="left"/>
+      <w:pPr>
+        <w:tabs>
+          <w:tab w:val="num" w:pos="2160"/>
+        </w:tabs>
+        <w:ind w:left="2160" w:hanging="360"/>
+      </w:pPr>
+      <w:rPr>
+        <w:rFonts w:ascii="Wingdings" w:hAnsi="Wingdings" w:hint="default"/>
+        <w:sz w:val="20"/>
+      </w:rPr>
+    </w:lvl>
+    <w:lvl w:ilvl="3" w:tentative="1">
+      <w:start w:val="1"/>
+      <w:numFmt w:val="bullet"/>
+      <w:lvlText w:val=""/>
+      <w:lvlJc w:val="left"/>
+      <w:pPr>
+        <w:tabs>
+          <w:tab w:val="num" w:pos="2880"/>
+        </w:tabs>
+        <w:ind w:left="2880" w:hanging="360"/>
+      </w:pPr>
+      <w:rPr>
+        <w:rFonts w:ascii="Wingdings" w:hAnsi="Wingdings" w:hint="default"/>
+        <w:sz w:val="20"/>
+      </w:rPr>
+    </w:lvl>
+    <w:lvl w:ilvl="4" w:tentative="1">
+      <w:start w:val="1"/>
+      <w:numFmt w:val="bullet"/>
+      <w:lvlText w:val=""/>
+      <w:lvlJc w:val="left"/>
+      <w:pPr>
+        <w:tabs>
+          <w:tab w:val="num" w:pos="3600"/>
+        </w:tabs>
+        <w:ind w:left="3600" w:hanging="360"/>
+      </w:pPr>
+      <w:rPr>
+        <w:rFonts w:ascii="Wingdings" w:hAnsi="Wingdings" w:hint="default"/>
+        <w:sz w:val="20"/>
+      </w:rPr>
+    </w:lvl>
+    <w:lvl w:ilvl="5" w:tentative="1">
+      <w:start w:val="1"/>
+      <w:numFmt w:val="bullet"/>
+      <w:lvlText w:val=""/>
+      <w:lvlJc w:val="left"/>
+      <w:pPr>
+        <w:tabs>
+          <w:tab w:val="num" w:pos="4320"/>
+        </w:tabs>
+        <w:ind w:left="4320" w:hanging="360"/>
+      </w:pPr>
+      <w:rPr>
+        <w:rFonts w:ascii="Wingdings" w:hAnsi="Wingdings" w:hint="default"/>
+        <w:sz w:val="20"/>
+      </w:rPr>
+    </w:lvl>
+    <w:lvl w:ilvl="6" w:tentative="1">
+      <w:start w:val="1"/>
+      <w:numFmt w:val="bullet"/>
+      <w:lvlText w:val=""/>
+      <w:lvlJc w:val="left"/>
+      <w:pPr>
+        <w:tabs>
+          <w:tab w:val="num" w:pos="5040"/>
+        </w:tabs>
+        <w:ind w:left="5040" w:hanging="360"/>
+      </w:pPr>
+      <w:rPr>
+        <w:rFonts w:ascii="Wingdings" w:hAnsi="Wingdings" w:hint="default"/>
+        <w:sz w:val="20"/>
+      </w:rPr>
+    </w:lvl>
+    <w:lvl w:ilvl="7" w:tentative="1">
+      <w:start w:val="1"/>
+      <w:numFmt w:val="bullet"/>
+      <w:lvlText w:val=""/>
+      <w:lvlJc w:val="left"/>
+      <w:pPr>
+        <w:tabs>
+          <w:tab w:val="num" w:pos="5760"/>
+        </w:tabs>
+        <w:ind w:left="5760" w:hanging="360"/>
+      </w:pPr>
+      <w:rPr>
+        <w:rFonts w:ascii="Wingdings" w:hAnsi="Wingdings" w:hint="default"/>
+        <w:sz w:val="20"/>
+      </w:rPr>
+    </w:lvl>
+    <w:lvl w:ilvl="8" w:tentative="1">
+      <w:start w:val="1"/>
+      <w:numFmt w:val="bullet"/>
+      <w:lvlText w:val=""/>
+      <w:lvlJc w:val="left"/>
+      <w:pPr>
+        <w:tabs>
+          <w:tab w:val="num" w:pos="6480"/>
+        </w:tabs>
+        <w:ind w:left="6480" w:hanging="360"/>
+      </w:pPr>
+      <w:rPr>
+        <w:rFonts w:ascii="Wingdings" w:hAnsi="Wingdings" w:hint="default"/>
+        <w:sz w:val="20"/>
+      </w:rPr>
+    </w:lvl>
+  </w:abstractNum>
+  <w:abstractNum w:abstractNumId="8" w15:restartNumberingAfterBreak="0">
+    <w:nsid w:val="62F77CCB"/>
+    <w:multiLevelType w:val="multilevel"/>
+    <w:tmpl w:val="A32A16FE"/>
+    <w:lvl w:ilvl="0">
+      <w:start w:val="1"/>
+      <w:numFmt w:val="bullet"/>
+      <w:lvlText w:val=""/>
+      <w:lvlJc w:val="left"/>
+      <w:pPr>
+        <w:tabs>
+          <w:tab w:val="num" w:pos="720"/>
+        </w:tabs>
+        <w:ind w:left="720" w:hanging="360"/>
+      </w:pPr>
+      <w:rPr>
+        <w:rFonts w:ascii="Symbol" w:hAnsi="Symbol" w:hint="default"/>
+        <w:sz w:val="20"/>
+      </w:rPr>
+    </w:lvl>
+    <w:lvl w:ilvl="1">
+      <w:start w:val="1"/>
+      <w:numFmt w:val="bullet"/>
+      <w:lvlText w:val="o"/>
+      <w:lvlJc w:val="left"/>
+      <w:pPr>
+        <w:tabs>
+          <w:tab w:val="num" w:pos="1440"/>
+        </w:tabs>
+        <w:ind w:left="1440" w:hanging="360"/>
+      </w:pPr>
+      <w:rPr>
+        <w:rFonts w:ascii="Courier New" w:hAnsi="Courier New" w:hint="default"/>
+        <w:sz w:val="20"/>
+      </w:rPr>
+    </w:lvl>
+    <w:lvl w:ilvl="2" w:tentative="1">
+      <w:start w:val="1"/>
+      <w:numFmt w:val="bullet"/>
+      <w:lvlText w:val=""/>
+      <w:lvlJc w:val="left"/>
+      <w:pPr>
+        <w:tabs>
+          <w:tab w:val="num" w:pos="2160"/>
+        </w:tabs>
+        <w:ind w:left="2160" w:hanging="360"/>
+      </w:pPr>
+      <w:rPr>
+        <w:rFonts w:ascii="Wingdings" w:hAnsi="Wingdings" w:hint="default"/>
+        <w:sz w:val="20"/>
+      </w:rPr>
+    </w:lvl>
+    <w:lvl w:ilvl="3" w:tentative="1">
+      <w:start w:val="1"/>
+      <w:numFmt w:val="bullet"/>
+      <w:lvlText w:val=""/>
+      <w:lvlJc w:val="left"/>
+      <w:pPr>
+        <w:tabs>
+          <w:tab w:val="num" w:pos="2880"/>
+        </w:tabs>
+        <w:ind w:left="2880" w:hanging="360"/>
+      </w:pPr>
+      <w:rPr>
+        <w:rFonts w:ascii="Wingdings" w:hAnsi="Wingdings" w:hint="default"/>
+        <w:sz w:val="20"/>
+      </w:rPr>
+    </w:lvl>
+    <w:lvl w:ilvl="4" w:tentative="1">
+      <w:start w:val="1"/>
+      <w:numFmt w:val="bullet"/>
+      <w:lvlText w:val=""/>
+      <w:lvlJc w:val="left"/>
+      <w:pPr>
+        <w:tabs>
+          <w:tab w:val="num" w:pos="3600"/>
+        </w:tabs>
+        <w:ind w:left="3600" w:hanging="360"/>
+      </w:pPr>
+      <w:rPr>
+        <w:rFonts w:ascii="Wingdings" w:hAnsi="Wingdings" w:hint="default"/>
+        <w:sz w:val="20"/>
+      </w:rPr>
+    </w:lvl>
+    <w:lvl w:ilvl="5" w:tentative="1">
+      <w:start w:val="1"/>
+      <w:numFmt w:val="bullet"/>
+      <w:lvlText w:val=""/>
+      <w:lvlJc w:val="left"/>
+      <w:pPr>
+        <w:tabs>
+          <w:tab w:val="num" w:pos="4320"/>
+        </w:tabs>
+        <w:ind w:left="4320" w:hanging="360"/>
+      </w:pPr>
+      <w:rPr>
+        <w:rFonts w:ascii="Wingdings" w:hAnsi="Wingdings" w:hint="default"/>
+        <w:sz w:val="20"/>
+      </w:rPr>
+    </w:lvl>
+    <w:lvl w:ilvl="6" w:tentative="1">
+      <w:start w:val="1"/>
+      <w:numFmt w:val="bullet"/>
+      <w:lvlText w:val=""/>
+      <w:lvlJc w:val="left"/>
+      <w:pPr>
+        <w:tabs>
+          <w:tab w:val="num" w:pos="5040"/>
+        </w:tabs>
+        <w:ind w:left="5040" w:hanging="360"/>
+      </w:pPr>
+      <w:rPr>
+        <w:rFonts w:ascii="Wingdings" w:hAnsi="Wingdings" w:hint="default"/>
+        <w:sz w:val="20"/>
+      </w:rPr>
+    </w:lvl>
+    <w:lvl w:ilvl="7" w:tentative="1">
+      <w:start w:val="1"/>
+      <w:numFmt w:val="bullet"/>
+      <w:lvlText w:val=""/>
+      <w:lvlJc w:val="left"/>
+      <w:pPr>
+        <w:tabs>
+          <w:tab w:val="num" w:pos="5760"/>
+        </w:tabs>
+        <w:ind w:left="5760" w:hanging="360"/>
+      </w:pPr>
+      <w:rPr>
+        <w:rFonts w:ascii="Wingdings" w:hAnsi="Wingdings" w:hint="default"/>
+        <w:sz w:val="20"/>
+      </w:rPr>
+    </w:lvl>
+    <w:lvl w:ilvl="8" w:tentative="1">
+      <w:start w:val="1"/>
+      <w:numFmt w:val="bullet"/>
+      <w:lvlText w:val=""/>
+      <w:lvlJc w:val="left"/>
+      <w:pPr>
+        <w:tabs>
+          <w:tab w:val="num" w:pos="6480"/>
+        </w:tabs>
+        <w:ind w:left="6480" w:hanging="360"/>
+      </w:pPr>
+      <w:rPr>
+        <w:rFonts w:ascii="Wingdings" w:hAnsi="Wingdings" w:hint="default"/>
+        <w:sz w:val="20"/>
+      </w:rPr>
+    </w:lvl>
+  </w:abstractNum>
+  <w:abstractNum w:abstractNumId="9" w15:restartNumberingAfterBreak="0">
+    <w:nsid w:val="7A49131D"/>
+    <w:multiLevelType w:val="multilevel"/>
+    <w:tmpl w:val="0A3AC152"/>
+    <w:lvl w:ilvl="0">
+      <w:start w:val="1"/>
+      <w:numFmt w:val="bullet"/>
+      <w:lvlText w:val=""/>
+      <w:lvlJc w:val="left"/>
+      <w:pPr>
+        <w:tabs>
+          <w:tab w:val="num" w:pos="720"/>
+        </w:tabs>
+        <w:ind w:left="720" w:hanging="360"/>
+      </w:pPr>
+      <w:rPr>
+        <w:rFonts w:ascii="Symbol" w:hAnsi="Symbol" w:hint="default"/>
+        <w:sz w:val="20"/>
+      </w:rPr>
+    </w:lvl>
+    <w:lvl w:ilvl="1">
+      <w:start w:val="1"/>
+      <w:numFmt w:val="bullet"/>
+      <w:lvlText w:val="o"/>
+      <w:lvlJc w:val="left"/>
+      <w:pPr>
+        <w:tabs>
+          <w:tab w:val="num" w:pos="1440"/>
+        </w:tabs>
+        <w:ind w:left="1440" w:hanging="360"/>
+      </w:pPr>
+      <w:rPr>
+        <w:rFonts w:ascii="Courier New" w:hAnsi="Courier New" w:hint="default"/>
+        <w:sz w:val="20"/>
+      </w:rPr>
+    </w:lvl>
+    <w:lvl w:ilvl="2" w:tentative="1">
+      <w:start w:val="1"/>
+      <w:numFmt w:val="bullet"/>
+      <w:lvlText w:val=""/>
+      <w:lvlJc w:val="left"/>
+      <w:pPr>
+        <w:tabs>
+          <w:tab w:val="num" w:pos="2160"/>
+        </w:tabs>
+        <w:ind w:left="2160" w:hanging="360"/>
+      </w:pPr>
+      <w:rPr>
+        <w:rFonts w:ascii="Wingdings" w:hAnsi="Wingdings" w:hint="default"/>
+        <w:sz w:val="20"/>
+      </w:rPr>
+    </w:lvl>
+    <w:lvl w:ilvl="3" w:tentative="1">
+      <w:start w:val="1"/>
+      <w:numFmt w:val="bullet"/>
+      <w:lvlText w:val=""/>
+      <w:lvlJc w:val="left"/>
+      <w:pPr>
+        <w:tabs>
+          <w:tab w:val="num" w:pos="2880"/>
+        </w:tabs>
+        <w:ind w:left="2880" w:hanging="360"/>
+      </w:pPr>
+      <w:rPr>
+        <w:rFonts w:ascii="Wingdings" w:hAnsi="Wingdings" w:hint="default"/>
+        <w:sz w:val="20"/>
+      </w:rPr>
+    </w:lvl>
+    <w:lvl w:ilvl="4" w:tentative="1">
+      <w:start w:val="1"/>
+      <w:numFmt w:val="bullet"/>
+      <w:lvlText w:val=""/>
+      <w:lvlJc w:val="left"/>
+      <w:pPr>
+        <w:tabs>
+          <w:tab w:val="num" w:pos="3600"/>
+        </w:tabs>
+        <w:ind w:left="3600" w:hanging="360"/>
+      </w:pPr>
+      <w:rPr>
+        <w:rFonts w:ascii="Wingdings" w:hAnsi="Wingdings" w:hint="default"/>
+        <w:sz w:val="20"/>
+      </w:rPr>
+    </w:lvl>
+    <w:lvl w:ilvl="5" w:tentative="1">
+      <w:start w:val="1"/>
+      <w:numFmt w:val="bullet"/>
+      <w:lvlText w:val=""/>
+      <w:lvlJc w:val="left"/>
+      <w:pPr>
+        <w:tabs>
+          <w:tab w:val="num" w:pos="4320"/>
+        </w:tabs>
+        <w:ind w:left="4320" w:hanging="360"/>
+      </w:pPr>
+      <w:rPr>
+        <w:rFonts w:ascii="Wingdings" w:hAnsi="Wingdings" w:hint="default"/>
+        <w:sz w:val="20"/>
+      </w:rPr>
+    </w:lvl>
+    <w:lvl w:ilvl="6" w:tentative="1">
+      <w:start w:val="1"/>
+      <w:numFmt w:val="bullet"/>
+      <w:lvlText w:val=""/>
+      <w:lvlJc w:val="left"/>
+      <w:pPr>
+        <w:tabs>
+          <w:tab w:val="num" w:pos="5040"/>
+        </w:tabs>
+        <w:ind w:left="5040" w:hanging="360"/>
+      </w:pPr>
+      <w:rPr>
+        <w:rFonts w:ascii="Wingdings" w:hAnsi="Wingdings" w:hint="default"/>
+        <w:sz w:val="20"/>
+      </w:rPr>
+    </w:lvl>
+    <w:lvl w:ilvl="7" w:tentative="1">
+      <w:start w:val="1"/>
+      <w:numFmt w:val="bullet"/>
+      <w:lvlText w:val=""/>
+      <w:lvlJc w:val="left"/>
+      <w:pPr>
+        <w:tabs>
+          <w:tab w:val="num" w:pos="5760"/>
+        </w:tabs>
+        <w:ind w:left="5760" w:hanging="360"/>
+      </w:pPr>
+      <w:rPr>
+        <w:rFonts w:ascii="Wingdings" w:hAnsi="Wingdings" w:hint="default"/>
+        <w:sz w:val="20"/>
+      </w:rPr>
+    </w:lvl>
+    <w:lvl w:ilvl="8" w:tentative="1">
+      <w:start w:val="1"/>
+      <w:numFmt w:val="bullet"/>
+      <w:lvlText w:val=""/>
+      <w:lvlJc w:val="left"/>
+      <w:pPr>
+        <w:tabs>
+          <w:tab w:val="num" w:pos="6480"/>
+        </w:tabs>
+        <w:ind w:left="6480" w:hanging="360"/>
+      </w:pPr>
+      <w:rPr>
+        <w:rFonts w:ascii="Wingdings" w:hAnsi="Wingdings" w:hint="default"/>
+        <w:sz w:val="20"/>
+      </w:rPr>
+    </w:lvl>
+  </w:abstractNum>
+  <w:num w:numId="1" w16cid:durableId="1179542891">
+    <w:abstractNumId w:val="4"/>
+  </w:num>
+  <w:num w:numId="2" w16cid:durableId="1176044104">
+    <w:abstractNumId w:val="8"/>
+  </w:num>
+  <w:num w:numId="3" w16cid:durableId="96407389">
+    <w:abstractNumId w:val="0"/>
+  </w:num>
+  <w:num w:numId="4" w16cid:durableId="1810702473">
+    <w:abstractNumId w:val="1"/>
+  </w:num>
+  <w:num w:numId="5" w16cid:durableId="1982997133">
+    <w:abstractNumId w:val="3"/>
+  </w:num>
+  <w:num w:numId="6" w16cid:durableId="374475094">
+    <w:abstractNumId w:val="8"/>
+  </w:num>
+  <w:num w:numId="7" w16cid:durableId="1270894509">
+    <w:abstractNumId w:val="7"/>
+  </w:num>
+  <w:num w:numId="8" w16cid:durableId="1133403487">
+    <w:abstractNumId w:val="5"/>
+  </w:num>
+  <w:num w:numId="9" w16cid:durableId="2081051910">
+    <w:abstractNumId w:val="9"/>
+  </w:num>
+  <w:num w:numId="10" w16cid:durableId="64380880">
+    <w:abstractNumId w:val="2"/>
+  </w:num>
+  <w:num w:numId="11" w16cid:durableId="1254628622">
+    <w:abstractNumId w:val="6"/>
+  </w:num>
+</w:numbering>
 </file>
 
 <file path=word/styles.xml><?xml version="1.0" encoding="utf-8"?>
@@ -12581,7 +18540,7 @@
   <w:style w:type="paragraph" w:default="1" w:styleId="Normal">
     <w:name w:val="Normal"/>
     <w:qFormat/>
-    <w:rsid w:val="00CE65AA"/>
+    <w:rsid w:val="00612F0B"/>
     <w:pPr>
       <w:spacing w:after="428" w:line="256" w:lineRule="auto"/>
       <w:ind w:left="10" w:hanging="10"/>
@@ -12631,6 +18590,27 @@
       <w:b/>
       <w:color w:val="000000"/>
       <w:sz w:val="29"/>
+    </w:rPr>
+  </w:style>
+  <w:style w:type="paragraph" w:styleId="Heading3">
+    <w:name w:val="heading 3"/>
+    <w:basedOn w:val="Normal"/>
+    <w:next w:val="Normal"/>
+    <w:link w:val="Heading3Char"/>
+    <w:uiPriority w:val="9"/>
+    <w:semiHidden/>
+    <w:unhideWhenUsed/>
+    <w:qFormat/>
+    <w:rsid w:val="00836C86"/>
+    <w:pPr>
+      <w:keepNext/>
+      <w:keepLines/>
+      <w:spacing w:before="40" w:after="0"/>
+      <w:outlineLvl w:val="2"/>
+    </w:pPr>
+    <w:rPr>
+      <w:rFonts w:asciiTheme="majorHAnsi" w:eastAsiaTheme="majorEastAsia" w:hAnsiTheme="majorHAnsi" w:cstheme="majorBidi"/>
+      <w:color w:val="0A2F40" w:themeColor="accent1" w:themeShade="7F"/>
     </w:rPr>
   </w:style>
   <w:style w:type="character" w:default="1" w:styleId="DefaultParagraphFont">
@@ -12759,6 +18739,29 @@
     <w:rPr>
       <w:rFonts w:ascii="Times New Roman" w:hAnsi="Times New Roman" w:cs="Times New Roman"/>
     </w:rPr>
+  </w:style>
+  <w:style w:type="character" w:customStyle="1" w:styleId="Heading3Char">
+    <w:name w:val="Heading 3 Char"/>
+    <w:basedOn w:val="DefaultParagraphFont"/>
+    <w:link w:val="Heading3"/>
+    <w:uiPriority w:val="9"/>
+    <w:semiHidden/>
+    <w:rsid w:val="00836C86"/>
+    <w:rPr>
+      <w:rFonts w:asciiTheme="majorHAnsi" w:eastAsiaTheme="majorEastAsia" w:hAnsiTheme="majorHAnsi" w:cstheme="majorBidi"/>
+      <w:color w:val="0A2F40" w:themeColor="accent1" w:themeShade="7F"/>
+    </w:rPr>
+  </w:style>
+  <w:style w:type="paragraph" w:styleId="ListParagraph">
+    <w:name w:val="List Paragraph"/>
+    <w:basedOn w:val="Normal"/>
+    <w:uiPriority w:val="34"/>
+    <w:qFormat/>
+    <w:rsid w:val="000D3FA9"/>
+    <w:pPr>
+      <w:ind w:left="720"/>
+      <w:contextualSpacing/>
+    </w:pPr>
   </w:style>
 </w:styles>
 </file>
